--- a/assets/docs/lfdr-signature.docx
+++ b/assets/docs/lfdr-signature.docx
@@ -477,6 +477,21 @@
           <w:szCs w:val="16"/>
         </w:rPr>
       </w:pPr>
+    </w:p>
+    <w:p>
+      <w:pPr>
+        <w:spacing w:after="220" w:line="276" w:lineRule="auto"/>
+        <w:jc w:val="both"/>
+      </w:pPr>
+      <w:r>
+        <w:rPr>
+          <w:rFonts w:ascii="Jost" w:eastAsia="Helvetica Neue" w:hAnsi="Jost" w:cs="Helvetica Neue"/>
+          <w:color w:val="4A4A4A"/>
+          <w:sz w:val="18"/>
+          <w:szCs w:val="18"/>
+        </w:rPr>
+        <w:t>Un avenant relatif à l’accompagnement Family Office peut compléter la convention de conseil lorsque l’étendue de l’accompagnement le justifie.</w:t>
+      </w:r>
     </w:p>
     <w:p>
       <w:pPr>
@@ -1809,6 +1824,259 @@
           <w:rFonts w:ascii="Cormorant Garamond" w:eastAsia="CANELA-LIGHT" w:hAnsi="Cormorant Garamond" w:cs="Cormorant Garamond"/>
           <w:b/>
           <w:bCs/>
+          <w:sz w:val="28"/>
+          <w:szCs w:val="28"/>
+        </w:rPr>
+      </w:pPr>
+    </w:p>
+    <w:p>
+      <w:pPr>
+        <w:widowControl w:val="0"/>
+        <w:tabs>
+          <w:tab w:val="center" w:pos="4819"/>
+          <w:tab w:val="right" w:pos="9355"/>
+        </w:tabs>
+        <w:spacing w:line="259" w:lineRule="auto"/>
+        <w:jc w:val="both"/>
+        <w:rPr>
+          <w:rFonts w:ascii="Jost" w:eastAsia="Helvetica Neue" w:hAnsi="Jost" w:cs="Helvetica Neue"/>
+          <w:color w:val="000000" w:themeColor="text1"/>
+          <w:sz w:val="16"/>
+          <w:szCs w:val="16"/>
+        </w:rPr>
+      </w:pPr>
+      <w:r>
+        <w:rPr>
+          <w:rFonts w:ascii="Jost" w:eastAsia="Helvetica Neue" w:hAnsi="Jost" w:cs="Helvetica Neue"/>
+          <w:color w:val="000000" w:themeColor="text1"/>
+          <w:sz w:val="16"/>
+          <w:szCs w:val="16"/>
+        </w:rPr>
+        <w:t>Les spécificités liées à l’activité de Family Office font l’objet d’un contrat distinct, établi et signé séparément. Elles rémunèrent l’accompagnement global ainsi que le suivi patrimonial personnalisé proposé par notre établissement, en fonction des besoins et des services convenus avec le client.</w:t>
+      </w:r>
+    </w:p>
+    <w:p>
+      <w:pPr>
+        <w:rPr>
+          <w:rFonts w:ascii="Cormorant Garamond" w:eastAsia="CANELA-LIGHT" w:hAnsi="Cormorant Garamond" w:cs="Cormorant Garamond"/>
+          <w:b/>
+          <w:bCs/>
+          <w:sz w:val="28"/>
+          <w:szCs w:val="28"/>
+        </w:rPr>
+      </w:pPr>
+    </w:p>
+    <w:p>
+      <w:pPr>
+        <w:rPr>
+          <w:rFonts w:ascii="Cormorant Garamond" w:eastAsia="CANELA-LIGHT" w:hAnsi="Cormorant Garamond" w:cs="Cormorant Garamond"/>
+          <w:b/>
+          <w:bCs/>
+        </w:rPr>
+      </w:pPr>
+      <w:r>
+        <w:rPr>
+          <w:rFonts w:ascii="Cormorant Garamond" w:eastAsia="CANELA-LIGHT" w:hAnsi="Cormorant Garamond" w:cs="Cormorant Garamond"/>
+          <w:b/>
+          <w:bCs/>
+        </w:rPr>
+        <w:t>Prestations complémentaires de Family Office et coordination patrimoniale</w:t>
+      </w:r>
+    </w:p>
+    <w:p>
+      <w:pPr>
+        <w:widowControl w:val="0"/>
+        <w:tabs>
+          <w:tab w:val="center" w:pos="4819"/>
+          <w:tab w:val="right" w:pos="9355"/>
+        </w:tabs>
+        <w:jc w:val="both"/>
+        <w:rPr>
+          <w:rFonts w:ascii="Helvetica Neue" w:eastAsia="Helvetica Neue" w:hAnsi="Helvetica Neue" w:cs="Helvetica Neue"/>
+          <w:color w:val="0C1621"/>
+          <w:sz w:val="18"/>
+          <w:szCs w:val="18"/>
+        </w:rPr>
+      </w:pPr>
+    </w:p>
+    <w:p>
+      <w:pPr>
+        <w:widowControl w:val="0"/>
+        <w:tabs>
+          <w:tab w:val="center" w:pos="4819"/>
+          <w:tab w:val="right" w:pos="9355"/>
+        </w:tabs>
+        <w:spacing w:line="259" w:lineRule="auto"/>
+        <w:jc w:val="both"/>
+        <w:rPr>
+          <w:rFonts w:ascii="Jost" w:eastAsia="Helvetica Neue" w:hAnsi="Jost" w:cs="Helvetica Neue"/>
+          <w:color w:val="000000" w:themeColor="text1"/>
+          <w:sz w:val="16"/>
+          <w:szCs w:val="16"/>
+        </w:rPr>
+      </w:pPr>
+      <w:r>
+        <w:rPr>
+          <w:rFonts w:ascii="Jost" w:eastAsia="Helvetica Neue" w:hAnsi="Jost" w:cs="Helvetica Neue"/>
+          <w:color w:val="000000" w:themeColor="text1"/>
+          <w:sz w:val="16"/>
+          <w:szCs w:val="16"/>
+        </w:rPr>
+        <w:t>Lorsque le client confie au cabinet une mission distincte de Family Office ou de coordination patrimoniale ne relevant pas de la distribution d’assurance, celle-ci fait l’objet d’un avenant ou d’un contrat séparé précisant son périmètre et sa rémunération. La Financière de Rochechouart n’accomplit pas, sous couvert de cette mission, les actes réservés à une profession réglementée ; les consultations ou actes juridiques, fiscaux, comptables ou notariaux qui l’exigent sont réalisés par les professionnels habilités.</w:t>
+      </w:r>
+    </w:p>
+    <w:p>
+      <w:pPr>
+        <w:pStyle w:val="Paragraphedeliste"/>
+        <w:widowControl w:val="0"/>
+        <w:numPr>
+          <w:ilvl w:val="0"/>
+          <w:numId w:val="4"/>
+        </w:numPr>
+        <w:tabs>
+          <w:tab w:val="center" w:pos="4819"/>
+          <w:tab w:val="right" w:pos="9355"/>
+        </w:tabs>
+        <w:spacing w:line="259" w:lineRule="auto"/>
+        <w:jc w:val="both"/>
+        <w:rPr>
+          <w:rFonts w:ascii="Jost" w:eastAsia="Helvetica Neue" w:hAnsi="Jost" w:cs="Helvetica Neue"/>
+          <w:color w:val="000000" w:themeColor="text1"/>
+          <w:sz w:val="16"/>
+          <w:szCs w:val="16"/>
+        </w:rPr>
+      </w:pPr>
+      <w:r>
+        <w:rPr>
+          <w:rFonts w:ascii="Jost" w:eastAsia="Helvetica Neue" w:hAnsi="Jost" w:cs="Helvetica Neue"/>
+          <w:color w:val="000000" w:themeColor="text1"/>
+          <w:sz w:val="16"/>
+          <w:szCs w:val="16"/>
+        </w:rPr>
+        <w:t xml:space="preserve">Modalité de rémunération de la mission complémentaire : </w:t>
+      </w:r>
+      <w:r>
+        <w:rPr>
+          <w:rFonts w:ascii="Jost" w:eastAsia="Helvetica Neue" w:hAnsi="Jost" w:cs="Helvetica Neue"/>
+          <w:color w:val="000000" w:themeColor="text1"/>
+          <w:sz w:val="16"/>
+          <w:szCs w:val="16"/>
+          <w:highlight w:val="yellow"/>
+        </w:rPr>
+        <w:t>XXX</w:t>
+      </w:r>
+    </w:p>
+    <w:p>
+      <w:pPr>
+        <w:pStyle w:val="Paragraphedeliste"/>
+        <w:widowControl w:val="0"/>
+        <w:numPr>
+          <w:ilvl w:val="0"/>
+          <w:numId w:val="4"/>
+        </w:numPr>
+        <w:tabs>
+          <w:tab w:val="center" w:pos="4819"/>
+          <w:tab w:val="right" w:pos="9355"/>
+        </w:tabs>
+        <w:spacing w:line="259" w:lineRule="auto"/>
+        <w:jc w:val="both"/>
+        <w:rPr>
+          <w:rFonts w:ascii="Jost" w:eastAsia="Helvetica Neue" w:hAnsi="Jost" w:cs="Helvetica Neue"/>
+          <w:color w:val="000000" w:themeColor="text1"/>
+          <w:sz w:val="16"/>
+          <w:szCs w:val="16"/>
+        </w:rPr>
+      </w:pPr>
+      <w:r>
+        <w:rPr>
+          <w:rFonts w:ascii="Jost" w:eastAsia="Helvetica Neue" w:hAnsi="Jost" w:cs="Helvetica Neue"/>
+          <w:color w:val="000000" w:themeColor="text1"/>
+          <w:sz w:val="16"/>
+          <w:szCs w:val="16"/>
+        </w:rPr>
+        <w:t xml:space="preserve">Montant ou méthode de calcul : </w:t>
+      </w:r>
+      <w:r>
+        <w:rPr>
+          <w:rFonts w:ascii="Jost" w:eastAsia="Helvetica Neue" w:hAnsi="Jost" w:cs="Helvetica Neue"/>
+          <w:color w:val="000000" w:themeColor="text1"/>
+          <w:sz w:val="16"/>
+          <w:szCs w:val="16"/>
+          <w:highlight w:val="yellow"/>
+        </w:rPr>
+        <w:t>XXX</w:t>
+      </w:r>
+    </w:p>
+    <w:p>
+      <w:pPr>
+        <w:widowControl w:val="0"/>
+        <w:tabs>
+          <w:tab w:val="center" w:pos="4819"/>
+          <w:tab w:val="right" w:pos="9355"/>
+        </w:tabs>
+        <w:spacing w:line="259" w:lineRule="auto"/>
+        <w:jc w:val="both"/>
+        <w:rPr>
+          <w:rFonts w:ascii="Jost" w:eastAsia="Helvetica Neue" w:hAnsi="Jost" w:cs="Helvetica Neue"/>
+          <w:color w:val="000000" w:themeColor="text1"/>
+          <w:sz w:val="16"/>
+          <w:szCs w:val="16"/>
+        </w:rPr>
+      </w:pPr>
+    </w:p>
+    <w:p>
+      <w:pPr>
+        <w:widowControl w:val="0"/>
+        <w:tabs>
+          <w:tab w:val="center" w:pos="4819"/>
+          <w:tab w:val="right" w:pos="9355"/>
+        </w:tabs>
+        <w:spacing w:line="259" w:lineRule="auto"/>
+        <w:jc w:val="both"/>
+        <w:rPr>
+          <w:rFonts w:ascii="Jost" w:eastAsia="Helvetica Neue" w:hAnsi="Jost" w:cs="Helvetica Neue"/>
+          <w:color w:val="000000" w:themeColor="text1"/>
+          <w:sz w:val="16"/>
+          <w:szCs w:val="16"/>
+        </w:rPr>
+      </w:pPr>
+      <w:r>
+        <w:rPr>
+          <w:rFonts w:ascii="Jost" w:eastAsia="Helvetica Neue" w:hAnsi="Jost" w:cs="Helvetica Neue"/>
+          <w:color w:val="000000" w:themeColor="text1"/>
+          <w:sz w:val="16"/>
+          <w:szCs w:val="16"/>
+        </w:rPr>
+        <w:t xml:space="preserve">Périmètre exact des prestations complémentaires : </w:t>
+      </w:r>
+      <w:r>
+        <w:rPr>
+          <w:rFonts w:ascii="Jost" w:eastAsia="Helvetica Neue" w:hAnsi="Jost" w:cs="Helvetica Neue"/>
+          <w:color w:val="000000" w:themeColor="text1"/>
+          <w:sz w:val="16"/>
+          <w:szCs w:val="16"/>
+          <w:highlight w:val="yellow"/>
+        </w:rPr>
+        <w:t>XXX</w:t>
+      </w:r>
+    </w:p>
+    <w:p>
+      <w:pPr>
+        <w:rPr>
+          <w:rFonts w:ascii="Cormorant Garamond" w:eastAsia="CANELA-LIGHT" w:hAnsi="Cormorant Garamond" w:cs="Cormorant Garamond"/>
+          <w:b/>
+          <w:bCs/>
+          <w:sz w:val="28"/>
+          <w:szCs w:val="28"/>
+        </w:rPr>
+      </w:pPr>
+    </w:p>
+    <w:p>
+      <w:pPr>
+        <w:rPr>
+          <w:rFonts w:ascii="Cormorant Garamond" w:eastAsia="CANELA-LIGHT" w:hAnsi="Cormorant Garamond" w:cs="Cormorant Garamond"/>
+          <w:b/>
+          <w:bCs/>
         </w:rPr>
       </w:pPr>
       <w:r>
@@ -4016,6 +4284,2681 @@
           <w:szCs w:val="16"/>
         </w:rPr>
         <w:t>_________________________________________________________________________________________________________________</w:t>
+      </w:r>
+    </w:p>
+    <w:p>
+      <w:pPr>
+        <w:pageBreakBefore/>
+        <w:jc w:val="center"/>
+        <w:rPr>
+          <w:rFonts w:ascii="Cormorant Garamond" w:eastAsia="CANELA-LIGHT" w:hAnsi="Cormorant Garamond" w:cs="Cormorant Garamond"/>
+          <w:b/>
+          <w:bCs/>
+          <w:color w:val="001B00"/>
+          <w:sz w:val="32"/>
+          <w:szCs w:val="32"/>
+        </w:rPr>
+      </w:pPr>
+      <w:r>
+        <w:rPr>
+          <w:rFonts w:ascii="Cormorant Garamond" w:eastAsia="CANELA-LIGHT" w:hAnsi="Cormorant Garamond" w:cs="Cormorant Garamond"/>
+          <w:b/>
+          <w:bCs/>
+          <w:color w:val="001B00"/>
+          <w:sz w:val="32"/>
+          <w:szCs w:val="32"/>
+        </w:rPr>
+        <w:lastRenderedPageBreak/>
+        <w:t>Connaissance client : Personne Morale</w:t>
+      </w:r>
+    </w:p>
+    <w:p>
+      <w:pPr>
+        <w:rPr>
+          <w:rFonts w:ascii="CANELA-LIGHT" w:eastAsia="CANELA-LIGHT" w:hAnsi="CANELA-LIGHT" w:cs="CANELA-LIGHT"/>
+          <w:color w:val="BFA27B"/>
+          <w:sz w:val="11"/>
+          <w:szCs w:val="11"/>
+        </w:rPr>
+      </w:pPr>
+    </w:p>
+    <w:p>
+      <w:pPr>
+        <w:jc w:val="center"/>
+        <w:rPr>
+          <w:rFonts w:ascii="CANELA-LIGHT" w:eastAsia="CANELA-LIGHT" w:hAnsi="CANELA-LIGHT" w:cs="CANELA-LIGHT"/>
+          <w:color w:val="BFA27B"/>
+          <w:sz w:val="11"/>
+          <w:szCs w:val="11"/>
+        </w:rPr>
+      </w:pPr>
+    </w:p>
+    <w:p>
+      <w:pPr>
+        <w:jc w:val="center"/>
+        <w:rPr>
+          <w:rFonts w:ascii="CANELA-LIGHT" w:eastAsia="CANELA-LIGHT" w:hAnsi="CANELA-LIGHT" w:cs="CANELA-LIGHT"/>
+          <w:color w:val="BFA27B"/>
+          <w:sz w:val="11"/>
+          <w:szCs w:val="11"/>
+        </w:rPr>
+      </w:pPr>
+    </w:p>
+    <w:p>
+      <w:pPr>
+        <w:rPr>
+          <w:rFonts w:ascii="Cormorant Garamond" w:eastAsia="CANELA-LIGHT" w:hAnsi="Cormorant Garamond" w:cs="Cormorant Garamond"/>
+          <w:b/>
+          <w:bCs/>
+          <w:color w:val="001B00"/>
+          <w:sz w:val="28"/>
+          <w:szCs w:val="28"/>
+        </w:rPr>
+      </w:pPr>
+    </w:p>
+    <w:p>
+      <w:pPr>
+        <w:rPr>
+          <w:rFonts w:ascii="Cormorant Garamond" w:eastAsia="CANELA-LIGHT" w:hAnsi="Cormorant Garamond" w:cs="Cormorant Garamond"/>
+          <w:b/>
+          <w:bCs/>
+          <w:color w:val="001B00"/>
+        </w:rPr>
+      </w:pPr>
+      <w:r>
+        <w:rPr>
+          <w:rFonts w:ascii="Cormorant Garamond" w:eastAsia="CANELA-LIGHT" w:hAnsi="Cormorant Garamond" w:cs="Cormorant Garamond"/>
+          <w:b/>
+          <w:bCs/>
+          <w:color w:val="001B00"/>
+        </w:rPr>
+        <w:t>Informations relatives à la société</w:t>
+      </w:r>
+    </w:p>
+    <w:p>
+      <w:pPr>
+        <w:rPr>
+          <w:rFonts w:ascii="Cormorant Garamond" w:eastAsia="CANELA-LIGHT" w:hAnsi="Cormorant Garamond" w:cs="Cormorant Garamond"/>
+          <w:b/>
+          <w:bCs/>
+          <w:color w:val="001B00"/>
+          <w:sz w:val="28"/>
+          <w:szCs w:val="28"/>
+        </w:rPr>
+      </w:pPr>
+    </w:p>
+    <w:p>
+      <w:pPr>
+        <w:spacing w:before="120"/>
+        <w:jc w:val="both"/>
+        <w:rPr>
+          <w:rFonts w:ascii="Jost" w:eastAsia="Helvetica Neue" w:hAnsi="Jost" w:cs="Helvetica Neue"/>
+          <w:color w:val="000000" w:themeColor="text1"/>
+          <w:sz w:val="16"/>
+          <w:szCs w:val="16"/>
+        </w:rPr>
+      </w:pPr>
+      <w:r>
+        <w:rPr>
+          <w:rFonts w:ascii="Jost" w:eastAsia="Helvetica Neue" w:hAnsi="Jost" w:cs="Helvetica Neue"/>
+          <w:color w:val="000000" w:themeColor="text1"/>
+          <w:sz w:val="16"/>
+          <w:szCs w:val="16"/>
+        </w:rPr>
+        <w:t xml:space="preserve">Dénomination ou raison sociale : </w:t>
+      </w:r>
+      <w:r>
+        <w:rPr>
+          <w:rFonts w:ascii="Jost" w:eastAsia="Helvetica Neue" w:hAnsi="Jost" w:cs="Helvetica Neue"/>
+          <w:color w:val="000000" w:themeColor="text1"/>
+          <w:sz w:val="16"/>
+          <w:szCs w:val="16"/>
+          <w:highlight w:val="yellow"/>
+        </w:rPr>
+        <w:t>«PM_RAISON»</w:t>
+      </w:r>
+    </w:p>
+    <w:p>
+      <w:pPr>
+        <w:spacing w:before="120"/>
+        <w:jc w:val="both"/>
+        <w:rPr>
+          <w:rFonts w:ascii="Jost" w:eastAsia="Helvetica Neue" w:hAnsi="Jost" w:cs="Helvetica Neue"/>
+          <w:color w:val="000000" w:themeColor="text1"/>
+          <w:sz w:val="16"/>
+          <w:szCs w:val="16"/>
+        </w:rPr>
+      </w:pPr>
+      <w:r>
+        <w:rPr>
+          <w:rFonts w:ascii="Jost" w:eastAsia="Helvetica Neue" w:hAnsi="Jost" w:cs="Helvetica Neue"/>
+          <w:color w:val="000000" w:themeColor="text1"/>
+          <w:sz w:val="16"/>
+          <w:szCs w:val="16"/>
+        </w:rPr>
+        <w:t>_________________________________________________________________________________________________________________</w:t>
+      </w:r>
+    </w:p>
+    <w:p>
+      <w:pPr>
+        <w:spacing w:before="120"/>
+        <w:jc w:val="both"/>
+        <w:rPr>
+          <w:rFonts w:ascii="Jost" w:eastAsia="Helvetica Neue" w:hAnsi="Jost" w:cs="Helvetica Neue"/>
+          <w:color w:val="000000" w:themeColor="text1"/>
+          <w:sz w:val="16"/>
+          <w:szCs w:val="16"/>
+        </w:rPr>
+      </w:pPr>
+      <w:r>
+        <w:rPr>
+          <w:rFonts w:ascii="Jost" w:eastAsia="Helvetica Neue" w:hAnsi="Jost" w:cs="Helvetica Neue"/>
+          <w:color w:val="000000" w:themeColor="text1"/>
+          <w:sz w:val="16"/>
+          <w:szCs w:val="16"/>
+        </w:rPr>
+        <w:t xml:space="preserve">Montant du capital social : </w:t>
+      </w:r>
+      <w:r>
+        <w:rPr>
+          <w:rFonts w:ascii="Jost" w:eastAsia="Helvetica Neue" w:hAnsi="Jost" w:cs="Helvetica Neue"/>
+          <w:color w:val="000000" w:themeColor="text1"/>
+          <w:sz w:val="16"/>
+          <w:szCs w:val="16"/>
+          <w:highlight w:val="yellow"/>
+        </w:rPr>
+        <w:t>«PM_CAPITAL»</w:t>
+      </w:r>
+    </w:p>
+    <w:p>
+      <w:pPr>
+        <w:spacing w:before="120"/>
+        <w:jc w:val="both"/>
+        <w:rPr>
+          <w:rFonts w:ascii="Jost" w:eastAsia="Helvetica Neue" w:hAnsi="Jost" w:cs="Helvetica Neue"/>
+          <w:color w:val="000000" w:themeColor="text1"/>
+          <w:sz w:val="16"/>
+          <w:szCs w:val="16"/>
+        </w:rPr>
+      </w:pPr>
+      <w:r>
+        <w:rPr>
+          <w:rFonts w:ascii="Jost" w:eastAsia="Helvetica Neue" w:hAnsi="Jost" w:cs="Helvetica Neue"/>
+          <w:color w:val="000000" w:themeColor="text1"/>
+          <w:sz w:val="16"/>
+          <w:szCs w:val="16"/>
+        </w:rPr>
+        <w:t>_________________________________________________________________________________________________________________</w:t>
+      </w:r>
+    </w:p>
+    <w:p>
+      <w:pPr>
+        <w:spacing w:before="120"/>
+        <w:jc w:val="both"/>
+        <w:rPr>
+          <w:rFonts w:ascii="Jost" w:eastAsia="Helvetica Neue" w:hAnsi="Jost" w:cs="Helvetica Neue"/>
+          <w:color w:val="000000" w:themeColor="text1"/>
+          <w:sz w:val="16"/>
+          <w:szCs w:val="16"/>
+        </w:rPr>
+      </w:pPr>
+      <w:r>
+        <w:rPr>
+          <w:rFonts w:ascii="Jost" w:eastAsia="Helvetica Neue" w:hAnsi="Jost" w:cs="Helvetica Neue"/>
+          <w:color w:val="000000" w:themeColor="text1"/>
+          <w:sz w:val="16"/>
+          <w:szCs w:val="16"/>
+        </w:rPr>
+        <w:t xml:space="preserve">Numéro SIREN : </w:t>
+      </w:r>
+      <w:r>
+        <w:rPr>
+          <w:rFonts w:ascii="Jost" w:eastAsia="Helvetica Neue" w:hAnsi="Jost" w:cs="Helvetica Neue"/>
+          <w:color w:val="000000" w:themeColor="text1"/>
+          <w:sz w:val="16"/>
+          <w:szCs w:val="16"/>
+          <w:highlight w:val="yellow"/>
+        </w:rPr>
+        <w:t>«PM_SIREN»</w:t>
+      </w:r>
+    </w:p>
+    <w:p>
+      <w:pPr>
+        <w:spacing w:before="120"/>
+        <w:jc w:val="both"/>
+        <w:rPr>
+          <w:rFonts w:ascii="Jost" w:eastAsia="Helvetica Neue" w:hAnsi="Jost" w:cs="Helvetica Neue"/>
+          <w:color w:val="000000" w:themeColor="text1"/>
+          <w:sz w:val="16"/>
+          <w:szCs w:val="16"/>
+        </w:rPr>
+      </w:pPr>
+      <w:r>
+        <w:rPr>
+          <w:rFonts w:ascii="Jost" w:eastAsia="Helvetica Neue" w:hAnsi="Jost" w:cs="Helvetica Neue"/>
+          <w:color w:val="000000" w:themeColor="text1"/>
+          <w:sz w:val="16"/>
+          <w:szCs w:val="16"/>
+        </w:rPr>
+        <w:t>_________________________________________________________________________________________________________________</w:t>
+      </w:r>
+    </w:p>
+    <w:p>
+      <w:pPr>
+        <w:spacing w:before="120"/>
+        <w:jc w:val="both"/>
+        <w:rPr>
+          <w:rFonts w:ascii="Jost" w:eastAsia="Helvetica Neue" w:hAnsi="Jost" w:cs="Helvetica Neue"/>
+          <w:color w:val="000000" w:themeColor="text1"/>
+          <w:sz w:val="16"/>
+          <w:szCs w:val="16"/>
+        </w:rPr>
+      </w:pPr>
+      <w:r>
+        <w:rPr>
+          <w:rFonts w:ascii="Jost" w:eastAsia="Helvetica Neue" w:hAnsi="Jost" w:cs="Helvetica Neue"/>
+          <w:color w:val="000000" w:themeColor="text1"/>
+          <w:sz w:val="16"/>
+          <w:szCs w:val="16"/>
+        </w:rPr>
+        <w:t xml:space="preserve">Adresse du siège social : </w:t>
+      </w:r>
+      <w:r>
+        <w:rPr>
+          <w:rFonts w:ascii="Jost" w:eastAsia="Helvetica Neue" w:hAnsi="Jost" w:cs="Helvetica Neue"/>
+          <w:color w:val="000000" w:themeColor="text1"/>
+          <w:sz w:val="16"/>
+          <w:szCs w:val="16"/>
+          <w:highlight w:val="yellow"/>
+        </w:rPr>
+        <w:t>«PM_SIEGE»</w:t>
+      </w:r>
+    </w:p>
+    <w:p>
+      <w:pPr>
+        <w:spacing w:before="120"/>
+        <w:jc w:val="both"/>
+        <w:rPr>
+          <w:rFonts w:ascii="Jost" w:eastAsia="Helvetica Neue" w:hAnsi="Jost" w:cs="Helvetica Neue"/>
+          <w:color w:val="000000" w:themeColor="text1"/>
+          <w:sz w:val="16"/>
+          <w:szCs w:val="16"/>
+        </w:rPr>
+      </w:pPr>
+      <w:r>
+        <w:rPr>
+          <w:rFonts w:ascii="Jost" w:eastAsia="Helvetica Neue" w:hAnsi="Jost" w:cs="Helvetica Neue"/>
+          <w:color w:val="000000" w:themeColor="text1"/>
+          <w:sz w:val="16"/>
+          <w:szCs w:val="16"/>
+        </w:rPr>
+        <w:t>_________________________________________________________________________________________________________________</w:t>
+      </w:r>
+    </w:p>
+    <w:p>
+      <w:pPr>
+        <w:spacing w:before="120"/>
+        <w:jc w:val="both"/>
+        <w:rPr>
+          <w:rFonts w:ascii="Jost" w:eastAsia="Helvetica Neue" w:hAnsi="Jost" w:cs="Helvetica Neue"/>
+          <w:color w:val="000000" w:themeColor="text1"/>
+          <w:sz w:val="16"/>
+          <w:szCs w:val="16"/>
+        </w:rPr>
+      </w:pPr>
+      <w:r>
+        <w:rPr>
+          <w:rFonts w:ascii="Jost" w:eastAsia="Helvetica Neue" w:hAnsi="Jost" w:cs="Helvetica Neue"/>
+          <w:color w:val="000000" w:themeColor="text1"/>
+          <w:sz w:val="16"/>
+          <w:szCs w:val="16"/>
+        </w:rPr>
+        <w:t xml:space="preserve">Nom et coordonnées du représentant / interlocuteur : </w:t>
+      </w:r>
+      <w:r>
+        <w:rPr>
+          <w:rFonts w:ascii="Jost" w:eastAsia="Helvetica Neue" w:hAnsi="Jost" w:cs="Helvetica Neue"/>
+          <w:color w:val="000000" w:themeColor="text1"/>
+          <w:sz w:val="16"/>
+          <w:szCs w:val="16"/>
+          <w:highlight w:val="yellow"/>
+        </w:rPr>
+        <w:t>«PM_REPRESENTANT»</w:t>
+      </w:r>
+    </w:p>
+    <w:p>
+      <w:pPr>
+        <w:spacing w:before="120"/>
+        <w:jc w:val="both"/>
+        <w:rPr>
+          <w:rFonts w:ascii="Jost" w:eastAsia="Helvetica Neue" w:hAnsi="Jost" w:cs="Helvetica Neue"/>
+          <w:color w:val="000000" w:themeColor="text1"/>
+          <w:sz w:val="16"/>
+          <w:szCs w:val="16"/>
+        </w:rPr>
+      </w:pPr>
+      <w:r>
+        <w:rPr>
+          <w:rFonts w:ascii="Jost" w:eastAsia="Helvetica Neue" w:hAnsi="Jost" w:cs="Helvetica Neue"/>
+          <w:color w:val="000000" w:themeColor="text1"/>
+          <w:sz w:val="16"/>
+          <w:szCs w:val="16"/>
+        </w:rPr>
+        <w:t>_________________________________________________________________________________________________________________</w:t>
+      </w:r>
+    </w:p>
+    <w:p>
+      <w:pPr>
+        <w:spacing w:before="120"/>
+        <w:jc w:val="both"/>
+        <w:rPr>
+          <w:rFonts w:ascii="Jost" w:eastAsia="Helvetica Neue" w:hAnsi="Jost" w:cs="Helvetica Neue"/>
+          <w:color w:val="000000" w:themeColor="text1"/>
+          <w:sz w:val="16"/>
+          <w:szCs w:val="16"/>
+        </w:rPr>
+      </w:pPr>
+      <w:r>
+        <w:rPr>
+          <w:rFonts w:ascii="Jost" w:eastAsia="Helvetica Neue" w:hAnsi="Jost" w:cs="Helvetica Neue"/>
+          <w:color w:val="000000" w:themeColor="text1"/>
+          <w:sz w:val="16"/>
+          <w:szCs w:val="16"/>
+        </w:rPr>
+        <w:t xml:space="preserve">Identification des dirigeants &amp; associés : </w:t>
+      </w:r>
+      <w:r>
+        <w:rPr>
+          <w:rFonts w:ascii="Jost" w:eastAsia="Helvetica Neue" w:hAnsi="Jost" w:cs="Helvetica Neue"/>
+          <w:color w:val="000000" w:themeColor="text1"/>
+          <w:sz w:val="16"/>
+          <w:szCs w:val="16"/>
+          <w:highlight w:val="yellow"/>
+        </w:rPr>
+        <w:t>«PM_DIRIGEANTS»</w:t>
+      </w:r>
+    </w:p>
+    <w:p>
+      <w:pPr>
+        <w:spacing w:before="120"/>
+        <w:jc w:val="both"/>
+        <w:rPr>
+          <w:rFonts w:ascii="Jost" w:eastAsia="Helvetica Neue" w:hAnsi="Jost" w:cs="Helvetica Neue"/>
+          <w:color w:val="000000" w:themeColor="text1"/>
+          <w:sz w:val="16"/>
+          <w:szCs w:val="16"/>
+        </w:rPr>
+      </w:pPr>
+      <w:r>
+        <w:rPr>
+          <w:rFonts w:ascii="Jost" w:eastAsia="Helvetica Neue" w:hAnsi="Jost" w:cs="Helvetica Neue"/>
+          <w:color w:val="000000" w:themeColor="text1"/>
+          <w:sz w:val="16"/>
+          <w:szCs w:val="16"/>
+        </w:rPr>
+        <w:t>_________________________________________________________________________________________________________________</w:t>
+      </w:r>
+    </w:p>
+    <w:p>
+      <w:pPr>
+        <w:spacing w:before="120"/>
+        <w:jc w:val="both"/>
+        <w:rPr>
+          <w:rFonts w:ascii="Jost" w:eastAsia="Helvetica Neue" w:hAnsi="Jost" w:cs="Helvetica Neue"/>
+          <w:color w:val="000000" w:themeColor="text1"/>
+          <w:sz w:val="16"/>
+          <w:szCs w:val="16"/>
+        </w:rPr>
+      </w:pPr>
+      <w:r>
+        <w:rPr>
+          <w:rFonts w:ascii="Jost" w:eastAsia="Helvetica Neue" w:hAnsi="Jost" w:cs="Helvetica Neue"/>
+          <w:color w:val="000000" w:themeColor="text1"/>
+          <w:sz w:val="16"/>
+          <w:szCs w:val="16"/>
+        </w:rPr>
+        <w:t xml:space="preserve">La société est-elle admise à la négociation sur un marché financier ? </w:t>
+      </w:r>
+      <w:r>
+        <w:rPr>
+          <w:rFonts w:ascii="Jost" w:eastAsia="Helvetica Neue" w:hAnsi="Jost" w:cs="Helvetica Neue"/>
+          <w:color w:val="000000" w:themeColor="text1"/>
+          <w:sz w:val="16"/>
+          <w:szCs w:val="16"/>
+          <w:highlight w:val="yellow"/>
+        </w:rPr>
+        <w:t>XXX</w:t>
+      </w:r>
+    </w:p>
+    <w:p>
+      <w:pPr>
+        <w:spacing w:before="120"/>
+        <w:jc w:val="both"/>
+        <w:rPr>
+          <w:rFonts w:ascii="Jost" w:eastAsia="Helvetica Neue" w:hAnsi="Jost" w:cs="Helvetica Neue"/>
+          <w:color w:val="000000" w:themeColor="text1"/>
+          <w:sz w:val="16"/>
+          <w:szCs w:val="16"/>
+        </w:rPr>
+      </w:pPr>
+      <w:r>
+        <w:rPr>
+          <w:rFonts w:ascii="Jost" w:eastAsia="Helvetica Neue" w:hAnsi="Jost" w:cs="Helvetica Neue"/>
+          <w:color w:val="000000" w:themeColor="text1"/>
+          <w:sz w:val="16"/>
+          <w:szCs w:val="16"/>
+        </w:rPr>
+        <w:t>_________________________________________________________________________________________________________________</w:t>
+      </w:r>
+    </w:p>
+    <w:p>
+      <w:pPr>
+        <w:spacing w:before="120"/>
+        <w:jc w:val="both"/>
+        <w:rPr>
+          <w:rFonts w:ascii="Jost" w:eastAsia="Helvetica Neue" w:hAnsi="Jost" w:cs="Helvetica Neue"/>
+          <w:color w:val="000000" w:themeColor="text1"/>
+          <w:sz w:val="16"/>
+          <w:szCs w:val="16"/>
+        </w:rPr>
+      </w:pPr>
+    </w:p>
+    <w:p>
+      <w:pPr>
+        <w:rPr>
+          <w:rFonts w:ascii="Cormorant Garamond" w:eastAsia="CANELA-LIGHT" w:hAnsi="Cormorant Garamond" w:cs="Cormorant Garamond"/>
+          <w:b/>
+          <w:bCs/>
+          <w:color w:val="001B00"/>
+        </w:rPr>
+      </w:pPr>
+      <w:r>
+        <w:rPr>
+          <w:rFonts w:ascii="Cormorant Garamond" w:eastAsia="CANELA-LIGHT" w:hAnsi="Cormorant Garamond" w:cs="Cormorant Garamond"/>
+          <w:b/>
+          <w:bCs/>
+          <w:color w:val="001B00"/>
+        </w:rPr>
+        <w:t>La situation patrimoniale de votre entreprise :</w:t>
+      </w:r>
+    </w:p>
+    <w:p>
+      <w:pPr>
+        <w:pBdr>
+          <w:top w:val="nil"/>
+          <w:left w:val="nil"/>
+          <w:bottom w:val="nil"/>
+          <w:right w:val="nil"/>
+          <w:between w:val="nil"/>
+        </w:pBdr>
+        <w:tabs>
+          <w:tab w:val="left" w:pos="10440"/>
+        </w:tabs>
+        <w:rPr>
+          <w:rFonts w:ascii="Helvetica Neue" w:eastAsia="Helvetica Neue" w:hAnsi="Helvetica Neue" w:cs="Helvetica Neue"/>
+          <w:b/>
+          <w:bCs/>
+          <w:color w:val="000000"/>
+          <w:sz w:val="18"/>
+          <w:szCs w:val="18"/>
+        </w:rPr>
+      </w:pPr>
+    </w:p>
+    <w:p>
+      <w:pPr>
+        <w:pBdr>
+          <w:top w:val="nil"/>
+          <w:left w:val="nil"/>
+          <w:bottom w:val="nil"/>
+          <w:right w:val="nil"/>
+          <w:between w:val="nil"/>
+        </w:pBdr>
+        <w:tabs>
+          <w:tab w:val="left" w:pos="10440"/>
+        </w:tabs>
+        <w:rPr>
+          <w:rFonts w:ascii="Helvetica Neue" w:eastAsia="Helvetica Neue" w:hAnsi="Helvetica Neue" w:cs="Helvetica Neue"/>
+          <w:b/>
+          <w:bCs/>
+          <w:color w:val="000000"/>
+          <w:sz w:val="18"/>
+          <w:szCs w:val="18"/>
+        </w:rPr>
+      </w:pPr>
+    </w:p>
+    <w:p>
+      <w:pPr>
+        <w:rPr>
+          <w:rFonts w:ascii="Jost" w:eastAsia="Helvetica Neue" w:hAnsi="Jost" w:cs="Helvetica Neue"/>
+          <w:color w:val="000000" w:themeColor="text1"/>
+          <w:sz w:val="16"/>
+          <w:szCs w:val="16"/>
+        </w:rPr>
+      </w:pPr>
+      <w:r>
+        <w:rPr>
+          <w:rFonts w:ascii="Jost" w:eastAsia="Helvetica Neue" w:hAnsi="Jost" w:cs="Helvetica Neue"/>
+          <w:color w:val="000000" w:themeColor="text1"/>
+          <w:sz w:val="16"/>
+          <w:szCs w:val="16"/>
+        </w:rPr>
+        <w:t>Le patrimoine financier : veuillez indiquer les principaux éléments composant le patrimoine financier de la société :</w:t>
+      </w:r>
+    </w:p>
+    <w:p>
+      <w:pPr>
+        <w:jc w:val="both"/>
+        <w:rPr>
+          <w:rFonts w:ascii="Jost" w:eastAsia="Helvetica Neue" w:hAnsi="Jost" w:cs="Helvetica Neue"/>
+          <w:color w:val="000000" w:themeColor="text1"/>
+          <w:sz w:val="16"/>
+          <w:szCs w:val="16"/>
+        </w:rPr>
+      </w:pPr>
+    </w:p>
+    <w:p>
+      <w:pPr>
+        <w:jc w:val="both"/>
+        <w:rPr>
+          <w:rFonts w:ascii="Jost" w:eastAsia="Helvetica Neue" w:hAnsi="Jost" w:cs="Helvetica Neue"/>
+          <w:color w:val="000000" w:themeColor="text1"/>
+          <w:sz w:val="16"/>
+          <w:szCs w:val="16"/>
+          <w:highlight w:val="yellow"/>
+        </w:rPr>
+      </w:pPr>
+      <w:r>
+        <w:rPr>
+          <w:rFonts w:ascii="Jost" w:eastAsia="Helvetica Neue" w:hAnsi="Jost" w:cs="Helvetica Neue"/>
+          <w:color w:val="000000" w:themeColor="text1"/>
+          <w:sz w:val="16"/>
+          <w:szCs w:val="16"/>
+          <w:highlight w:val="yellow"/>
+        </w:rPr>
+        <w:t>«PM_PATRIM_FIN»</w:t>
+      </w:r>
+    </w:p>
+    <w:p>
+      <w:pPr>
+        <w:spacing w:before="120"/>
+        <w:jc w:val="both"/>
+        <w:rPr>
+          <w:rFonts w:ascii="Jost" w:eastAsia="Helvetica Neue" w:hAnsi="Jost" w:cs="Helvetica Neue"/>
+          <w:color w:val="000000" w:themeColor="text1"/>
+          <w:sz w:val="16"/>
+          <w:szCs w:val="16"/>
+        </w:rPr>
+      </w:pPr>
+      <w:r>
+        <w:rPr>
+          <w:rFonts w:ascii="Jost" w:eastAsia="Helvetica Neue" w:hAnsi="Jost" w:cs="Helvetica Neue"/>
+          <w:color w:val="000000" w:themeColor="text1"/>
+          <w:sz w:val="16"/>
+          <w:szCs w:val="16"/>
+        </w:rPr>
+        <w:t>_________________________________________________________________________________________________________________</w:t>
+      </w:r>
+    </w:p>
+    <w:p>
+      <w:pPr>
+        <w:rPr>
+          <w:rFonts w:ascii="Jost" w:eastAsia="Helvetica Neue" w:hAnsi="Jost" w:cs="Helvetica Neue"/>
+          <w:color w:val="000000" w:themeColor="text1"/>
+          <w:sz w:val="16"/>
+          <w:szCs w:val="16"/>
+        </w:rPr>
+      </w:pPr>
+      <w:r>
+        <w:rPr>
+          <w:rFonts w:ascii="Jost" w:eastAsia="Helvetica Neue" w:hAnsi="Jost" w:cs="Helvetica Neue"/>
+          <w:color w:val="000000" w:themeColor="text1"/>
+          <w:sz w:val="16"/>
+          <w:szCs w:val="16"/>
+        </w:rPr>
+        <w:t>Le patrimoine immobilier : veuillez indiquer les principaux éléments composant le patrimoine financier de la société :</w:t>
+      </w:r>
+    </w:p>
+    <w:p>
+      <w:pPr>
+        <w:jc w:val="both"/>
+        <w:rPr>
+          <w:rFonts w:ascii="Jost" w:eastAsia="Helvetica Neue" w:hAnsi="Jost" w:cs="Helvetica Neue"/>
+          <w:color w:val="000000" w:themeColor="text1"/>
+          <w:sz w:val="16"/>
+          <w:szCs w:val="16"/>
+          <w:highlight w:val="yellow"/>
+        </w:rPr>
+      </w:pPr>
+    </w:p>
+    <w:p>
+      <w:pPr>
+        <w:jc w:val="both"/>
+        <w:rPr>
+          <w:rFonts w:ascii="Jost" w:eastAsia="Helvetica Neue" w:hAnsi="Jost" w:cs="Helvetica Neue"/>
+          <w:color w:val="000000" w:themeColor="text1"/>
+          <w:sz w:val="16"/>
+          <w:szCs w:val="16"/>
+          <w:highlight w:val="yellow"/>
+        </w:rPr>
+      </w:pPr>
+      <w:r>
+        <w:rPr>
+          <w:rFonts w:ascii="Jost" w:eastAsia="Helvetica Neue" w:hAnsi="Jost" w:cs="Helvetica Neue"/>
+          <w:color w:val="000000" w:themeColor="text1"/>
+          <w:sz w:val="16"/>
+          <w:szCs w:val="16"/>
+          <w:highlight w:val="yellow"/>
+        </w:rPr>
+        <w:t>«PM_PATRIM_IMMO»</w:t>
+      </w:r>
+    </w:p>
+    <w:p>
+      <w:pPr>
+        <w:spacing w:before="120"/>
+        <w:jc w:val="both"/>
+        <w:rPr>
+          <w:rFonts w:ascii="Jost" w:eastAsia="Helvetica Neue" w:hAnsi="Jost" w:cs="Helvetica Neue"/>
+          <w:color w:val="000000" w:themeColor="text1"/>
+          <w:sz w:val="16"/>
+          <w:szCs w:val="16"/>
+        </w:rPr>
+      </w:pPr>
+      <w:r>
+        <w:rPr>
+          <w:rFonts w:ascii="Jost" w:eastAsia="Helvetica Neue" w:hAnsi="Jost" w:cs="Helvetica Neue"/>
+          <w:color w:val="000000" w:themeColor="text1"/>
+          <w:sz w:val="16"/>
+          <w:szCs w:val="16"/>
+        </w:rPr>
+        <w:t>_________________________________________________________________________________________________________________</w:t>
+      </w:r>
+    </w:p>
+    <w:p>
+      <w:pPr>
+        <w:rPr>
+          <w:rFonts w:ascii="Jost" w:eastAsia="Helvetica Neue" w:hAnsi="Jost" w:cs="Helvetica Neue"/>
+          <w:color w:val="000000" w:themeColor="text1"/>
+          <w:sz w:val="16"/>
+          <w:szCs w:val="16"/>
+        </w:rPr>
+      </w:pPr>
+      <w:r>
+        <w:rPr>
+          <w:rFonts w:ascii="Jost" w:eastAsia="Helvetica Neue" w:hAnsi="Jost" w:cs="Helvetica Neue"/>
+          <w:color w:val="000000" w:themeColor="text1"/>
+          <w:sz w:val="16"/>
+          <w:szCs w:val="16"/>
+        </w:rPr>
+        <w:t>Passif, emprunts et créances : merci de détailler l’ensemble de vos engagements financiers en cours :</w:t>
+      </w:r>
+    </w:p>
+    <w:p>
+      <w:pPr>
+        <w:rPr>
+          <w:rFonts w:ascii="Cormorant Garamond" w:eastAsia="CANELA-LIGHT" w:hAnsi="Cormorant Garamond" w:cs="Cormorant Garamond"/>
+          <w:b/>
+          <w:bCs/>
+          <w:color w:val="001B00"/>
+        </w:rPr>
+      </w:pPr>
+    </w:p>
+    <w:p>
+      <w:pPr>
+        <w:jc w:val="both"/>
+        <w:rPr>
+          <w:rFonts w:ascii="Jost" w:eastAsia="Helvetica Neue" w:hAnsi="Jost" w:cs="Helvetica Neue"/>
+          <w:color w:val="000000" w:themeColor="text1"/>
+          <w:sz w:val="16"/>
+          <w:szCs w:val="16"/>
+          <w:highlight w:val="yellow"/>
+        </w:rPr>
+      </w:pPr>
+      <w:r>
+        <w:rPr>
+          <w:rFonts w:ascii="Jost" w:eastAsia="Helvetica Neue" w:hAnsi="Jost" w:cs="Helvetica Neue"/>
+          <w:color w:val="000000" w:themeColor="text1"/>
+          <w:sz w:val="16"/>
+          <w:szCs w:val="16"/>
+          <w:highlight w:val="yellow"/>
+        </w:rPr>
+        <w:t>XXX</w:t>
+      </w:r>
+    </w:p>
+    <w:p>
+      <w:pPr>
+        <w:spacing w:before="120"/>
+        <w:jc w:val="both"/>
+        <w:rPr>
+          <w:rFonts w:ascii="Jost" w:eastAsia="Helvetica Neue" w:hAnsi="Jost" w:cs="Helvetica Neue"/>
+          <w:color w:val="000000" w:themeColor="text1"/>
+          <w:sz w:val="16"/>
+          <w:szCs w:val="16"/>
+        </w:rPr>
+      </w:pPr>
+      <w:r>
+        <w:rPr>
+          <w:rFonts w:ascii="Jost" w:eastAsia="Helvetica Neue" w:hAnsi="Jost" w:cs="Helvetica Neue"/>
+          <w:color w:val="000000" w:themeColor="text1"/>
+          <w:sz w:val="16"/>
+          <w:szCs w:val="16"/>
+        </w:rPr>
+        <w:t>_________________________________________________________________________________________________________________</w:t>
+      </w:r>
+    </w:p>
+    <w:p/>
+    <w:p/>
+    <w:p>
+      <w:pPr>
+        <w:rPr>
+          <w:rFonts w:ascii="Cormorant Garamond" w:eastAsia="CANELA-LIGHT" w:hAnsi="Cormorant Garamond" w:cs="Cormorant Garamond"/>
+          <w:b/>
+          <w:bCs/>
+          <w:color w:val="001B00"/>
+        </w:rPr>
+      </w:pPr>
+      <w:r>
+        <w:rPr>
+          <w:rFonts w:ascii="Cormorant Garamond" w:eastAsia="CANELA-LIGHT" w:hAnsi="Cormorant Garamond" w:cs="Cormorant Garamond"/>
+          <w:b/>
+          <w:bCs/>
+          <w:color w:val="001B00"/>
+        </w:rPr>
+        <w:br w:type="page"/>
+      </w:r>
+    </w:p>
+    <w:p>
+      <w:pPr>
+        <w:pageBreakBefore/>
+        <w:jc w:val="center"/>
+        <w:rPr>
+          <w:rFonts w:ascii="Cormorant Garamond" w:eastAsia="CANELA-LIGHT" w:hAnsi="Cormorant Garamond" w:cs="Cormorant Garamond"/>
+          <w:b/>
+          <w:bCs/>
+          <w:color w:val="001B00"/>
+          <w:sz w:val="32"/>
+          <w:szCs w:val="32"/>
+        </w:rPr>
+      </w:pPr>
+      <w:r>
+        <w:rPr>
+          <w:rFonts w:ascii="Cormorant Garamond" w:eastAsia="CANELA-LIGHT" w:hAnsi="Cormorant Garamond" w:cs="Cormorant Garamond"/>
+          <w:b/>
+          <w:bCs/>
+          <w:color w:val="001B00"/>
+          <w:sz w:val="32"/>
+          <w:szCs w:val="32"/>
+        </w:rPr>
+        <w:lastRenderedPageBreak/>
+        <w:t>Compléments de connaissance client – Personne Morale</w:t>
+      </w:r>
+    </w:p>
+    <w:p>
+      <w:pPr>
+        <w:rPr>
+          <w:rFonts w:ascii="Cormorant Garamond" w:eastAsia="CANELA-LIGHT" w:hAnsi="Cormorant Garamond" w:cs="Cormorant Garamond"/>
+          <w:b/>
+          <w:bCs/>
+        </w:rPr>
+      </w:pPr>
+    </w:p>
+    <w:p>
+      <w:pPr>
+        <w:rPr>
+          <w:rFonts w:ascii="Cormorant Garamond" w:eastAsia="CANELA-LIGHT" w:hAnsi="Cormorant Garamond" w:cs="Cormorant Garamond"/>
+          <w:b/>
+          <w:bCs/>
+        </w:rPr>
+      </w:pPr>
+    </w:p>
+    <w:p>
+      <w:pPr>
+        <w:rPr>
+          <w:rFonts w:ascii="Cormorant Garamond" w:eastAsia="CANELA-LIGHT" w:hAnsi="Cormorant Garamond" w:cs="Cormorant Garamond"/>
+          <w:b/>
+          <w:bCs/>
+        </w:rPr>
+      </w:pPr>
+    </w:p>
+    <w:p>
+      <w:pPr>
+        <w:rPr>
+          <w:rFonts w:ascii="Cormorant Garamond" w:eastAsia="CANELA-LIGHT" w:hAnsi="Cormorant Garamond" w:cs="Cormorant Garamond"/>
+          <w:b/>
+          <w:bCs/>
+        </w:rPr>
+      </w:pPr>
+      <w:r>
+        <w:rPr>
+          <w:rFonts w:ascii="Cormorant Garamond" w:eastAsia="CANELA-LIGHT" w:hAnsi="Cormorant Garamond" w:cs="Cormorant Garamond"/>
+          <w:b/>
+          <w:bCs/>
+        </w:rPr>
+        <w:t>Éléments généraux de la personne morale</w:t>
+      </w:r>
+    </w:p>
+    <w:p>
+      <w:pPr>
+        <w:rPr>
+          <w:rFonts w:ascii="Cormorant Garamond" w:eastAsia="CANELA-LIGHT" w:hAnsi="Cormorant Garamond" w:cs="Cormorant Garamond"/>
+          <w:b/>
+          <w:bCs/>
+        </w:rPr>
+      </w:pPr>
+    </w:p>
+    <w:p>
+      <w:pPr>
+        <w:widowControl w:val="0"/>
+        <w:tabs>
+          <w:tab w:val="center" w:pos="4819"/>
+          <w:tab w:val="right" w:pos="9355"/>
+        </w:tabs>
+        <w:jc w:val="both"/>
+        <w:rPr>
+          <w:rFonts w:ascii="Jost" w:eastAsia="Helvetica Neue" w:hAnsi="Jost" w:cs="Helvetica Neue"/>
+          <w:color w:val="000000" w:themeColor="text1"/>
+          <w:sz w:val="16"/>
+          <w:szCs w:val="16"/>
+        </w:rPr>
+      </w:pPr>
+      <w:r>
+        <w:rPr>
+          <w:rFonts w:ascii="Jost" w:eastAsia="Helvetica Neue" w:hAnsi="Jost" w:cs="Helvetica Neue"/>
+          <w:color w:val="000000" w:themeColor="text1"/>
+          <w:sz w:val="16"/>
+          <w:szCs w:val="16"/>
+        </w:rPr>
+        <w:t>Forme juridique : «PM_FORME»</w:t>
+      </w:r>
+    </w:p>
+    <w:p>
+      <w:pPr>
+        <w:widowControl w:val="0"/>
+        <w:tabs>
+          <w:tab w:val="center" w:pos="4819"/>
+          <w:tab w:val="right" w:pos="9355"/>
+        </w:tabs>
+        <w:jc w:val="both"/>
+        <w:rPr>
+          <w:rFonts w:ascii="Jost" w:eastAsia="Helvetica Neue" w:hAnsi="Jost" w:cs="Helvetica Neue"/>
+          <w:color w:val="000000" w:themeColor="text1"/>
+          <w:sz w:val="16"/>
+          <w:szCs w:val="16"/>
+        </w:rPr>
+      </w:pPr>
+    </w:p>
+    <w:p>
+      <w:pPr>
+        <w:widowControl w:val="0"/>
+        <w:tabs>
+          <w:tab w:val="center" w:pos="4819"/>
+          <w:tab w:val="right" w:pos="9355"/>
+        </w:tabs>
+        <w:jc w:val="both"/>
+        <w:rPr>
+          <w:rFonts w:ascii="Jost" w:eastAsia="Helvetica Neue" w:hAnsi="Jost" w:cs="Helvetica Neue"/>
+          <w:color w:val="000000" w:themeColor="text1"/>
+          <w:sz w:val="16"/>
+          <w:szCs w:val="16"/>
+        </w:rPr>
+      </w:pPr>
+      <w:r>
+        <w:rPr>
+          <w:rFonts w:ascii="Jost" w:eastAsia="Helvetica Neue" w:hAnsi="Jost" w:cs="Helvetica Neue"/>
+          <w:color w:val="000000" w:themeColor="text1"/>
+          <w:sz w:val="16"/>
+          <w:szCs w:val="16"/>
+        </w:rPr>
+        <w:t>Numéro d’immatriculation : «PM_IMMAT»</w:t>
+      </w:r>
+    </w:p>
+    <w:p>
+      <w:pPr>
+        <w:widowControl w:val="0"/>
+        <w:tabs>
+          <w:tab w:val="center" w:pos="4819"/>
+          <w:tab w:val="right" w:pos="9355"/>
+        </w:tabs>
+        <w:jc w:val="both"/>
+        <w:rPr>
+          <w:rFonts w:ascii="Jost" w:eastAsia="Helvetica Neue" w:hAnsi="Jost" w:cs="Helvetica Neue"/>
+          <w:color w:val="000000" w:themeColor="text1"/>
+          <w:sz w:val="16"/>
+          <w:szCs w:val="16"/>
+        </w:rPr>
+      </w:pPr>
+    </w:p>
+    <w:p>
+      <w:pPr>
+        <w:widowControl w:val="0"/>
+        <w:tabs>
+          <w:tab w:val="center" w:pos="4819"/>
+          <w:tab w:val="right" w:pos="9355"/>
+        </w:tabs>
+        <w:jc w:val="both"/>
+        <w:rPr>
+          <w:rFonts w:ascii="Jost" w:eastAsia="Helvetica Neue" w:hAnsi="Jost" w:cs="Helvetica Neue"/>
+          <w:color w:val="000000" w:themeColor="text1"/>
+          <w:sz w:val="16"/>
+          <w:szCs w:val="16"/>
+        </w:rPr>
+      </w:pPr>
+      <w:r>
+        <w:rPr>
+          <w:rFonts w:ascii="Jost" w:eastAsia="Helvetica Neue" w:hAnsi="Jost" w:cs="Helvetica Neue"/>
+          <w:color w:val="000000" w:themeColor="text1"/>
+          <w:sz w:val="16"/>
+          <w:szCs w:val="16"/>
+        </w:rPr>
+        <w:t>Adresse de la direction effective si différente du siège : XXX</w:t>
+      </w:r>
+    </w:p>
+    <w:p>
+      <w:pPr>
+        <w:widowControl w:val="0"/>
+        <w:tabs>
+          <w:tab w:val="center" w:pos="4819"/>
+          <w:tab w:val="right" w:pos="9355"/>
+        </w:tabs>
+        <w:jc w:val="both"/>
+        <w:rPr>
+          <w:rFonts w:ascii="Jost" w:eastAsia="Helvetica Neue" w:hAnsi="Jost" w:cs="Helvetica Neue"/>
+          <w:color w:val="000000" w:themeColor="text1"/>
+          <w:sz w:val="16"/>
+          <w:szCs w:val="16"/>
+        </w:rPr>
+      </w:pPr>
+    </w:p>
+    <w:p>
+      <w:pPr>
+        <w:widowControl w:val="0"/>
+        <w:tabs>
+          <w:tab w:val="center" w:pos="4819"/>
+          <w:tab w:val="right" w:pos="9355"/>
+        </w:tabs>
+        <w:jc w:val="both"/>
+        <w:rPr>
+          <w:rFonts w:ascii="Jost" w:eastAsia="Helvetica Neue" w:hAnsi="Jost" w:cs="Helvetica Neue"/>
+          <w:color w:val="000000" w:themeColor="text1"/>
+          <w:sz w:val="16"/>
+          <w:szCs w:val="16"/>
+        </w:rPr>
+      </w:pPr>
+      <w:r>
+        <w:rPr>
+          <w:rFonts w:ascii="Jost" w:eastAsia="Helvetica Neue" w:hAnsi="Jost" w:cs="Helvetica Neue"/>
+          <w:color w:val="000000" w:themeColor="text1"/>
+          <w:sz w:val="16"/>
+          <w:szCs w:val="16"/>
+        </w:rPr>
+        <w:t>Régime fiscal : «PM_REGIME_FISCAL»</w:t>
+      </w:r>
+    </w:p>
+    <w:p>
+      <w:pPr>
+        <w:widowControl w:val="0"/>
+        <w:tabs>
+          <w:tab w:val="center" w:pos="4819"/>
+          <w:tab w:val="right" w:pos="9355"/>
+        </w:tabs>
+        <w:jc w:val="both"/>
+        <w:rPr>
+          <w:rFonts w:ascii="Jost" w:eastAsia="Helvetica Neue" w:hAnsi="Jost" w:cs="Helvetica Neue"/>
+          <w:color w:val="000000" w:themeColor="text1"/>
+          <w:sz w:val="16"/>
+          <w:szCs w:val="16"/>
+        </w:rPr>
+      </w:pPr>
+    </w:p>
+    <w:p>
+      <w:pPr>
+        <w:widowControl w:val="0"/>
+        <w:tabs>
+          <w:tab w:val="center" w:pos="4819"/>
+          <w:tab w:val="right" w:pos="9355"/>
+        </w:tabs>
+        <w:jc w:val="both"/>
+        <w:rPr>
+          <w:rFonts w:ascii="Jost" w:eastAsia="Helvetica Neue" w:hAnsi="Jost" w:cs="Helvetica Neue"/>
+          <w:color w:val="000000" w:themeColor="text1"/>
+          <w:sz w:val="16"/>
+          <w:szCs w:val="16"/>
+        </w:rPr>
+      </w:pPr>
+      <w:r>
+        <w:rPr>
+          <w:rFonts w:ascii="Jost" w:eastAsia="Helvetica Neue" w:hAnsi="Jost" w:cs="Helvetica Neue"/>
+          <w:color w:val="000000" w:themeColor="text1"/>
+          <w:sz w:val="16"/>
+          <w:szCs w:val="16"/>
+        </w:rPr>
+        <w:t>Activité principale : «PM_ACTIVITE»</w:t>
+      </w:r>
+    </w:p>
+    <w:p>
+      <w:pPr>
+        <w:widowControl w:val="0"/>
+        <w:tabs>
+          <w:tab w:val="center" w:pos="4819"/>
+          <w:tab w:val="right" w:pos="9355"/>
+        </w:tabs>
+        <w:jc w:val="both"/>
+        <w:rPr>
+          <w:rFonts w:ascii="Jost" w:eastAsia="Helvetica Neue" w:hAnsi="Jost" w:cs="Helvetica Neue"/>
+          <w:color w:val="000000" w:themeColor="text1"/>
+          <w:sz w:val="16"/>
+          <w:szCs w:val="16"/>
+        </w:rPr>
+      </w:pPr>
+    </w:p>
+    <w:p>
+      <w:pPr>
+        <w:widowControl w:val="0"/>
+        <w:tabs>
+          <w:tab w:val="center" w:pos="4819"/>
+          <w:tab w:val="right" w:pos="9355"/>
+        </w:tabs>
+        <w:jc w:val="both"/>
+        <w:rPr>
+          <w:rFonts w:ascii="Jost" w:eastAsia="Helvetica Neue" w:hAnsi="Jost" w:cs="Helvetica Neue"/>
+          <w:color w:val="000000" w:themeColor="text1"/>
+          <w:sz w:val="16"/>
+          <w:szCs w:val="16"/>
+        </w:rPr>
+      </w:pPr>
+      <w:r>
+        <w:rPr>
+          <w:rFonts w:ascii="Jost" w:eastAsia="Helvetica Neue" w:hAnsi="Jost" w:cs="Helvetica Neue"/>
+          <w:color w:val="000000" w:themeColor="text1"/>
+          <w:sz w:val="16"/>
+          <w:szCs w:val="16"/>
+        </w:rPr>
+        <w:t>Activités annexes : XXX</w:t>
+      </w:r>
+    </w:p>
+    <w:p>
+      <w:pPr>
+        <w:widowControl w:val="0"/>
+        <w:tabs>
+          <w:tab w:val="center" w:pos="4819"/>
+          <w:tab w:val="right" w:pos="9355"/>
+        </w:tabs>
+        <w:jc w:val="both"/>
+        <w:rPr>
+          <w:rFonts w:ascii="Jost" w:eastAsia="Helvetica Neue" w:hAnsi="Jost" w:cs="Helvetica Neue"/>
+          <w:color w:val="000000" w:themeColor="text1"/>
+          <w:sz w:val="16"/>
+          <w:szCs w:val="16"/>
+        </w:rPr>
+      </w:pPr>
+    </w:p>
+    <w:p>
+      <w:pPr>
+        <w:rPr>
+          <w:rFonts w:ascii="Cormorant Garamond" w:eastAsia="CANELA-LIGHT" w:hAnsi="Cormorant Garamond" w:cs="Cormorant Garamond"/>
+          <w:b/>
+          <w:bCs/>
+        </w:rPr>
+      </w:pPr>
+      <w:r>
+        <w:rPr>
+          <w:rFonts w:ascii="Cormorant Garamond" w:eastAsia="CANELA-LIGHT" w:hAnsi="Cormorant Garamond" w:cs="Cormorant Garamond"/>
+          <w:b/>
+          <w:bCs/>
+        </w:rPr>
+        <w:t>Dirigeants, actionnaires et bénéficiaires effectifs</w:t>
+      </w:r>
+    </w:p>
+    <w:p>
+      <w:pPr>
+        <w:rPr>
+          <w:rFonts w:ascii="Cormorant Garamond" w:eastAsia="CANELA-LIGHT" w:hAnsi="Cormorant Garamond" w:cs="Cormorant Garamond"/>
+          <w:b/>
+          <w:bCs/>
+        </w:rPr>
+      </w:pPr>
+    </w:p>
+    <w:p>
+      <w:pPr>
+        <w:widowControl w:val="0"/>
+        <w:tabs>
+          <w:tab w:val="center" w:pos="4819"/>
+          <w:tab w:val="right" w:pos="9355"/>
+        </w:tabs>
+        <w:jc w:val="both"/>
+        <w:rPr>
+          <w:rFonts w:ascii="Jost" w:eastAsia="Helvetica Neue" w:hAnsi="Jost" w:cs="Helvetica Neue"/>
+          <w:color w:val="000000" w:themeColor="text1"/>
+          <w:sz w:val="16"/>
+          <w:szCs w:val="16"/>
+        </w:rPr>
+      </w:pPr>
+      <w:r>
+        <w:rPr>
+          <w:rFonts w:ascii="Jost" w:eastAsia="Helvetica Neue" w:hAnsi="Jost" w:cs="Helvetica Neue"/>
+          <w:color w:val="000000" w:themeColor="text1"/>
+          <w:sz w:val="16"/>
+          <w:szCs w:val="16"/>
+        </w:rPr>
+        <w:t>Dirigeants – identité / rôle : XXX</w:t>
+      </w:r>
+    </w:p>
+    <w:p>
+      <w:pPr>
+        <w:widowControl w:val="0"/>
+        <w:tabs>
+          <w:tab w:val="center" w:pos="4819"/>
+          <w:tab w:val="right" w:pos="9355"/>
+        </w:tabs>
+        <w:jc w:val="both"/>
+        <w:rPr>
+          <w:rFonts w:ascii="Jost" w:eastAsia="Helvetica Neue" w:hAnsi="Jost" w:cs="Helvetica Neue"/>
+          <w:color w:val="000000" w:themeColor="text1"/>
+          <w:sz w:val="16"/>
+          <w:szCs w:val="16"/>
+        </w:rPr>
+      </w:pPr>
+    </w:p>
+    <w:p>
+      <w:pPr>
+        <w:widowControl w:val="0"/>
+        <w:tabs>
+          <w:tab w:val="center" w:pos="4819"/>
+          <w:tab w:val="right" w:pos="9355"/>
+        </w:tabs>
+        <w:jc w:val="both"/>
+        <w:rPr>
+          <w:rFonts w:ascii="Jost" w:eastAsia="Helvetica Neue" w:hAnsi="Jost" w:cs="Helvetica Neue"/>
+          <w:color w:val="000000" w:themeColor="text1"/>
+          <w:sz w:val="16"/>
+          <w:szCs w:val="16"/>
+        </w:rPr>
+      </w:pPr>
+      <w:r>
+        <w:rPr>
+          <w:rFonts w:ascii="Jost" w:eastAsia="Helvetica Neue" w:hAnsi="Jost" w:cs="Helvetica Neue"/>
+          <w:color w:val="000000" w:themeColor="text1"/>
+          <w:sz w:val="16"/>
+          <w:szCs w:val="16"/>
+        </w:rPr>
+        <w:t>Actionnaires – identité / pourcentage de détention directe ou indirecte du capital ou des droits de vote : XXX</w:t>
+      </w:r>
+    </w:p>
+    <w:p>
+      <w:pPr>
+        <w:widowControl w:val="0"/>
+        <w:tabs>
+          <w:tab w:val="center" w:pos="4819"/>
+          <w:tab w:val="right" w:pos="9355"/>
+        </w:tabs>
+        <w:jc w:val="both"/>
+        <w:rPr>
+          <w:rFonts w:ascii="Jost" w:eastAsia="Helvetica Neue" w:hAnsi="Jost" w:cs="Helvetica Neue"/>
+          <w:color w:val="000000" w:themeColor="text1"/>
+          <w:sz w:val="16"/>
+          <w:szCs w:val="16"/>
+        </w:rPr>
+      </w:pPr>
+    </w:p>
+    <w:p>
+      <w:pPr>
+        <w:widowControl w:val="0"/>
+        <w:tabs>
+          <w:tab w:val="center" w:pos="4819"/>
+          <w:tab w:val="right" w:pos="9355"/>
+        </w:tabs>
+        <w:jc w:val="both"/>
+        <w:rPr>
+          <w:rFonts w:ascii="Jost" w:eastAsia="Helvetica Neue" w:hAnsi="Jost" w:cs="Helvetica Neue"/>
+          <w:color w:val="000000" w:themeColor="text1"/>
+          <w:sz w:val="16"/>
+          <w:szCs w:val="16"/>
+        </w:rPr>
+      </w:pPr>
+      <w:r>
+        <w:rPr>
+          <w:rFonts w:ascii="Jost" w:eastAsia="Helvetica Neue" w:hAnsi="Jost" w:cs="Helvetica Neue"/>
+          <w:color w:val="000000" w:themeColor="text1"/>
+          <w:sz w:val="16"/>
+          <w:szCs w:val="16"/>
+        </w:rPr>
+        <w:t>Bénéficiaire(s) effectif(s) au sens LCB-FT – identité / rôle / détention : «PM_BENEF»</w:t>
+      </w:r>
+    </w:p>
+    <w:p>
+      <w:pPr>
+        <w:widowControl w:val="0"/>
+        <w:tabs>
+          <w:tab w:val="center" w:pos="4819"/>
+          <w:tab w:val="right" w:pos="9355"/>
+        </w:tabs>
+        <w:jc w:val="both"/>
+        <w:rPr>
+          <w:rFonts w:ascii="Jost" w:eastAsia="Helvetica Neue" w:hAnsi="Jost" w:cs="Helvetica Neue"/>
+          <w:color w:val="000000" w:themeColor="text1"/>
+          <w:sz w:val="16"/>
+          <w:szCs w:val="16"/>
+        </w:rPr>
+      </w:pPr>
+    </w:p>
+    <w:p>
+      <w:pPr>
+        <w:rPr>
+          <w:rFonts w:ascii="Cormorant Garamond" w:eastAsia="CANELA-LIGHT" w:hAnsi="Cormorant Garamond" w:cs="Cormorant Garamond"/>
+          <w:b/>
+          <w:bCs/>
+        </w:rPr>
+      </w:pPr>
+      <w:r>
+        <w:rPr>
+          <w:rFonts w:ascii="Cormorant Garamond" w:eastAsia="CANELA-LIGHT" w:hAnsi="Cormorant Garamond" w:cs="Cormorant Garamond"/>
+          <w:b/>
+          <w:bCs/>
+        </w:rPr>
+        <w:t>Dirigeant demandeur / contact responsable</w:t>
+      </w:r>
+    </w:p>
+    <w:p>
+      <w:pPr>
+        <w:rPr>
+          <w:rFonts w:ascii="Cormorant Garamond" w:eastAsia="CANELA-LIGHT" w:hAnsi="Cormorant Garamond" w:cs="Cormorant Garamond"/>
+          <w:b/>
+          <w:bCs/>
+        </w:rPr>
+      </w:pPr>
+    </w:p>
+    <w:p>
+      <w:pPr>
+        <w:widowControl w:val="0"/>
+        <w:tabs>
+          <w:tab w:val="center" w:pos="4819"/>
+          <w:tab w:val="right" w:pos="9355"/>
+        </w:tabs>
+        <w:jc w:val="both"/>
+        <w:rPr>
+          <w:rFonts w:ascii="Jost" w:eastAsia="Helvetica Neue" w:hAnsi="Jost" w:cs="Helvetica Neue"/>
+          <w:color w:val="000000" w:themeColor="text1"/>
+          <w:sz w:val="16"/>
+          <w:szCs w:val="16"/>
+        </w:rPr>
+      </w:pPr>
+      <w:r>
+        <w:rPr>
+          <w:rFonts w:ascii="Jost" w:eastAsia="Helvetica Neue" w:hAnsi="Jost" w:cs="Helvetica Neue"/>
+          <w:color w:val="000000" w:themeColor="text1"/>
+          <w:sz w:val="16"/>
+          <w:szCs w:val="16"/>
+        </w:rPr>
+        <w:t>Nom et prénom : XXX</w:t>
+      </w:r>
+    </w:p>
+    <w:p>
+      <w:pPr>
+        <w:widowControl w:val="0"/>
+        <w:tabs>
+          <w:tab w:val="center" w:pos="4819"/>
+          <w:tab w:val="right" w:pos="9355"/>
+        </w:tabs>
+        <w:jc w:val="both"/>
+        <w:rPr>
+          <w:rFonts w:ascii="Jost" w:eastAsia="Helvetica Neue" w:hAnsi="Jost" w:cs="Helvetica Neue"/>
+          <w:color w:val="000000" w:themeColor="text1"/>
+          <w:sz w:val="16"/>
+          <w:szCs w:val="16"/>
+        </w:rPr>
+      </w:pPr>
+    </w:p>
+    <w:p>
+      <w:pPr>
+        <w:widowControl w:val="0"/>
+        <w:tabs>
+          <w:tab w:val="center" w:pos="4819"/>
+          <w:tab w:val="right" w:pos="9355"/>
+        </w:tabs>
+        <w:jc w:val="both"/>
+        <w:rPr>
+          <w:rFonts w:ascii="Jost" w:eastAsia="Helvetica Neue" w:hAnsi="Jost" w:cs="Helvetica Neue"/>
+          <w:color w:val="000000" w:themeColor="text1"/>
+          <w:sz w:val="16"/>
+          <w:szCs w:val="16"/>
+        </w:rPr>
+      </w:pPr>
+      <w:r>
+        <w:rPr>
+          <w:rFonts w:ascii="Jost" w:eastAsia="Helvetica Neue" w:hAnsi="Jost" w:cs="Helvetica Neue"/>
+          <w:color w:val="000000" w:themeColor="text1"/>
+          <w:sz w:val="16"/>
+          <w:szCs w:val="16"/>
+        </w:rPr>
+        <w:t>Date de naissance : XXX</w:t>
+      </w:r>
+    </w:p>
+    <w:p>
+      <w:pPr>
+        <w:widowControl w:val="0"/>
+        <w:tabs>
+          <w:tab w:val="center" w:pos="4819"/>
+          <w:tab w:val="right" w:pos="9355"/>
+        </w:tabs>
+        <w:jc w:val="both"/>
+        <w:rPr>
+          <w:rFonts w:ascii="Jost" w:eastAsia="Helvetica Neue" w:hAnsi="Jost" w:cs="Helvetica Neue"/>
+          <w:color w:val="000000" w:themeColor="text1"/>
+          <w:sz w:val="16"/>
+          <w:szCs w:val="16"/>
+        </w:rPr>
+      </w:pPr>
+    </w:p>
+    <w:p>
+      <w:pPr>
+        <w:widowControl w:val="0"/>
+        <w:tabs>
+          <w:tab w:val="center" w:pos="4819"/>
+          <w:tab w:val="right" w:pos="9355"/>
+        </w:tabs>
+        <w:jc w:val="both"/>
+        <w:rPr>
+          <w:rFonts w:ascii="Jost" w:eastAsia="Helvetica Neue" w:hAnsi="Jost" w:cs="Helvetica Neue"/>
+          <w:color w:val="000000" w:themeColor="text1"/>
+          <w:sz w:val="16"/>
+          <w:szCs w:val="16"/>
+        </w:rPr>
+      </w:pPr>
+      <w:r>
+        <w:rPr>
+          <w:rFonts w:ascii="Jost" w:eastAsia="Helvetica Neue" w:hAnsi="Jost" w:cs="Helvetica Neue"/>
+          <w:color w:val="000000" w:themeColor="text1"/>
+          <w:sz w:val="16"/>
+          <w:szCs w:val="16"/>
+        </w:rPr>
+        <w:t>Fonction : XXX</w:t>
+      </w:r>
+    </w:p>
+    <w:p>
+      <w:pPr>
+        <w:widowControl w:val="0"/>
+        <w:tabs>
+          <w:tab w:val="center" w:pos="4819"/>
+          <w:tab w:val="right" w:pos="9355"/>
+        </w:tabs>
+        <w:jc w:val="both"/>
+        <w:rPr>
+          <w:rFonts w:ascii="Jost" w:eastAsia="Helvetica Neue" w:hAnsi="Jost" w:cs="Helvetica Neue"/>
+          <w:color w:val="000000" w:themeColor="text1"/>
+          <w:sz w:val="16"/>
+          <w:szCs w:val="16"/>
+        </w:rPr>
+      </w:pPr>
+    </w:p>
+    <w:p>
+      <w:pPr>
+        <w:widowControl w:val="0"/>
+        <w:tabs>
+          <w:tab w:val="center" w:pos="4819"/>
+          <w:tab w:val="right" w:pos="9355"/>
+        </w:tabs>
+        <w:jc w:val="both"/>
+        <w:rPr>
+          <w:rFonts w:ascii="Jost" w:eastAsia="Helvetica Neue" w:hAnsi="Jost" w:cs="Helvetica Neue"/>
+          <w:color w:val="000000" w:themeColor="text1"/>
+          <w:sz w:val="16"/>
+          <w:szCs w:val="16"/>
+        </w:rPr>
+      </w:pPr>
+      <w:r>
+        <w:rPr>
+          <w:rFonts w:ascii="Jost" w:eastAsia="Helvetica Neue" w:hAnsi="Jost" w:cs="Helvetica Neue"/>
+          <w:color w:val="000000" w:themeColor="text1"/>
+          <w:sz w:val="16"/>
+          <w:szCs w:val="16"/>
+        </w:rPr>
+        <w:t>Adresse / résidence fiscale : XXX</w:t>
+      </w:r>
+    </w:p>
+    <w:p>
+      <w:pPr>
+        <w:widowControl w:val="0"/>
+        <w:tabs>
+          <w:tab w:val="center" w:pos="4819"/>
+          <w:tab w:val="right" w:pos="9355"/>
+        </w:tabs>
+        <w:jc w:val="both"/>
+        <w:rPr>
+          <w:rFonts w:ascii="Jost" w:eastAsia="Helvetica Neue" w:hAnsi="Jost" w:cs="Helvetica Neue"/>
+          <w:color w:val="000000" w:themeColor="text1"/>
+          <w:sz w:val="16"/>
+          <w:szCs w:val="16"/>
+        </w:rPr>
+      </w:pPr>
+    </w:p>
+    <w:p>
+      <w:pPr>
+        <w:widowControl w:val="0"/>
+        <w:tabs>
+          <w:tab w:val="center" w:pos="4819"/>
+          <w:tab w:val="right" w:pos="9355"/>
+        </w:tabs>
+        <w:jc w:val="both"/>
+        <w:rPr>
+          <w:rFonts w:ascii="Jost" w:eastAsia="Helvetica Neue" w:hAnsi="Jost" w:cs="Helvetica Neue"/>
+          <w:color w:val="000000" w:themeColor="text1"/>
+          <w:sz w:val="16"/>
+          <w:szCs w:val="16"/>
+        </w:rPr>
+      </w:pPr>
+      <w:r>
+        <w:rPr>
+          <w:rFonts w:ascii="Jost" w:eastAsia="Helvetica Neue" w:hAnsi="Jost" w:cs="Helvetica Neue"/>
+          <w:color w:val="000000" w:themeColor="text1"/>
+          <w:sz w:val="16"/>
+          <w:szCs w:val="16"/>
+        </w:rPr>
+        <w:t>Téléphone : XXX</w:t>
+      </w:r>
+    </w:p>
+    <w:p>
+      <w:pPr>
+        <w:widowControl w:val="0"/>
+        <w:tabs>
+          <w:tab w:val="center" w:pos="4819"/>
+          <w:tab w:val="right" w:pos="9355"/>
+        </w:tabs>
+        <w:jc w:val="both"/>
+        <w:rPr>
+          <w:rFonts w:ascii="Jost" w:eastAsia="Helvetica Neue" w:hAnsi="Jost" w:cs="Helvetica Neue"/>
+          <w:color w:val="000000" w:themeColor="text1"/>
+          <w:sz w:val="16"/>
+          <w:szCs w:val="16"/>
+        </w:rPr>
+      </w:pPr>
+    </w:p>
+    <w:p>
+      <w:pPr>
+        <w:widowControl w:val="0"/>
+        <w:tabs>
+          <w:tab w:val="center" w:pos="4819"/>
+          <w:tab w:val="right" w:pos="9355"/>
+        </w:tabs>
+        <w:jc w:val="both"/>
+        <w:rPr>
+          <w:rFonts w:ascii="Jost" w:eastAsia="Helvetica Neue" w:hAnsi="Jost" w:cs="Helvetica Neue"/>
+          <w:color w:val="000000" w:themeColor="text1"/>
+          <w:sz w:val="16"/>
+          <w:szCs w:val="16"/>
+        </w:rPr>
+      </w:pPr>
+      <w:r>
+        <w:rPr>
+          <w:rFonts w:ascii="Jost" w:eastAsia="Helvetica Neue" w:hAnsi="Jost" w:cs="Helvetica Neue"/>
+          <w:color w:val="000000" w:themeColor="text1"/>
+          <w:sz w:val="16"/>
+          <w:szCs w:val="16"/>
+        </w:rPr>
+        <w:t>E-mail : XXX</w:t>
+      </w:r>
+    </w:p>
+    <w:p>
+      <w:pPr>
+        <w:widowControl w:val="0"/>
+        <w:tabs>
+          <w:tab w:val="center" w:pos="4819"/>
+          <w:tab w:val="right" w:pos="9355"/>
+        </w:tabs>
+        <w:jc w:val="both"/>
+        <w:rPr>
+          <w:rFonts w:ascii="Jost" w:eastAsia="Helvetica Neue" w:hAnsi="Jost" w:cs="Helvetica Neue"/>
+          <w:color w:val="000000" w:themeColor="text1"/>
+          <w:sz w:val="16"/>
+          <w:szCs w:val="16"/>
+        </w:rPr>
+      </w:pPr>
+    </w:p>
+    <w:p>
+      <w:pPr>
+        <w:rPr>
+          <w:rFonts w:ascii="Cormorant Garamond" w:eastAsia="CANELA-LIGHT" w:hAnsi="Cormorant Garamond" w:cs="Cormorant Garamond"/>
+          <w:b/>
+          <w:bCs/>
+        </w:rPr>
+      </w:pPr>
+      <w:r>
+        <w:rPr>
+          <w:rFonts w:ascii="Cormorant Garamond" w:eastAsia="CANELA-LIGHT" w:hAnsi="Cormorant Garamond" w:cs="Cormorant Garamond"/>
+          <w:b/>
+          <w:bCs/>
+        </w:rPr>
+        <w:t>Pratique et connaissance financière de l’entreprise / du représentant</w:t>
+      </w:r>
+    </w:p>
+    <w:p>
+      <w:pPr>
+        <w:rPr>
+          <w:rFonts w:ascii="Cormorant Garamond" w:eastAsia="CANELA-LIGHT" w:hAnsi="Cormorant Garamond" w:cs="Cormorant Garamond"/>
+          <w:b/>
+          <w:bCs/>
+        </w:rPr>
+      </w:pPr>
+    </w:p>
+    <w:p>
+      <w:pPr>
+        <w:widowControl w:val="0"/>
+        <w:tabs>
+          <w:tab w:val="center" w:pos="4819"/>
+          <w:tab w:val="right" w:pos="9355"/>
+        </w:tabs>
+        <w:jc w:val="both"/>
+        <w:rPr>
+          <w:rFonts w:ascii="Jost" w:eastAsia="Helvetica Neue" w:hAnsi="Jost" w:cs="Helvetica Neue"/>
+          <w:color w:val="000000" w:themeColor="text1"/>
+          <w:sz w:val="16"/>
+          <w:szCs w:val="16"/>
+        </w:rPr>
+      </w:pPr>
+      <w:r>
+        <w:rPr>
+          <w:rFonts w:ascii="Jost" w:eastAsia="Helvetica Neue" w:hAnsi="Jost" w:cs="Helvetica Neue"/>
+          <w:color w:val="000000" w:themeColor="text1"/>
+          <w:sz w:val="16"/>
+          <w:szCs w:val="16"/>
+        </w:rPr>
+        <w:t>Pratique actuelle de produits de placement : ☐ Oui ☐ Non — préciser : XXX</w:t>
+      </w:r>
+    </w:p>
+    <w:p>
+      <w:pPr>
+        <w:widowControl w:val="0"/>
+        <w:tabs>
+          <w:tab w:val="center" w:pos="4819"/>
+          <w:tab w:val="right" w:pos="9355"/>
+        </w:tabs>
+        <w:jc w:val="both"/>
+        <w:rPr>
+          <w:rFonts w:ascii="Jost" w:eastAsia="Helvetica Neue" w:hAnsi="Jost" w:cs="Helvetica Neue"/>
+          <w:color w:val="000000" w:themeColor="text1"/>
+          <w:sz w:val="16"/>
+          <w:szCs w:val="16"/>
+        </w:rPr>
+      </w:pPr>
+    </w:p>
+    <w:p>
+      <w:pPr>
+        <w:widowControl w:val="0"/>
+        <w:tabs>
+          <w:tab w:val="center" w:pos="4819"/>
+          <w:tab w:val="right" w:pos="9355"/>
+        </w:tabs>
+        <w:jc w:val="both"/>
+        <w:rPr>
+          <w:rFonts w:ascii="Jost" w:eastAsia="Helvetica Neue" w:hAnsi="Jost" w:cs="Helvetica Neue"/>
+          <w:color w:val="000000" w:themeColor="text1"/>
+          <w:sz w:val="16"/>
+          <w:szCs w:val="16"/>
+        </w:rPr>
+      </w:pPr>
+      <w:r>
+        <w:rPr>
+          <w:rFonts w:ascii="Jost" w:eastAsia="Helvetica Neue" w:hAnsi="Jost" w:cs="Helvetica Neue"/>
+          <w:color w:val="000000" w:themeColor="text1"/>
+          <w:sz w:val="16"/>
+          <w:szCs w:val="16"/>
+        </w:rPr>
+        <w:t>Pratique passée : ☐ Oui ☐ Non — préciser dates / fréquence : XXX</w:t>
+      </w:r>
+    </w:p>
+    <w:p>
+      <w:pPr>
+        <w:widowControl w:val="0"/>
+        <w:tabs>
+          <w:tab w:val="center" w:pos="4819"/>
+          <w:tab w:val="right" w:pos="9355"/>
+        </w:tabs>
+        <w:jc w:val="both"/>
+        <w:rPr>
+          <w:rFonts w:ascii="Jost" w:eastAsia="Helvetica Neue" w:hAnsi="Jost" w:cs="Helvetica Neue"/>
+          <w:color w:val="000000" w:themeColor="text1"/>
+          <w:sz w:val="16"/>
+          <w:szCs w:val="16"/>
+        </w:rPr>
+      </w:pPr>
+    </w:p>
+    <w:p>
+      <w:pPr>
+        <w:widowControl w:val="0"/>
+        <w:tabs>
+          <w:tab w:val="center" w:pos="4819"/>
+          <w:tab w:val="right" w:pos="9355"/>
+        </w:tabs>
+        <w:jc w:val="both"/>
+        <w:rPr>
+          <w:rFonts w:ascii="Jost" w:eastAsia="Helvetica Neue" w:hAnsi="Jost" w:cs="Helvetica Neue"/>
+          <w:color w:val="000000" w:themeColor="text1"/>
+          <w:sz w:val="16"/>
+          <w:szCs w:val="16"/>
+        </w:rPr>
+      </w:pPr>
+      <w:r>
+        <w:rPr>
+          <w:rFonts w:ascii="Jost" w:eastAsia="Helvetica Neue" w:hAnsi="Jost" w:cs="Helvetica Neue"/>
+          <w:color w:val="000000" w:themeColor="text1"/>
+          <w:sz w:val="16"/>
+          <w:szCs w:val="16"/>
+        </w:rPr>
+        <w:t>Supports utilisés : OPCVM / produits de couverture / autres : XXX</w:t>
+      </w:r>
+    </w:p>
+    <w:p>
+      <w:pPr>
+        <w:widowControl w:val="0"/>
+        <w:tabs>
+          <w:tab w:val="center" w:pos="4819"/>
+          <w:tab w:val="right" w:pos="9355"/>
+        </w:tabs>
+        <w:jc w:val="both"/>
+        <w:rPr>
+          <w:rFonts w:ascii="Jost" w:eastAsia="Helvetica Neue" w:hAnsi="Jost" w:cs="Helvetica Neue"/>
+          <w:color w:val="000000" w:themeColor="text1"/>
+          <w:sz w:val="16"/>
+          <w:szCs w:val="16"/>
+        </w:rPr>
+      </w:pPr>
+    </w:p>
+    <w:p>
+      <w:pPr>
+        <w:widowControl w:val="0"/>
+        <w:tabs>
+          <w:tab w:val="center" w:pos="4819"/>
+          <w:tab w:val="right" w:pos="9355"/>
+        </w:tabs>
+        <w:jc w:val="both"/>
+        <w:rPr>
+          <w:rFonts w:ascii="Jost" w:eastAsia="Helvetica Neue" w:hAnsi="Jost" w:cs="Helvetica Neue"/>
+          <w:color w:val="000000" w:themeColor="text1"/>
+          <w:sz w:val="16"/>
+          <w:szCs w:val="16"/>
+        </w:rPr>
+      </w:pPr>
+      <w:r>
+        <w:rPr>
+          <w:rFonts w:ascii="Jost" w:eastAsia="Helvetica Neue" w:hAnsi="Jost" w:cs="Helvetica Neue"/>
+          <w:color w:val="000000" w:themeColor="text1"/>
+          <w:sz w:val="16"/>
+          <w:szCs w:val="16"/>
+        </w:rPr>
+        <w:t>Connaissances financières : ☐ faibles ☐ moyennes ☐ bonnes</w:t>
+      </w:r>
+    </w:p>
+    <w:p>
+      <w:pPr>
+        <w:widowControl w:val="0"/>
+        <w:tabs>
+          <w:tab w:val="center" w:pos="4819"/>
+          <w:tab w:val="right" w:pos="9355"/>
+        </w:tabs>
+        <w:jc w:val="both"/>
+        <w:rPr>
+          <w:rFonts w:ascii="Jost" w:eastAsia="Helvetica Neue" w:hAnsi="Jost" w:cs="Helvetica Neue"/>
+          <w:color w:val="000000" w:themeColor="text1"/>
+          <w:sz w:val="16"/>
+          <w:szCs w:val="16"/>
+        </w:rPr>
+      </w:pPr>
+    </w:p>
+    <w:p>
+      <w:pPr>
+        <w:widowControl w:val="0"/>
+        <w:tabs>
+          <w:tab w:val="center" w:pos="4819"/>
+          <w:tab w:val="right" w:pos="9355"/>
+        </w:tabs>
+        <w:jc w:val="both"/>
+        <w:rPr>
+          <w:rFonts w:ascii="Jost" w:eastAsia="Helvetica Neue" w:hAnsi="Jost" w:cs="Helvetica Neue"/>
+          <w:color w:val="000000" w:themeColor="text1"/>
+          <w:sz w:val="16"/>
+          <w:szCs w:val="16"/>
+        </w:rPr>
+      </w:pPr>
+      <w:r>
+        <w:rPr>
+          <w:rFonts w:ascii="Jost" w:eastAsia="Helvetica Neue" w:hAnsi="Jost" w:cs="Helvetica Neue"/>
+          <w:color w:val="000000" w:themeColor="text1"/>
+          <w:sz w:val="16"/>
+          <w:szCs w:val="16"/>
+        </w:rPr>
+        <w:t>Profil de risque (sur 7) : 1  2  3  4  5  6  7</w:t>
+      </w:r>
+    </w:p>
+    <w:p>
+      <w:pPr>
+        <w:widowControl w:val="0"/>
+        <w:tabs>
+          <w:tab w:val="center" w:pos="4819"/>
+          <w:tab w:val="right" w:pos="9355"/>
+        </w:tabs>
+        <w:jc w:val="both"/>
+        <w:rPr>
+          <w:rFonts w:ascii="Jost" w:eastAsia="Helvetica Neue" w:hAnsi="Jost" w:cs="Helvetica Neue"/>
+          <w:color w:val="000000" w:themeColor="text1"/>
+          <w:sz w:val="16"/>
+          <w:szCs w:val="16"/>
+        </w:rPr>
+      </w:pPr>
+    </w:p>
+    <w:p>
+      <w:pPr>
+        <w:widowControl w:val="0"/>
+        <w:tabs>
+          <w:tab w:val="center" w:pos="4819"/>
+          <w:tab w:val="right" w:pos="9355"/>
+        </w:tabs>
+        <w:jc w:val="both"/>
+        <w:rPr>
+          <w:rFonts w:ascii="Jost" w:eastAsia="Helvetica Neue" w:hAnsi="Jost" w:cs="Helvetica Neue"/>
+          <w:color w:val="000000" w:themeColor="text1"/>
+          <w:sz w:val="16"/>
+          <w:szCs w:val="16"/>
+        </w:rPr>
+      </w:pPr>
+      <w:r>
+        <w:rPr>
+          <w:rFonts w:ascii="Jost" w:eastAsia="Helvetica Neue" w:hAnsi="Jost" w:cs="Helvetica Neue"/>
+          <w:color w:val="000000" w:themeColor="text1"/>
+          <w:sz w:val="16"/>
+          <w:szCs w:val="16"/>
+        </w:rPr>
+        <w:t>Classification : ☐ non professionnel ☐ professionnel</w:t>
+      </w:r>
+    </w:p>
+    <w:p>
+      <w:pPr>
+        <w:widowControl w:val="0"/>
+        <w:tabs>
+          <w:tab w:val="center" w:pos="4819"/>
+          <w:tab w:val="right" w:pos="9355"/>
+        </w:tabs>
+        <w:jc w:val="both"/>
+        <w:rPr>
+          <w:rFonts w:ascii="Jost" w:eastAsia="Helvetica Neue" w:hAnsi="Jost" w:cs="Helvetica Neue"/>
+          <w:color w:val="000000" w:themeColor="text1"/>
+          <w:sz w:val="16"/>
+          <w:szCs w:val="16"/>
+        </w:rPr>
+      </w:pPr>
+    </w:p>
+    <w:p>
+      <w:pPr>
+        <w:widowControl w:val="0"/>
+        <w:tabs>
+          <w:tab w:val="center" w:pos="4819"/>
+          <w:tab w:val="right" w:pos="9355"/>
+        </w:tabs>
+        <w:jc w:val="both"/>
+        <w:rPr>
+          <w:rFonts w:ascii="Jost" w:eastAsia="Helvetica Neue" w:hAnsi="Jost" w:cs="Helvetica Neue"/>
+          <w:color w:val="000000" w:themeColor="text1"/>
+          <w:sz w:val="16"/>
+          <w:szCs w:val="16"/>
+        </w:rPr>
+      </w:pPr>
+      <w:r>
+        <w:rPr>
+          <w:rFonts w:ascii="Jost" w:eastAsia="Helvetica Neue" w:hAnsi="Jost" w:cs="Helvetica Neue"/>
+          <w:color w:val="000000" w:themeColor="text1"/>
+          <w:sz w:val="16"/>
+          <w:szCs w:val="16"/>
+        </w:rPr>
+        <w:t>Objectifs et terme en années : XXX</w:t>
+      </w:r>
+    </w:p>
+    <w:p>
+      <w:pPr>
+        <w:widowControl w:val="0"/>
+        <w:tabs>
+          <w:tab w:val="center" w:pos="4819"/>
+          <w:tab w:val="right" w:pos="9355"/>
+        </w:tabs>
+        <w:jc w:val="both"/>
+        <w:rPr>
+          <w:rFonts w:ascii="Jost" w:eastAsia="Helvetica Neue" w:hAnsi="Jost" w:cs="Helvetica Neue"/>
+          <w:color w:val="000000" w:themeColor="text1"/>
+          <w:sz w:val="16"/>
+          <w:szCs w:val="16"/>
+        </w:rPr>
+      </w:pPr>
+    </w:p>
+    <w:p>
+      <w:pPr>
+        <w:rPr>
+          <w:rFonts w:ascii="Cormorant Garamond" w:eastAsia="CANELA-LIGHT" w:hAnsi="Cormorant Garamond" w:cs="Cormorant Garamond"/>
+          <w:b/>
+          <w:bCs/>
+        </w:rPr>
+      </w:pPr>
+      <w:r>
+        <w:rPr>
+          <w:rFonts w:ascii="Cormorant Garamond" w:eastAsia="CANELA-LIGHT" w:hAnsi="Cormorant Garamond" w:cs="Cormorant Garamond"/>
+          <w:b/>
+          <w:bCs/>
+        </w:rPr>
+        <w:lastRenderedPageBreak/>
+        <w:t>Situation financière et capacité d’investissement</w:t>
+      </w:r>
+    </w:p>
+    <w:p>
+      <w:pPr>
+        <w:rPr>
+          <w:rFonts w:ascii="Cormorant Garamond" w:eastAsia="CANELA-LIGHT" w:hAnsi="Cormorant Garamond" w:cs="Cormorant Garamond"/>
+          <w:b/>
+          <w:bCs/>
+        </w:rPr>
+      </w:pPr>
+    </w:p>
+    <w:p>
+      <w:pPr>
+        <w:widowControl w:val="0"/>
+        <w:tabs>
+          <w:tab w:val="center" w:pos="4819"/>
+          <w:tab w:val="right" w:pos="9355"/>
+        </w:tabs>
+        <w:jc w:val="both"/>
+        <w:rPr>
+          <w:rFonts w:ascii="Jost" w:eastAsia="Helvetica Neue" w:hAnsi="Jost" w:cs="Helvetica Neue"/>
+          <w:color w:val="000000" w:themeColor="text1"/>
+          <w:sz w:val="16"/>
+          <w:szCs w:val="16"/>
+        </w:rPr>
+      </w:pPr>
+      <w:r>
+        <w:rPr>
+          <w:rFonts w:ascii="Jost" w:eastAsia="Helvetica Neue" w:hAnsi="Jost" w:cs="Helvetica Neue"/>
+          <w:color w:val="000000" w:themeColor="text1"/>
+          <w:sz w:val="16"/>
+          <w:szCs w:val="16"/>
+        </w:rPr>
+        <w:t>Dernier chiffre d’affaires : XXX EUR</w:t>
+      </w:r>
+    </w:p>
+    <w:p>
+      <w:pPr>
+        <w:widowControl w:val="0"/>
+        <w:tabs>
+          <w:tab w:val="center" w:pos="4819"/>
+          <w:tab w:val="right" w:pos="9355"/>
+        </w:tabs>
+        <w:jc w:val="both"/>
+        <w:rPr>
+          <w:rFonts w:ascii="Jost" w:eastAsia="Helvetica Neue" w:hAnsi="Jost" w:cs="Helvetica Neue"/>
+          <w:color w:val="000000" w:themeColor="text1"/>
+          <w:sz w:val="16"/>
+          <w:szCs w:val="16"/>
+        </w:rPr>
+      </w:pPr>
+    </w:p>
+    <w:p>
+      <w:pPr>
+        <w:widowControl w:val="0"/>
+        <w:tabs>
+          <w:tab w:val="center" w:pos="4819"/>
+          <w:tab w:val="right" w:pos="9355"/>
+        </w:tabs>
+        <w:jc w:val="both"/>
+        <w:rPr>
+          <w:rFonts w:ascii="Jost" w:eastAsia="Helvetica Neue" w:hAnsi="Jost" w:cs="Helvetica Neue"/>
+          <w:color w:val="000000" w:themeColor="text1"/>
+          <w:sz w:val="16"/>
+          <w:szCs w:val="16"/>
+        </w:rPr>
+      </w:pPr>
+      <w:r>
+        <w:rPr>
+          <w:rFonts w:ascii="Jost" w:eastAsia="Helvetica Neue" w:hAnsi="Jost" w:cs="Helvetica Neue"/>
+          <w:color w:val="000000" w:themeColor="text1"/>
+          <w:sz w:val="16"/>
+          <w:szCs w:val="16"/>
+        </w:rPr>
+        <w:t>Trésorerie disponible : XXX EUR</w:t>
+      </w:r>
+    </w:p>
+    <w:p>
+      <w:pPr>
+        <w:widowControl w:val="0"/>
+        <w:tabs>
+          <w:tab w:val="center" w:pos="4819"/>
+          <w:tab w:val="right" w:pos="9355"/>
+        </w:tabs>
+        <w:jc w:val="both"/>
+        <w:rPr>
+          <w:rFonts w:ascii="Jost" w:eastAsia="Helvetica Neue" w:hAnsi="Jost" w:cs="Helvetica Neue"/>
+          <w:color w:val="000000" w:themeColor="text1"/>
+          <w:sz w:val="16"/>
+          <w:szCs w:val="16"/>
+        </w:rPr>
+      </w:pPr>
+    </w:p>
+    <w:p>
+      <w:pPr>
+        <w:widowControl w:val="0"/>
+        <w:tabs>
+          <w:tab w:val="center" w:pos="4819"/>
+          <w:tab w:val="right" w:pos="9355"/>
+        </w:tabs>
+        <w:jc w:val="both"/>
+        <w:rPr>
+          <w:rFonts w:ascii="Jost" w:eastAsia="Helvetica Neue" w:hAnsi="Jost" w:cs="Helvetica Neue"/>
+          <w:color w:val="000000" w:themeColor="text1"/>
+          <w:sz w:val="16"/>
+          <w:szCs w:val="16"/>
+        </w:rPr>
+      </w:pPr>
+      <w:r>
+        <w:rPr>
+          <w:rFonts w:ascii="Jost" w:eastAsia="Helvetica Neue" w:hAnsi="Jost" w:cs="Helvetica Neue"/>
+          <w:color w:val="000000" w:themeColor="text1"/>
+          <w:sz w:val="16"/>
+          <w:szCs w:val="16"/>
+        </w:rPr>
+        <w:t>Actifs financiers : XXX EUR</w:t>
+      </w:r>
+    </w:p>
+    <w:p>
+      <w:pPr>
+        <w:widowControl w:val="0"/>
+        <w:tabs>
+          <w:tab w:val="center" w:pos="4819"/>
+          <w:tab w:val="right" w:pos="9355"/>
+        </w:tabs>
+        <w:jc w:val="both"/>
+        <w:rPr>
+          <w:rFonts w:ascii="Jost" w:eastAsia="Helvetica Neue" w:hAnsi="Jost" w:cs="Helvetica Neue"/>
+          <w:color w:val="000000" w:themeColor="text1"/>
+          <w:sz w:val="16"/>
+          <w:szCs w:val="16"/>
+        </w:rPr>
+      </w:pPr>
+    </w:p>
+    <w:p>
+      <w:pPr>
+        <w:widowControl w:val="0"/>
+        <w:tabs>
+          <w:tab w:val="center" w:pos="4819"/>
+          <w:tab w:val="right" w:pos="9355"/>
+        </w:tabs>
+        <w:jc w:val="both"/>
+        <w:rPr>
+          <w:rFonts w:ascii="Jost" w:eastAsia="Helvetica Neue" w:hAnsi="Jost" w:cs="Helvetica Neue"/>
+          <w:color w:val="000000" w:themeColor="text1"/>
+          <w:sz w:val="16"/>
+          <w:szCs w:val="16"/>
+        </w:rPr>
+      </w:pPr>
+      <w:r>
+        <w:rPr>
+          <w:rFonts w:ascii="Jost" w:eastAsia="Helvetica Neue" w:hAnsi="Jost" w:cs="Helvetica Neue"/>
+          <w:color w:val="000000" w:themeColor="text1"/>
+          <w:sz w:val="16"/>
+          <w:szCs w:val="16"/>
+        </w:rPr>
+        <w:t>Immobilier : XXX EUR</w:t>
+      </w:r>
+    </w:p>
+    <w:p>
+      <w:pPr>
+        <w:widowControl w:val="0"/>
+        <w:tabs>
+          <w:tab w:val="center" w:pos="4819"/>
+          <w:tab w:val="right" w:pos="9355"/>
+        </w:tabs>
+        <w:jc w:val="both"/>
+        <w:rPr>
+          <w:rFonts w:ascii="Jost" w:eastAsia="Helvetica Neue" w:hAnsi="Jost" w:cs="Helvetica Neue"/>
+          <w:color w:val="000000" w:themeColor="text1"/>
+          <w:sz w:val="16"/>
+          <w:szCs w:val="16"/>
+        </w:rPr>
+      </w:pPr>
+    </w:p>
+    <w:p>
+      <w:pPr>
+        <w:widowControl w:val="0"/>
+        <w:tabs>
+          <w:tab w:val="center" w:pos="4819"/>
+          <w:tab w:val="right" w:pos="9355"/>
+        </w:tabs>
+        <w:jc w:val="both"/>
+        <w:rPr>
+          <w:rFonts w:ascii="Jost" w:eastAsia="Helvetica Neue" w:hAnsi="Jost" w:cs="Helvetica Neue"/>
+          <w:color w:val="000000" w:themeColor="text1"/>
+          <w:sz w:val="16"/>
+          <w:szCs w:val="16"/>
+        </w:rPr>
+      </w:pPr>
+      <w:r>
+        <w:rPr>
+          <w:rFonts w:ascii="Jost" w:eastAsia="Helvetica Neue" w:hAnsi="Jost" w:cs="Helvetica Neue"/>
+          <w:color w:val="000000" w:themeColor="text1"/>
+          <w:sz w:val="16"/>
+          <w:szCs w:val="16"/>
+        </w:rPr>
+        <w:t>Passif / dettes financières : XXX EUR</w:t>
+      </w:r>
+    </w:p>
+    <w:p>
+      <w:pPr>
+        <w:widowControl w:val="0"/>
+        <w:tabs>
+          <w:tab w:val="center" w:pos="4819"/>
+          <w:tab w:val="right" w:pos="9355"/>
+        </w:tabs>
+        <w:jc w:val="both"/>
+        <w:rPr>
+          <w:rFonts w:ascii="Jost" w:eastAsia="Helvetica Neue" w:hAnsi="Jost" w:cs="Helvetica Neue"/>
+          <w:color w:val="000000" w:themeColor="text1"/>
+          <w:sz w:val="16"/>
+          <w:szCs w:val="16"/>
+        </w:rPr>
+      </w:pPr>
+    </w:p>
+    <w:p>
+      <w:pPr>
+        <w:widowControl w:val="0"/>
+        <w:tabs>
+          <w:tab w:val="center" w:pos="4819"/>
+          <w:tab w:val="right" w:pos="9355"/>
+        </w:tabs>
+        <w:jc w:val="both"/>
+        <w:rPr>
+          <w:rFonts w:ascii="Jost" w:eastAsia="Helvetica Neue" w:hAnsi="Jost" w:cs="Helvetica Neue"/>
+          <w:color w:val="000000" w:themeColor="text1"/>
+          <w:sz w:val="16"/>
+          <w:szCs w:val="16"/>
+        </w:rPr>
+      </w:pPr>
+      <w:r>
+        <w:rPr>
+          <w:rFonts w:ascii="Jost" w:eastAsia="Helvetica Neue" w:hAnsi="Jost" w:cs="Helvetica Neue"/>
+          <w:color w:val="000000" w:themeColor="text1"/>
+          <w:sz w:val="16"/>
+          <w:szCs w:val="16"/>
+        </w:rPr>
+        <w:t>Besoin de liquidité / horizon d’investissement : XXX</w:t>
+      </w:r>
+    </w:p>
+    <w:p>
+      <w:pPr>
+        <w:widowControl w:val="0"/>
+        <w:tabs>
+          <w:tab w:val="center" w:pos="4819"/>
+          <w:tab w:val="right" w:pos="9355"/>
+        </w:tabs>
+        <w:jc w:val="both"/>
+        <w:rPr>
+          <w:rFonts w:ascii="Jost" w:eastAsia="Helvetica Neue" w:hAnsi="Jost" w:cs="Helvetica Neue"/>
+          <w:color w:val="000000" w:themeColor="text1"/>
+          <w:sz w:val="16"/>
+          <w:szCs w:val="16"/>
+        </w:rPr>
+      </w:pPr>
+    </w:p>
+    <w:p>
+      <w:pPr>
+        <w:widowControl w:val="0"/>
+        <w:tabs>
+          <w:tab w:val="center" w:pos="4819"/>
+          <w:tab w:val="right" w:pos="9355"/>
+        </w:tabs>
+        <w:jc w:val="both"/>
+        <w:rPr>
+          <w:rFonts w:ascii="Jost" w:eastAsia="Helvetica Neue" w:hAnsi="Jost" w:cs="Helvetica Neue"/>
+          <w:color w:val="000000" w:themeColor="text1"/>
+          <w:sz w:val="16"/>
+          <w:szCs w:val="16"/>
+        </w:rPr>
+      </w:pPr>
+      <w:r>
+        <w:rPr>
+          <w:rFonts w:ascii="Jost" w:eastAsia="Helvetica Neue" w:hAnsi="Jost" w:cs="Helvetica Neue"/>
+          <w:color w:val="000000" w:themeColor="text1"/>
+          <w:sz w:val="16"/>
+          <w:szCs w:val="16"/>
+        </w:rPr>
+        <w:t>Capacité à subir des pertes sur l’opération envisagée : XXX EUR / XXX %</w:t>
+      </w:r>
+    </w:p>
+    <w:p>
+      <w:pPr>
+        <w:widowControl w:val="0"/>
+        <w:tabs>
+          <w:tab w:val="center" w:pos="4819"/>
+          <w:tab w:val="right" w:pos="9355"/>
+        </w:tabs>
+        <w:jc w:val="both"/>
+        <w:rPr>
+          <w:rFonts w:ascii="Jost" w:eastAsia="Helvetica Neue" w:hAnsi="Jost" w:cs="Helvetica Neue"/>
+          <w:color w:val="000000" w:themeColor="text1"/>
+          <w:sz w:val="16"/>
+          <w:szCs w:val="16"/>
+        </w:rPr>
+      </w:pPr>
+    </w:p>
+    <w:p>
+      <w:pPr>
+        <w:rPr>
+          <w:rFonts w:ascii="Cormorant Garamond" w:eastAsia="CANELA-LIGHT" w:hAnsi="Cormorant Garamond" w:cs="Cormorant Garamond"/>
+          <w:b/>
+          <w:bCs/>
+        </w:rPr>
+      </w:pPr>
+      <w:r>
+        <w:rPr>
+          <w:rFonts w:ascii="Cormorant Garamond" w:eastAsia="CANELA-LIGHT" w:hAnsi="Cormorant Garamond" w:cs="Cormorant Garamond"/>
+          <w:b/>
+          <w:bCs/>
+        </w:rPr>
+        <w:t>PPE et durabilité</w:t>
+      </w:r>
+    </w:p>
+    <w:p>
+      <w:pPr>
+        <w:rPr>
+          <w:rFonts w:ascii="Cormorant Garamond" w:eastAsia="CANELA-LIGHT" w:hAnsi="Cormorant Garamond" w:cs="Cormorant Garamond"/>
+          <w:b/>
+          <w:bCs/>
+        </w:rPr>
+      </w:pPr>
+    </w:p>
+    <w:p>
+      <w:pPr>
+        <w:widowControl w:val="0"/>
+        <w:tabs>
+          <w:tab w:val="center" w:pos="4819"/>
+          <w:tab w:val="right" w:pos="9355"/>
+        </w:tabs>
+        <w:jc w:val="both"/>
+        <w:rPr>
+          <w:rFonts w:ascii="Jost" w:eastAsia="Helvetica Neue" w:hAnsi="Jost" w:cs="Helvetica Neue"/>
+          <w:color w:val="000000" w:themeColor="text1"/>
+          <w:sz w:val="16"/>
+          <w:szCs w:val="16"/>
+        </w:rPr>
+      </w:pPr>
+      <w:r>
+        <w:rPr>
+          <w:rFonts w:ascii="Jost" w:eastAsia="Helvetica Neue" w:hAnsi="Jost" w:cs="Helvetica Neue"/>
+          <w:color w:val="000000" w:themeColor="text1"/>
+          <w:sz w:val="16"/>
+          <w:szCs w:val="16"/>
+        </w:rPr>
+        <w:t>PPE concernant le dirigeant, les bénéficiaires effectifs et leur entourage proche : ☐ Non ☐ Oui — précisions : XXX</w:t>
+      </w:r>
+    </w:p>
+    <w:p>
+      <w:pPr>
+        <w:widowControl w:val="0"/>
+        <w:tabs>
+          <w:tab w:val="center" w:pos="4819"/>
+          <w:tab w:val="right" w:pos="9355"/>
+        </w:tabs>
+        <w:jc w:val="both"/>
+        <w:rPr>
+          <w:rFonts w:ascii="Jost" w:eastAsia="Helvetica Neue" w:hAnsi="Jost" w:cs="Helvetica Neue"/>
+          <w:color w:val="000000" w:themeColor="text1"/>
+          <w:sz w:val="16"/>
+          <w:szCs w:val="16"/>
+        </w:rPr>
+      </w:pPr>
+    </w:p>
+    <w:p>
+      <w:pPr>
+        <w:widowControl w:val="0"/>
+        <w:tabs>
+          <w:tab w:val="center" w:pos="4819"/>
+          <w:tab w:val="right" w:pos="9355"/>
+        </w:tabs>
+        <w:jc w:val="both"/>
+        <w:rPr>
+          <w:rFonts w:ascii="Jost" w:eastAsia="Helvetica Neue" w:hAnsi="Jost" w:cs="Helvetica Neue"/>
+          <w:color w:val="000000" w:themeColor="text1"/>
+          <w:sz w:val="16"/>
+          <w:szCs w:val="16"/>
+        </w:rPr>
+      </w:pPr>
+      <w:r>
+        <w:rPr>
+          <w:rFonts w:ascii="Jost" w:eastAsia="Helvetica Neue" w:hAnsi="Jost" w:cs="Helvetica Neue"/>
+          <w:color w:val="000000" w:themeColor="text1"/>
+          <w:sz w:val="16"/>
+          <w:szCs w:val="16"/>
+        </w:rPr>
+        <w:t>Préférences ESG / Taxonomie / SFDR / PAI applicables à l’investissement envisagé : XXX</w:t>
+      </w:r>
+    </w:p>
+    <w:p>
+      <w:pPr>
+        <w:widowControl w:val="0"/>
+        <w:tabs>
+          <w:tab w:val="center" w:pos="4819"/>
+          <w:tab w:val="right" w:pos="9355"/>
+        </w:tabs>
+        <w:jc w:val="both"/>
+        <w:rPr>
+          <w:rFonts w:ascii="Jost" w:eastAsia="Helvetica Neue" w:hAnsi="Jost" w:cs="Helvetica Neue"/>
+          <w:color w:val="000000" w:themeColor="text1"/>
+          <w:sz w:val="16"/>
+          <w:szCs w:val="16"/>
+        </w:rPr>
+      </w:pPr>
+    </w:p>
+    <w:p>
+      <w:pPr>
+        <w:widowControl w:val="0"/>
+        <w:tabs>
+          <w:tab w:val="center" w:pos="4819"/>
+          <w:tab w:val="right" w:pos="9355"/>
+        </w:tabs>
+        <w:jc w:val="both"/>
+        <w:rPr>
+          <w:rFonts w:ascii="Jost" w:eastAsia="Helvetica Neue" w:hAnsi="Jost" w:cs="Helvetica Neue"/>
+          <w:color w:val="000000" w:themeColor="text1"/>
+          <w:sz w:val="16"/>
+          <w:szCs w:val="16"/>
+        </w:rPr>
+      </w:pPr>
+      <w:r>
+        <w:rPr>
+          <w:rFonts w:ascii="Jost" w:eastAsia="Helvetica Neue" w:hAnsi="Jost" w:cs="Helvetica Neue"/>
+          <w:color w:val="000000" w:themeColor="text1"/>
+          <w:sz w:val="16"/>
+          <w:szCs w:val="16"/>
+        </w:rPr>
+        <w:t>Pièces minimales à joindre : extrait Kbis ou équivalent, statuts à jour, dernier bilan et compte de résultat ou état financier récent. Souhaitable : trois derniers bilans et comptes de résultat.</w:t>
+      </w:r>
+    </w:p>
+    <w:p>
+      <w:pPr>
+        <w:widowControl w:val="0"/>
+        <w:tabs>
+          <w:tab w:val="center" w:pos="4819"/>
+          <w:tab w:val="right" w:pos="9355"/>
+        </w:tabs>
+        <w:jc w:val="both"/>
+        <w:rPr>
+          <w:rFonts w:ascii="Jost" w:eastAsia="Helvetica Neue" w:hAnsi="Jost" w:cs="Helvetica Neue"/>
+          <w:color w:val="000000" w:themeColor="text1"/>
+          <w:sz w:val="16"/>
+          <w:szCs w:val="16"/>
+        </w:rPr>
+      </w:pPr>
+    </w:p>
+    <w:p>
+      <w:pPr>
+        <w:rPr>
+          <w:rFonts w:ascii="Cormorant Garamond" w:eastAsia="CANELA-LIGHT" w:hAnsi="Cormorant Garamond" w:cs="Cormorant Garamond"/>
+          <w:b/>
+          <w:bCs/>
+          <w:color w:val="001B00"/>
+        </w:rPr>
+      </w:pPr>
+      <w:r>
+        <w:rPr>
+          <w:rFonts w:ascii="Cormorant Garamond" w:eastAsia="CANELA-LIGHT" w:hAnsi="Cormorant Garamond" w:cs="Cormorant Garamond"/>
+          <w:b/>
+          <w:bCs/>
+          <w:color w:val="001B00"/>
+        </w:rPr>
+        <w:t>Compléments financiers et réglementaires – Personne Morale</w:t>
+      </w:r>
+    </w:p>
+    <w:p>
+      <w:pPr>
+        <w:rPr>
+          <w:rFonts w:ascii="Cormorant Garamond" w:eastAsia="CANELA-LIGHT" w:hAnsi="Cormorant Garamond" w:cs="Cormorant Garamond"/>
+          <w:b/>
+          <w:bCs/>
+          <w:color w:val="001B00"/>
+        </w:rPr>
+      </w:pPr>
+    </w:p>
+    <w:p>
+      <w:pPr>
+        <w:spacing w:before="120"/>
+        <w:jc w:val="both"/>
+        <w:rPr>
+          <w:rFonts w:ascii="Jost" w:eastAsia="Helvetica Neue" w:hAnsi="Jost" w:cs="Helvetica Neue"/>
+          <w:color w:val="000000" w:themeColor="text1"/>
+          <w:sz w:val="16"/>
+          <w:szCs w:val="16"/>
+        </w:rPr>
+      </w:pPr>
+      <w:r>
+        <w:rPr>
+          <w:rFonts w:ascii="Jost" w:eastAsia="Helvetica Neue" w:hAnsi="Jost" w:cs="Helvetica Neue"/>
+          <w:color w:val="000000" w:themeColor="text1"/>
+          <w:sz w:val="16"/>
+          <w:szCs w:val="16"/>
+        </w:rPr>
+        <w:t>Actionnaires — identité / pourcentage de détention directe ou indirecte du capital ou des droits de vote : XXX</w:t>
+      </w:r>
+    </w:p>
+    <w:p>
+      <w:pPr>
+        <w:jc w:val="both"/>
+        <w:rPr>
+          <w:rFonts w:ascii="Jost" w:eastAsia="Helvetica Neue" w:hAnsi="Jost" w:cs="Helvetica Neue"/>
+          <w:color w:val="000000" w:themeColor="text1"/>
+          <w:sz w:val="16"/>
+          <w:szCs w:val="16"/>
+        </w:rPr>
+      </w:pPr>
+    </w:p>
+    <w:p>
+      <w:pPr>
+        <w:spacing w:before="120"/>
+        <w:jc w:val="both"/>
+        <w:rPr>
+          <w:rFonts w:ascii="Jost" w:eastAsia="Helvetica Neue" w:hAnsi="Jost" w:cs="Helvetica Neue"/>
+          <w:color w:val="000000" w:themeColor="text1"/>
+          <w:sz w:val="16"/>
+          <w:szCs w:val="16"/>
+        </w:rPr>
+      </w:pPr>
+      <w:r>
+        <w:rPr>
+          <w:rFonts w:ascii="Jost" w:eastAsia="Helvetica Neue" w:hAnsi="Jost" w:cs="Helvetica Neue"/>
+          <w:color w:val="000000" w:themeColor="text1"/>
+          <w:sz w:val="16"/>
+          <w:szCs w:val="16"/>
+        </w:rPr>
+        <w:t>PPE : un dirigeant, bénéficiaire effectif, membre de sa famille ou de son entourage exerce-t-il ou a-t-il exercé dans les 3 dernières années une fonction publique importante ? ☐ Non ☐ Oui — préciser : XXX</w:t>
+      </w:r>
+    </w:p>
+    <w:p>
+      <w:pPr>
+        <w:jc w:val="both"/>
+        <w:rPr>
+          <w:rFonts w:ascii="Jost" w:eastAsia="Helvetica Neue" w:hAnsi="Jost" w:cs="Helvetica Neue"/>
+          <w:color w:val="000000" w:themeColor="text1"/>
+          <w:sz w:val="16"/>
+          <w:szCs w:val="16"/>
+        </w:rPr>
+      </w:pPr>
+    </w:p>
+    <w:p>
+      <w:pPr>
+        <w:spacing w:before="120"/>
+        <w:jc w:val="both"/>
+        <w:rPr>
+          <w:rFonts w:ascii="Jost" w:eastAsia="Helvetica Neue" w:hAnsi="Jost" w:cs="Helvetica Neue"/>
+          <w:color w:val="000000" w:themeColor="text1"/>
+          <w:sz w:val="16"/>
+          <w:szCs w:val="16"/>
+        </w:rPr>
+      </w:pPr>
+      <w:r>
+        <w:rPr>
+          <w:rFonts w:ascii="Jost" w:eastAsia="Helvetica Neue" w:hAnsi="Jost" w:cs="Helvetica Neue"/>
+          <w:color w:val="000000" w:themeColor="text1"/>
+          <w:sz w:val="16"/>
+          <w:szCs w:val="16"/>
+        </w:rPr>
+        <w:t>Chiffre d’affaires N-1 — montant / activité / hors France / remarques : XXX</w:t>
+      </w:r>
+    </w:p>
+    <w:p>
+      <w:pPr>
+        <w:jc w:val="both"/>
+        <w:rPr>
+          <w:rFonts w:ascii="Jost" w:eastAsia="Helvetica Neue" w:hAnsi="Jost" w:cs="Helvetica Neue"/>
+          <w:color w:val="000000" w:themeColor="text1"/>
+          <w:sz w:val="16"/>
+          <w:szCs w:val="16"/>
+        </w:rPr>
+      </w:pPr>
+    </w:p>
+    <w:p>
+      <w:pPr>
+        <w:spacing w:before="120"/>
+        <w:jc w:val="both"/>
+        <w:rPr>
+          <w:rFonts w:ascii="Jost" w:eastAsia="Helvetica Neue" w:hAnsi="Jost" w:cs="Helvetica Neue"/>
+          <w:color w:val="000000" w:themeColor="text1"/>
+          <w:sz w:val="16"/>
+          <w:szCs w:val="16"/>
+        </w:rPr>
+      </w:pPr>
+      <w:r>
+        <w:rPr>
+          <w:rFonts w:ascii="Jost" w:eastAsia="Helvetica Neue" w:hAnsi="Jost" w:cs="Helvetica Neue"/>
+          <w:color w:val="000000" w:themeColor="text1"/>
+          <w:sz w:val="16"/>
+          <w:szCs w:val="16"/>
+        </w:rPr>
+        <w:t>Charges N-1 et résultat N-1 : XXX</w:t>
+      </w:r>
+    </w:p>
+    <w:p>
+      <w:pPr>
+        <w:jc w:val="both"/>
+        <w:rPr>
+          <w:rFonts w:ascii="Jost" w:eastAsia="Helvetica Neue" w:hAnsi="Jost" w:cs="Helvetica Neue"/>
+          <w:color w:val="000000" w:themeColor="text1"/>
+          <w:sz w:val="16"/>
+          <w:szCs w:val="16"/>
+        </w:rPr>
+      </w:pPr>
+    </w:p>
+    <w:p>
+      <w:pPr>
+        <w:spacing w:before="120"/>
+        <w:jc w:val="both"/>
+        <w:rPr>
+          <w:rFonts w:ascii="Jost" w:eastAsia="Helvetica Neue" w:hAnsi="Jost" w:cs="Helvetica Neue"/>
+          <w:color w:val="000000" w:themeColor="text1"/>
+          <w:sz w:val="16"/>
+          <w:szCs w:val="16"/>
+        </w:rPr>
+      </w:pPr>
+      <w:r>
+        <w:rPr>
+          <w:rFonts w:ascii="Jost" w:eastAsia="Helvetica Neue" w:hAnsi="Jost" w:cs="Helvetica Neue"/>
+          <w:color w:val="000000" w:themeColor="text1"/>
+          <w:sz w:val="16"/>
+          <w:szCs w:val="16"/>
+        </w:rPr>
+        <w:t>Résultats des filiales, le cas échéant : XXX</w:t>
+      </w:r>
+    </w:p>
+    <w:p>
+      <w:pPr>
+        <w:jc w:val="both"/>
+        <w:rPr>
+          <w:rFonts w:ascii="Jost" w:eastAsia="Helvetica Neue" w:hAnsi="Jost" w:cs="Helvetica Neue"/>
+          <w:color w:val="000000" w:themeColor="text1"/>
+          <w:sz w:val="16"/>
+          <w:szCs w:val="16"/>
+        </w:rPr>
+      </w:pPr>
+    </w:p>
+    <w:p>
+      <w:pPr>
+        <w:spacing w:before="120"/>
+        <w:jc w:val="both"/>
+        <w:rPr>
+          <w:rFonts w:ascii="Jost" w:eastAsia="Helvetica Neue" w:hAnsi="Jost" w:cs="Helvetica Neue"/>
+          <w:color w:val="000000" w:themeColor="text1"/>
+          <w:sz w:val="16"/>
+          <w:szCs w:val="16"/>
+        </w:rPr>
+      </w:pPr>
+      <w:r>
+        <w:rPr>
+          <w:rFonts w:ascii="Jost" w:eastAsia="Helvetica Neue" w:hAnsi="Jost" w:cs="Helvetica Neue"/>
+          <w:color w:val="000000" w:themeColor="text1"/>
+          <w:sz w:val="16"/>
+          <w:szCs w:val="16"/>
+        </w:rPr>
+        <w:t>Évolutions prévisibles affectant l’activité, les résultats ou la trésorerie : XXX</w:t>
+      </w:r>
+    </w:p>
+    <w:p>
+      <w:pPr>
+        <w:jc w:val="both"/>
+        <w:rPr>
+          <w:rFonts w:ascii="Jost" w:eastAsia="Helvetica Neue" w:hAnsi="Jost" w:cs="Helvetica Neue"/>
+          <w:color w:val="000000" w:themeColor="text1"/>
+          <w:sz w:val="16"/>
+          <w:szCs w:val="16"/>
+        </w:rPr>
+      </w:pPr>
+    </w:p>
+    <w:p>
+      <w:pPr>
+        <w:spacing w:before="120"/>
+        <w:jc w:val="both"/>
+        <w:rPr>
+          <w:rFonts w:ascii="Jost" w:eastAsia="Helvetica Neue" w:hAnsi="Jost" w:cs="Helvetica Neue"/>
+          <w:color w:val="000000" w:themeColor="text1"/>
+          <w:sz w:val="16"/>
+          <w:szCs w:val="16"/>
+        </w:rPr>
+      </w:pPr>
+      <w:r>
+        <w:rPr>
+          <w:rFonts w:ascii="Jost" w:eastAsia="Helvetica Neue" w:hAnsi="Jost" w:cs="Helvetica Neue"/>
+          <w:color w:val="000000" w:themeColor="text1"/>
+          <w:sz w:val="16"/>
+          <w:szCs w:val="16"/>
+        </w:rPr>
+        <w:t>Imposition — IS / autres impôts / année dernière / année moyenne / évolutions prévisibles : XXX</w:t>
+      </w:r>
+    </w:p>
+    <w:p>
+      <w:pPr>
+        <w:jc w:val="both"/>
+        <w:rPr>
+          <w:rFonts w:ascii="Jost" w:eastAsia="Helvetica Neue" w:hAnsi="Jost" w:cs="Helvetica Neue"/>
+          <w:color w:val="000000" w:themeColor="text1"/>
+          <w:sz w:val="16"/>
+          <w:szCs w:val="16"/>
+        </w:rPr>
+      </w:pPr>
+    </w:p>
+    <w:p>
+      <w:pPr>
+        <w:spacing w:before="120"/>
+        <w:jc w:val="both"/>
+        <w:rPr>
+          <w:rFonts w:ascii="Jost" w:eastAsia="Helvetica Neue" w:hAnsi="Jost" w:cs="Helvetica Neue"/>
+          <w:color w:val="000000" w:themeColor="text1"/>
+          <w:sz w:val="16"/>
+          <w:szCs w:val="16"/>
+        </w:rPr>
+      </w:pPr>
+      <w:r>
+        <w:rPr>
+          <w:rFonts w:ascii="Jost" w:eastAsia="Helvetica Neue" w:hAnsi="Jost" w:cs="Helvetica Neue"/>
+          <w:color w:val="000000" w:themeColor="text1"/>
+          <w:sz w:val="16"/>
+          <w:szCs w:val="16"/>
+        </w:rPr>
+        <w:t>Patrimoine financier — comptes courants / portefeuille et nature des actifs / montant / ancienneté : XXX</w:t>
+      </w:r>
+    </w:p>
+    <w:p>
+      <w:pPr>
+        <w:jc w:val="both"/>
+        <w:rPr>
+          <w:rFonts w:ascii="Jost" w:eastAsia="Helvetica Neue" w:hAnsi="Jost" w:cs="Helvetica Neue"/>
+          <w:color w:val="000000" w:themeColor="text1"/>
+          <w:sz w:val="16"/>
+          <w:szCs w:val="16"/>
+        </w:rPr>
+      </w:pPr>
+    </w:p>
+    <w:p>
+      <w:pPr>
+        <w:spacing w:before="120"/>
+        <w:jc w:val="both"/>
+        <w:rPr>
+          <w:rFonts w:ascii="Jost" w:eastAsia="Helvetica Neue" w:hAnsi="Jost" w:cs="Helvetica Neue"/>
+          <w:color w:val="000000" w:themeColor="text1"/>
+          <w:sz w:val="16"/>
+          <w:szCs w:val="16"/>
+        </w:rPr>
+      </w:pPr>
+      <w:r>
+        <w:rPr>
+          <w:rFonts w:ascii="Jost" w:eastAsia="Helvetica Neue" w:hAnsi="Jost" w:cs="Helvetica Neue"/>
+          <w:color w:val="000000" w:themeColor="text1"/>
+          <w:sz w:val="16"/>
+          <w:szCs w:val="16"/>
+        </w:rPr>
+        <w:t>Immobilier — localisation / valeur / ancienneté : XXX</w:t>
+      </w:r>
+    </w:p>
+    <w:p>
+      <w:pPr>
+        <w:jc w:val="both"/>
+        <w:rPr>
+          <w:rFonts w:ascii="Jost" w:eastAsia="Helvetica Neue" w:hAnsi="Jost" w:cs="Helvetica Neue"/>
+          <w:color w:val="000000" w:themeColor="text1"/>
+          <w:sz w:val="16"/>
+          <w:szCs w:val="16"/>
+        </w:rPr>
+      </w:pPr>
+    </w:p>
+    <w:p>
+      <w:pPr>
+        <w:spacing w:before="120"/>
+        <w:jc w:val="both"/>
+        <w:rPr>
+          <w:rFonts w:ascii="Jost" w:eastAsia="Helvetica Neue" w:hAnsi="Jost" w:cs="Helvetica Neue"/>
+          <w:color w:val="000000" w:themeColor="text1"/>
+          <w:sz w:val="16"/>
+          <w:szCs w:val="16"/>
+        </w:rPr>
+      </w:pPr>
+      <w:r>
+        <w:rPr>
+          <w:rFonts w:ascii="Jost" w:eastAsia="Helvetica Neue" w:hAnsi="Jost" w:cs="Helvetica Neue"/>
+          <w:color w:val="000000" w:themeColor="text1"/>
+          <w:sz w:val="16"/>
+          <w:szCs w:val="16"/>
+        </w:rPr>
+        <w:t>Capacité d’investissement, besoin de liquidité et quote-part du patrimoine de l’entreprise envisagée pour l’investissement : XXX</w:t>
+      </w:r>
+    </w:p>
+    <w:p>
+      <w:pPr>
+        <w:jc w:val="both"/>
+        <w:rPr>
+          <w:rFonts w:ascii="Jost" w:eastAsia="Helvetica Neue" w:hAnsi="Jost" w:cs="Helvetica Neue"/>
+          <w:color w:val="000000" w:themeColor="text1"/>
+          <w:sz w:val="16"/>
+          <w:szCs w:val="16"/>
+        </w:rPr>
+      </w:pPr>
+    </w:p>
+    <w:p>
+      <w:pPr>
+        <w:spacing w:after="160" w:line="278" w:lineRule="auto"/>
+        <w:rPr>
+          <w:rFonts w:ascii="Cormorant Garamond" w:eastAsia="CANELA-LIGHT" w:hAnsi="Cormorant Garamond" w:cs="Cormorant Garamond"/>
+          <w:b/>
+          <w:bCs/>
+          <w:color w:val="001B00"/>
+          <w:sz w:val="32"/>
+          <w:szCs w:val="32"/>
+        </w:rPr>
+      </w:pPr>
+      <w:r>
+        <w:rPr>
+          <w:rFonts w:ascii="Cormorant Garamond" w:eastAsia="CANELA-LIGHT" w:hAnsi="Cormorant Garamond" w:cs="Cormorant Garamond"/>
+          <w:b/>
+          <w:bCs/>
+          <w:color w:val="001B00"/>
+          <w:sz w:val="32"/>
+          <w:szCs w:val="32"/>
+        </w:rPr>
+        <w:br w:type="page"/>
       </w:r>
     </w:p>
     <w:p>
@@ -15700,6 +18643,1388 @@
         </w:tc>
       </w:tr>
     </w:tbl>
+    <w:p/>
+    <w:p>
+      <w:pPr>
+        <w:spacing w:after="160" w:line="278" w:lineRule="auto"/>
+        <w:rPr>
+          <w:rFonts w:ascii="Cormorant Garamond" w:eastAsia="CANELA-LIGHT" w:hAnsi="Cormorant Garamond" w:cs="Cormorant Garamond"/>
+          <w:b/>
+          <w:bCs/>
+          <w:color w:val="001B00"/>
+          <w:sz w:val="32"/>
+          <w:szCs w:val="32"/>
+        </w:rPr>
+      </w:pPr>
+      <w:r>
+        <w:rPr>
+          <w:rFonts w:ascii="Cormorant Garamond" w:eastAsia="CANELA-LIGHT" w:hAnsi="Cormorant Garamond" w:cs="Cormorant Garamond"/>
+          <w:b/>
+          <w:bCs/>
+          <w:color w:val="001B00"/>
+          <w:sz w:val="32"/>
+          <w:szCs w:val="32"/>
+        </w:rPr>
+        <w:br w:type="page"/>
+      </w:r>
+    </w:p>
+    <w:p>
+      <w:pPr>
+        <w:spacing w:after="60"/>
+        <w:jc w:val="center"/>
+        <w:rPr>
+          <w:rFonts w:ascii="Cormorant Garamond" w:eastAsia="CANELA-LIGHT" w:hAnsi="Cormorant Garamond" w:cs="Cormorant Garamond"/>
+          <w:b/>
+          <w:bCs/>
+          <w:color w:val="001B00"/>
+          <w:sz w:val="32"/>
+          <w:szCs w:val="32"/>
+        </w:rPr>
+      </w:pPr>
+      <w:r>
+        <w:rPr>
+          <w:rFonts w:ascii="Cormorant Garamond" w:eastAsia="CANELA-LIGHT" w:hAnsi="Cormorant Garamond" w:cs="Cormorant Garamond"/>
+          <w:b/>
+          <w:bCs/>
+          <w:color w:val="001B00"/>
+          <w:sz w:val="32"/>
+          <w:szCs w:val="32"/>
+        </w:rPr>
+        <w:lastRenderedPageBreak/>
+        <w:t xml:space="preserve">Avenant à la convention de conseil </w:t>
+      </w:r>
+    </w:p>
+    <w:p>
+      <w:pPr>
+        <w:spacing w:after="60"/>
+        <w:jc w:val="center"/>
+        <w:rPr>
+          <w:rFonts w:ascii="Cormorant Garamond" w:eastAsia="CANELA-LIGHT" w:hAnsi="Cormorant Garamond" w:cs="Cormorant Garamond"/>
+          <w:b/>
+          <w:bCs/>
+          <w:color w:val="001B00"/>
+          <w:sz w:val="32"/>
+          <w:szCs w:val="32"/>
+        </w:rPr>
+      </w:pPr>
+    </w:p>
+    <w:p>
+      <w:pPr>
+        <w:spacing w:after="60"/>
+        <w:jc w:val="center"/>
+        <w:rPr>
+          <w:rFonts w:ascii="Cormorant Garamond" w:eastAsia="CANELA-LIGHT" w:hAnsi="Cormorant Garamond" w:cs="Cormorant Garamond"/>
+          <w:b/>
+          <w:bCs/>
+          <w:color w:val="001B00"/>
+        </w:rPr>
+      </w:pPr>
+      <w:r>
+        <w:rPr>
+          <w:rFonts w:ascii="Cormorant Garamond" w:eastAsia="CANELA-LIGHT" w:hAnsi="Cormorant Garamond" w:cs="Cormorant Garamond"/>
+          <w:b/>
+          <w:bCs/>
+          <w:color w:val="001B00"/>
+        </w:rPr>
+        <w:t>Accompagnement Family Office</w:t>
+      </w:r>
+    </w:p>
+    <w:p>
+      <w:pPr>
+        <w:spacing w:before="160" w:after="100"/>
+        <w:rPr>
+          <w:b/>
+          <w:bCs/>
+        </w:rPr>
+      </w:pPr>
+    </w:p>
+    <w:p>
+      <w:pPr>
+        <w:spacing w:before="160" w:after="100"/>
+        <w:rPr>
+          <w:b/>
+          <w:bCs/>
+        </w:rPr>
+      </w:pPr>
+    </w:p>
+    <w:p>
+      <w:pPr>
+        <w:pStyle w:val="Paragraphedeliste"/>
+        <w:numPr>
+          <w:ilvl w:val="0"/>
+          <w:numId w:val="15"/>
+        </w:numPr>
+        <w:rPr>
+          <w:rFonts w:ascii="Cormorant Garamond" w:eastAsia="CANELA-LIGHT" w:hAnsi="Cormorant Garamond" w:cs="Cormorant Garamond"/>
+          <w:b/>
+          <w:bCs/>
+        </w:rPr>
+      </w:pPr>
+      <w:r>
+        <w:rPr>
+          <w:rFonts w:ascii="Cormorant Garamond" w:eastAsia="CANELA-LIGHT" w:hAnsi="Cormorant Garamond" w:cs="Cormorant Garamond"/>
+          <w:b/>
+          <w:bCs/>
+        </w:rPr>
+        <w:t>Objet de l'avenant</w:t>
+      </w:r>
+    </w:p>
+    <w:p>
+      <w:pPr>
+        <w:rPr>
+          <w:rFonts w:ascii="Cormorant Garamond" w:eastAsia="CANELA-LIGHT" w:hAnsi="Cormorant Garamond" w:cs="Cormorant Garamond"/>
+          <w:b/>
+          <w:bCs/>
+          <w:sz w:val="28"/>
+          <w:szCs w:val="28"/>
+        </w:rPr>
+      </w:pPr>
+    </w:p>
+    <w:p>
+      <w:pPr>
+        <w:spacing w:after="140"/>
+        <w:jc w:val="both"/>
+        <w:rPr>
+          <w:rFonts w:ascii="Jost" w:eastAsia="Helvetica Neue" w:hAnsi="Jost" w:cs="Helvetica Neue"/>
+          <w:color w:val="000000" w:themeColor="text1"/>
+          <w:sz w:val="16"/>
+          <w:szCs w:val="16"/>
+        </w:rPr>
+      </w:pPr>
+      <w:r>
+        <w:rPr>
+          <w:rFonts w:ascii="Jost" w:eastAsia="Helvetica Neue" w:hAnsi="Jost" w:cs="Helvetica Neue"/>
+          <w:color w:val="000000" w:themeColor="text1"/>
+          <w:sz w:val="16"/>
+          <w:szCs w:val="16"/>
+        </w:rPr>
+        <w:t>Le présent avenant complète la convention de conseil et la lettre de mission signées entre La Financière de Rochechouart et le ou la client(e), dont il constitue une annexe indissociable. Il a pour objet de définir les conditions spécifiques dans lesquelles le conseiller assure, en complément de sa mission de conseil et d’intermédiation en assurance, une prestation d’accompagnement Family Office au bénéfice du ou de la client(e), sans emporter l’exercice d’une activité réglementée pour laquelle La Financière de Rochechouart ne disposerait pas de l’habilitation requise.</w:t>
+      </w:r>
+    </w:p>
+    <w:p>
+      <w:pPr>
+        <w:spacing w:after="140"/>
+        <w:jc w:val="both"/>
+        <w:rPr>
+          <w:rFonts w:ascii="Jost" w:eastAsia="Helvetica Neue" w:hAnsi="Jost" w:cs="Helvetica Neue"/>
+          <w:color w:val="000000" w:themeColor="text1"/>
+          <w:sz w:val="16"/>
+          <w:szCs w:val="16"/>
+        </w:rPr>
+      </w:pPr>
+      <w:r>
+        <w:rPr>
+          <w:rFonts w:ascii="Jost" w:eastAsia="Helvetica Neue" w:hAnsi="Jost" w:cs="Helvetica Neue"/>
+          <w:color w:val="000000" w:themeColor="text1"/>
+          <w:sz w:val="16"/>
+          <w:szCs w:val="16"/>
+        </w:rPr>
+        <w:t>En cas de contradiction entre les stipulations du présent avenant et celles de la convention de conseil, les stipulations du présent avenant prévalent pour tout ce qui concerne l'accompagnement Family Office.</w:t>
+      </w:r>
+    </w:p>
+    <w:p>
+      <w:pPr>
+        <w:spacing w:after="140"/>
+        <w:jc w:val="both"/>
+        <w:rPr>
+          <w:rFonts w:ascii="Jost" w:eastAsia="Helvetica Neue" w:hAnsi="Jost" w:cs="Helvetica Neue"/>
+          <w:color w:val="000000" w:themeColor="text1"/>
+          <w:sz w:val="16"/>
+          <w:szCs w:val="16"/>
+        </w:rPr>
+      </w:pPr>
+    </w:p>
+    <w:p>
+      <w:pPr>
+        <w:pStyle w:val="Paragraphedeliste"/>
+        <w:numPr>
+          <w:ilvl w:val="0"/>
+          <w:numId w:val="14"/>
+        </w:numPr>
+        <w:rPr>
+          <w:rFonts w:ascii="Cormorant Garamond" w:eastAsia="CANELA-LIGHT" w:hAnsi="Cormorant Garamond" w:cs="Cormorant Garamond"/>
+          <w:b/>
+          <w:bCs/>
+        </w:rPr>
+      </w:pPr>
+      <w:r>
+        <w:rPr>
+          <w:rFonts w:ascii="Cormorant Garamond" w:eastAsia="CANELA-LIGHT" w:hAnsi="Cormorant Garamond" w:cs="Cormorant Garamond"/>
+          <w:b/>
+          <w:bCs/>
+        </w:rPr>
+        <w:t>Nature de la mission d'accompagnement Family Office</w:t>
+      </w:r>
+    </w:p>
+    <w:p>
+      <w:pPr>
+        <w:rPr>
+          <w:rFonts w:ascii="Cormorant Garamond" w:eastAsia="CANELA-LIGHT" w:hAnsi="Cormorant Garamond" w:cs="Cormorant Garamond"/>
+          <w:b/>
+          <w:bCs/>
+          <w:sz w:val="28"/>
+          <w:szCs w:val="28"/>
+        </w:rPr>
+      </w:pPr>
+    </w:p>
+    <w:p>
+      <w:pPr>
+        <w:spacing w:after="140"/>
+        <w:jc w:val="both"/>
+        <w:rPr>
+          <w:rFonts w:ascii="Jost" w:eastAsia="Helvetica Neue" w:hAnsi="Jost" w:cs="Helvetica Neue"/>
+          <w:color w:val="000000" w:themeColor="text1"/>
+          <w:sz w:val="16"/>
+          <w:szCs w:val="16"/>
+        </w:rPr>
+      </w:pPr>
+      <w:r>
+        <w:rPr>
+          <w:rFonts w:ascii="Jost" w:eastAsia="Helvetica Neue" w:hAnsi="Jost" w:cs="Helvetica Neue"/>
+          <w:color w:val="000000" w:themeColor="text1"/>
+          <w:sz w:val="16"/>
+          <w:szCs w:val="16"/>
+        </w:rPr>
+        <w:t>La mission d'accompagnement Family Office recouvre une vision globale et consolidée du patrimoine familial, au-delà du seul conseil et de l’intermédiation en assurance, sans emporter l’exercice d’une activité réglementée pour laquelle La Financière de Rochechouart ne disposerait pas de l’habilitation requise, et comprend notamment :</w:t>
+      </w:r>
+    </w:p>
+    <w:p>
+      <w:pPr>
+        <w:pStyle w:val="Paragraphedeliste"/>
+        <w:numPr>
+          <w:ilvl w:val="0"/>
+          <w:numId w:val="13"/>
+        </w:numPr>
+        <w:spacing w:after="80"/>
+        <w:rPr>
+          <w:rFonts w:ascii="Jost" w:eastAsia="Helvetica Neue" w:hAnsi="Jost" w:cs="Helvetica Neue"/>
+          <w:color w:val="000000" w:themeColor="text1"/>
+          <w:sz w:val="16"/>
+          <w:szCs w:val="16"/>
+        </w:rPr>
+      </w:pPr>
+      <w:r>
+        <w:rPr>
+          <w:rFonts w:ascii="Jost" w:eastAsia="Helvetica Neue" w:hAnsi="Jost" w:cs="Helvetica Neue"/>
+          <w:color w:val="000000" w:themeColor="text1"/>
+          <w:sz w:val="16"/>
+          <w:szCs w:val="16"/>
+        </w:rPr>
+        <w:t>La centralisation et le suivi consolidé de l'ensemble des actifs de la famille si besoin (financiers, immobiliers, professionnels, extra-patrimoniaux) au moyen d'un reporting patrimonial global annuel.</w:t>
+      </w:r>
+    </w:p>
+    <w:p>
+      <w:pPr>
+        <w:pStyle w:val="Paragraphedeliste"/>
+        <w:numPr>
+          <w:ilvl w:val="0"/>
+          <w:numId w:val="13"/>
+        </w:numPr>
+        <w:spacing w:after="80"/>
+        <w:rPr>
+          <w:rFonts w:ascii="Jost" w:eastAsia="Helvetica Neue" w:hAnsi="Jost" w:cs="Helvetica Neue"/>
+          <w:color w:val="000000" w:themeColor="text1"/>
+          <w:sz w:val="16"/>
+          <w:szCs w:val="16"/>
+        </w:rPr>
+      </w:pPr>
+      <w:r>
+        <w:rPr>
+          <w:rFonts w:ascii="Jost" w:eastAsia="Helvetica Neue" w:hAnsi="Jost" w:cs="Helvetica Neue"/>
+          <w:color w:val="000000" w:themeColor="text1"/>
+          <w:sz w:val="16"/>
+          <w:szCs w:val="16"/>
+        </w:rPr>
+        <w:t>La coordination patrimoniale entre les différents membres de la famille et, le cas échéant, entre les générations.</w:t>
+      </w:r>
+    </w:p>
+    <w:p>
+      <w:pPr>
+        <w:pStyle w:val="Paragraphedeliste"/>
+        <w:numPr>
+          <w:ilvl w:val="0"/>
+          <w:numId w:val="13"/>
+        </w:numPr>
+        <w:spacing w:after="80"/>
+        <w:rPr>
+          <w:rFonts w:ascii="Jost" w:eastAsia="Helvetica Neue" w:hAnsi="Jost" w:cs="Helvetica Neue"/>
+          <w:color w:val="000000" w:themeColor="text1"/>
+          <w:sz w:val="16"/>
+          <w:szCs w:val="16"/>
+        </w:rPr>
+      </w:pPr>
+      <w:r>
+        <w:rPr>
+          <w:rFonts w:ascii="Jost" w:eastAsia="Helvetica Neue" w:hAnsi="Jost" w:cs="Helvetica Neue"/>
+          <w:color w:val="000000" w:themeColor="text1"/>
+          <w:sz w:val="16"/>
+          <w:szCs w:val="16"/>
+        </w:rPr>
+        <w:t>La coordination avec les autres conseils du client (notaire, avocat, expert-comptable, commissaire aux comptes, gestionnaires d'actifs, compagnies d'assurance) dans le respect des compétences propres à chacun de ces professionnels.</w:t>
+      </w:r>
+    </w:p>
+    <w:p>
+      <w:pPr>
+        <w:pStyle w:val="Paragraphedeliste"/>
+        <w:numPr>
+          <w:ilvl w:val="0"/>
+          <w:numId w:val="13"/>
+        </w:numPr>
+        <w:spacing w:after="80"/>
+        <w:rPr>
+          <w:rFonts w:ascii="Jost" w:eastAsia="Helvetica Neue" w:hAnsi="Jost" w:cs="Helvetica Neue"/>
+          <w:color w:val="000000" w:themeColor="text1"/>
+          <w:sz w:val="16"/>
+          <w:szCs w:val="16"/>
+        </w:rPr>
+      </w:pPr>
+      <w:r>
+        <w:rPr>
+          <w:rFonts w:ascii="Jost" w:eastAsia="Helvetica Neue" w:hAnsi="Jost" w:cs="Helvetica Neue"/>
+          <w:color w:val="000000" w:themeColor="text1"/>
+          <w:sz w:val="16"/>
+          <w:szCs w:val="16"/>
+        </w:rPr>
+        <w:t>L’accompagnement dans les opérations de structuration patrimoniale (holding, société civile, démembrement de propriété, pacte d'associés).</w:t>
+      </w:r>
+    </w:p>
+    <w:p>
+      <w:pPr>
+        <w:pStyle w:val="Paragraphedeliste"/>
+        <w:numPr>
+          <w:ilvl w:val="0"/>
+          <w:numId w:val="13"/>
+        </w:numPr>
+        <w:spacing w:after="80"/>
+        <w:rPr>
+          <w:rFonts w:ascii="Jost" w:eastAsia="Helvetica Neue" w:hAnsi="Jost" w:cs="Helvetica Neue"/>
+          <w:color w:val="000000" w:themeColor="text1"/>
+          <w:sz w:val="16"/>
+          <w:szCs w:val="16"/>
+        </w:rPr>
+      </w:pPr>
+      <w:r>
+        <w:rPr>
+          <w:rFonts w:ascii="Jost" w:eastAsia="Helvetica Neue" w:hAnsi="Jost" w:cs="Helvetica Neue"/>
+          <w:color w:val="000000" w:themeColor="text1"/>
+          <w:sz w:val="16"/>
+          <w:szCs w:val="16"/>
+        </w:rPr>
+        <w:t>L'accompagnement dans les opérations de transmission et d'organisation successorale.</w:t>
+      </w:r>
+    </w:p>
+    <w:p>
+      <w:pPr>
+        <w:pStyle w:val="Paragraphedeliste"/>
+        <w:numPr>
+          <w:ilvl w:val="0"/>
+          <w:numId w:val="13"/>
+        </w:numPr>
+        <w:spacing w:after="80"/>
+        <w:rPr>
+          <w:rFonts w:ascii="Jost" w:eastAsia="Helvetica Neue" w:hAnsi="Jost" w:cs="Helvetica Neue"/>
+          <w:color w:val="000000" w:themeColor="text1"/>
+          <w:sz w:val="16"/>
+          <w:szCs w:val="16"/>
+        </w:rPr>
+      </w:pPr>
+      <w:r>
+        <w:rPr>
+          <w:rFonts w:ascii="Jost" w:eastAsia="Helvetica Neue" w:hAnsi="Jost" w:cs="Helvetica Neue"/>
+          <w:color w:val="000000" w:themeColor="text1"/>
+          <w:sz w:val="16"/>
+          <w:szCs w:val="16"/>
+        </w:rPr>
+        <w:t>L'accompagnement des projets philanthropiques de la famille, le cas échéant.</w:t>
+      </w:r>
+    </w:p>
+    <w:p>
+      <w:pPr>
+        <w:spacing w:after="140"/>
+        <w:jc w:val="both"/>
+        <w:rPr>
+          <w:rFonts w:ascii="Jost" w:eastAsia="Helvetica Neue" w:hAnsi="Jost" w:cs="Helvetica Neue"/>
+          <w:color w:val="000000" w:themeColor="text1"/>
+          <w:sz w:val="16"/>
+          <w:szCs w:val="16"/>
+        </w:rPr>
+      </w:pPr>
+      <w:r>
+        <w:rPr>
+          <w:rFonts w:ascii="Jost" w:eastAsia="Helvetica Neue" w:hAnsi="Jost" w:cs="Helvetica Neue"/>
+          <w:color w:val="000000" w:themeColor="text1"/>
+          <w:sz w:val="16"/>
+          <w:szCs w:val="16"/>
+        </w:rPr>
+        <w:t>Le conseiller n'intervient pas dans le champ de compétence réservé à d'autres professions réglementées. Toute prestation juridique, fiscale ou comptable requise dans le cadre de cet accompagnement est assurée par les professionnels compétents, choisis par le client, avec lesquels le conseiller peut être amené à se coordonner sur mandat exprès du client.</w:t>
+      </w:r>
+    </w:p>
+    <w:p>
+      <w:pPr>
+        <w:spacing w:after="140"/>
+        <w:jc w:val="both"/>
+        <w:rPr>
+          <w:rFonts w:ascii="Jost" w:eastAsia="Helvetica Neue" w:hAnsi="Jost" w:cs="Helvetica Neue"/>
+          <w:color w:val="000000" w:themeColor="text1"/>
+          <w:sz w:val="16"/>
+          <w:szCs w:val="16"/>
+        </w:rPr>
+      </w:pPr>
+    </w:p>
+    <w:p>
+      <w:pPr>
+        <w:pStyle w:val="Paragraphedeliste"/>
+        <w:numPr>
+          <w:ilvl w:val="0"/>
+          <w:numId w:val="14"/>
+        </w:numPr>
+        <w:rPr>
+          <w:rFonts w:ascii="Cormorant Garamond" w:eastAsia="CANELA-LIGHT" w:hAnsi="Cormorant Garamond" w:cs="Cormorant Garamond"/>
+          <w:b/>
+          <w:bCs/>
+        </w:rPr>
+      </w:pPr>
+      <w:r>
+        <w:rPr>
+          <w:rFonts w:ascii="Cormorant Garamond" w:eastAsia="CANELA-LIGHT" w:hAnsi="Cormorant Garamond" w:cs="Cormorant Garamond"/>
+          <w:b/>
+          <w:bCs/>
+        </w:rPr>
+        <w:t>Périmètre des bénéficiaires</w:t>
+      </w:r>
+    </w:p>
+    <w:p>
+      <w:pPr>
+        <w:rPr>
+          <w:rFonts w:ascii="Cormorant Garamond" w:eastAsia="CANELA-LIGHT" w:hAnsi="Cormorant Garamond" w:cs="Cormorant Garamond"/>
+          <w:b/>
+          <w:bCs/>
+          <w:sz w:val="28"/>
+          <w:szCs w:val="28"/>
+        </w:rPr>
+      </w:pPr>
+    </w:p>
+    <w:p>
+      <w:pPr>
+        <w:spacing w:after="140"/>
+        <w:jc w:val="both"/>
+        <w:rPr>
+          <w:rFonts w:ascii="Jost" w:eastAsia="Helvetica Neue" w:hAnsi="Jost" w:cs="Helvetica Neue"/>
+          <w:color w:val="000000" w:themeColor="text1"/>
+          <w:sz w:val="16"/>
+          <w:szCs w:val="16"/>
+        </w:rPr>
+      </w:pPr>
+      <w:r>
+        <w:rPr>
+          <w:rFonts w:ascii="Jost" w:eastAsia="Helvetica Neue" w:hAnsi="Jost" w:cs="Helvetica Neue"/>
+          <w:color w:val="000000" w:themeColor="text1"/>
+          <w:sz w:val="16"/>
+          <w:szCs w:val="16"/>
+        </w:rPr>
+        <w:t>Les bénéficiaires de la présente convention, et notamment des prestations d’accompagnement Family Office qui y sont prévues, sont exclusivement constitués du ou des signataires du présent acte.</w:t>
+      </w:r>
+    </w:p>
+    <w:p>
+      <w:pPr>
+        <w:spacing w:after="140"/>
+        <w:jc w:val="both"/>
+        <w:rPr>
+          <w:rFonts w:ascii="Jost" w:eastAsia="Helvetica Neue" w:hAnsi="Jost" w:cs="Helvetica Neue"/>
+          <w:color w:val="000000" w:themeColor="text1"/>
+          <w:sz w:val="16"/>
+          <w:szCs w:val="16"/>
+        </w:rPr>
+      </w:pPr>
+      <w:r>
+        <w:rPr>
+          <w:rFonts w:ascii="Jost" w:eastAsia="Helvetica Neue" w:hAnsi="Jost" w:cs="Helvetica Neue"/>
+          <w:color w:val="000000" w:themeColor="text1"/>
+          <w:sz w:val="16"/>
+          <w:szCs w:val="16"/>
+        </w:rPr>
+        <w:t>Par exception, la présente convention pourra être conclue avec l’un des enfants d’un client déjà accompagné par La Financière de Rochechouart, sous réserve que le patrimoine financier familial faisant déjà l’objet de l’accompagnement soit supérieur à 1M EUR.</w:t>
+      </w:r>
+    </w:p>
+    <w:p>
+      <w:pPr>
+        <w:spacing w:after="140"/>
+        <w:jc w:val="both"/>
+        <w:rPr>
+          <w:rFonts w:ascii="Jost" w:eastAsia="Helvetica Neue" w:hAnsi="Jost" w:cs="Helvetica Neue"/>
+          <w:color w:val="000000" w:themeColor="text1"/>
+          <w:sz w:val="16"/>
+          <w:szCs w:val="16"/>
+        </w:rPr>
+      </w:pPr>
+    </w:p>
+    <w:tbl>
+      <w:tblPr>
+        <w:tblW w:w="9350" w:type="dxa"/>
+        <w:tblBorders>
+          <w:top w:val="single" w:sz="4" w:space="0" w:color="auto"/>
+          <w:left w:val="single" w:sz="4" w:space="0" w:color="auto"/>
+          <w:bottom w:val="single" w:sz="4" w:space="0" w:color="auto"/>
+          <w:right w:val="single" w:sz="4" w:space="0" w:color="auto"/>
+          <w:insideH w:val="single" w:sz="4" w:space="0" w:color="auto"/>
+          <w:insideV w:val="single" w:sz="4" w:space="0" w:color="auto"/>
+        </w:tblBorders>
+        <w:tblCellMar>
+          <w:left w:w="10" w:type="dxa"/>
+          <w:right w:w="10" w:type="dxa"/>
+        </w:tblCellMar>
+        <w:tblLook w:val="0000" w:firstRow="0" w:lastRow="0" w:firstColumn="0" w:lastColumn="0" w:noHBand="0" w:noVBand="0"/>
+      </w:tblPr>
+      <w:tblGrid>
+        <w:gridCol w:w="4675"/>
+        <w:gridCol w:w="4675"/>
+      </w:tblGrid>
+      <w:tr>
+        <w:tc>
+          <w:tcPr>
+            <w:tcW w:w="4675" w:type="dxa"/>
+            <w:shd w:val="clear" w:color="auto" w:fill="001B00"/>
+            <w:tcMar>
+              <w:top w:w="100" w:type="dxa"/>
+              <w:left w:w="120" w:type="dxa"/>
+              <w:bottom w:w="100" w:type="dxa"/>
+              <w:right w:w="120" w:type="dxa"/>
+            </w:tcMar>
+          </w:tcPr>
+          <w:p>
+            <w:r>
+              <w:rPr>
+                <w:rFonts w:ascii="Cormorant Garamond" w:eastAsia="CANELA-LIGHT" w:hAnsi="Cormorant Garamond" w:cs="Cormorant Garamond"/>
+                <w:b/>
+                <w:bCs/>
+              </w:rPr>
+              <w:t>Nom, prénom</w:t>
+            </w:r>
+          </w:p>
+        </w:tc>
+        <w:tc>
+          <w:tcPr>
+            <w:tcW w:w="4675" w:type="dxa"/>
+            <w:shd w:val="clear" w:color="auto" w:fill="001B00"/>
+            <w:tcMar>
+              <w:top w:w="100" w:type="dxa"/>
+              <w:left w:w="120" w:type="dxa"/>
+              <w:bottom w:w="100" w:type="dxa"/>
+              <w:right w:w="120" w:type="dxa"/>
+            </w:tcMar>
+          </w:tcPr>
+          <w:p>
+            <w:r>
+              <w:rPr>
+                <w:rFonts w:ascii="Cormorant Garamond" w:eastAsia="CANELA-LIGHT" w:hAnsi="Cormorant Garamond" w:cs="Cormorant Garamond"/>
+                <w:b/>
+                <w:bCs/>
+              </w:rPr>
+              <w:t>Situation matrimoniale</w:t>
+            </w:r>
+          </w:p>
+        </w:tc>
+      </w:tr>
+      <w:tr>
+        <w:tc>
+          <w:tcPr>
+            <w:tcW w:w="4675" w:type="dxa"/>
+            <w:tcMar>
+              <w:top w:w="100" w:type="dxa"/>
+              <w:left w:w="120" w:type="dxa"/>
+              <w:bottom w:w="100" w:type="dxa"/>
+              <w:right w:w="120" w:type="dxa"/>
+            </w:tcMar>
+          </w:tcPr>
+          <w:p>
+            <w:r>
+              <w:rPr>
+                <w:rFonts w:ascii="Jost" w:eastAsia="Helvetica Neue" w:hAnsi="Jost" w:cs="Helvetica Neue"/>
+                <w:color w:val="000000" w:themeColor="text1"/>
+                <w:sz w:val="16"/>
+                <w:szCs w:val="16"/>
+              </w:rPr>
+              <w:t xml:space="preserve">Madame : </w:t>
+            </w:r>
+            <w:r>
+              <w:rPr>
+                <w:rFonts w:ascii="Jost" w:eastAsia="Helvetica Neue" w:hAnsi="Jost" w:cs="Helvetica Neue"/>
+                <w:color w:val="000000" w:themeColor="text1"/>
+                <w:sz w:val="16"/>
+                <w:szCs w:val="16"/>
+                <w:highlight w:val="yellow"/>
+              </w:rPr>
+              <w:t>XXX</w:t>
+            </w:r>
+          </w:p>
+        </w:tc>
+        <w:tc>
+          <w:tcPr>
+            <w:tcW w:w="4675" w:type="dxa"/>
+            <w:tcMar>
+              <w:top w:w="100" w:type="dxa"/>
+              <w:left w:w="120" w:type="dxa"/>
+              <w:bottom w:w="100" w:type="dxa"/>
+              <w:right w:w="120" w:type="dxa"/>
+            </w:tcMar>
+          </w:tcPr>
+          <w:p/>
+        </w:tc>
+      </w:tr>
+      <w:tr>
+        <w:tc>
+          <w:tcPr>
+            <w:tcW w:w="4675" w:type="dxa"/>
+            <w:tcMar>
+              <w:top w:w="100" w:type="dxa"/>
+              <w:left w:w="120" w:type="dxa"/>
+              <w:bottom w:w="100" w:type="dxa"/>
+              <w:right w:w="120" w:type="dxa"/>
+            </w:tcMar>
+          </w:tcPr>
+          <w:p>
+            <w:r>
+              <w:rPr>
+                <w:rFonts w:ascii="Jost" w:eastAsia="Helvetica Neue" w:hAnsi="Jost" w:cs="Helvetica Neue"/>
+                <w:color w:val="000000" w:themeColor="text1"/>
+                <w:sz w:val="16"/>
+                <w:szCs w:val="16"/>
+              </w:rPr>
+              <w:t xml:space="preserve">Monsieur : </w:t>
+            </w:r>
+            <w:r>
+              <w:rPr>
+                <w:rFonts w:ascii="Jost" w:eastAsia="Helvetica Neue" w:hAnsi="Jost" w:cs="Helvetica Neue"/>
+                <w:color w:val="000000" w:themeColor="text1"/>
+                <w:sz w:val="16"/>
+                <w:szCs w:val="16"/>
+                <w:highlight w:val="yellow"/>
+              </w:rPr>
+              <w:t>XX</w:t>
+            </w:r>
+            <w:r>
+              <w:rPr>
+                <w:rFonts w:ascii="Jost" w:eastAsia="Helvetica Neue" w:hAnsi="Jost" w:cs="Helvetica Neue"/>
+                <w:color w:val="000000" w:themeColor="text1"/>
+                <w:sz w:val="16"/>
+                <w:szCs w:val="16"/>
+              </w:rPr>
+              <w:t>X</w:t>
+            </w:r>
+          </w:p>
+        </w:tc>
+        <w:tc>
+          <w:tcPr>
+            <w:tcW w:w="4675" w:type="dxa"/>
+            <w:tcMar>
+              <w:top w:w="100" w:type="dxa"/>
+              <w:left w:w="120" w:type="dxa"/>
+              <w:bottom w:w="100" w:type="dxa"/>
+              <w:right w:w="120" w:type="dxa"/>
+            </w:tcMar>
+          </w:tcPr>
+          <w:p/>
+        </w:tc>
+      </w:tr>
+    </w:tbl>
+    <w:p>
+      <w:pPr>
+        <w:pStyle w:val="Paragraphedeliste"/>
+        <w:ind w:left="1080"/>
+        <w:rPr>
+          <w:rFonts w:ascii="Cormorant Garamond" w:eastAsia="CANELA-LIGHT" w:hAnsi="Cormorant Garamond" w:cs="Cormorant Garamond"/>
+          <w:b/>
+          <w:bCs/>
+          <w:sz w:val="28"/>
+          <w:szCs w:val="28"/>
+        </w:rPr>
+      </w:pPr>
+    </w:p>
+    <w:p>
+      <w:pPr>
+        <w:spacing w:after="160" w:line="278" w:lineRule="auto"/>
+        <w:rPr>
+          <w:rFonts w:ascii="Cormorant Garamond" w:eastAsia="CANELA-LIGHT" w:hAnsi="Cormorant Garamond" w:cs="Cormorant Garamond"/>
+          <w:b/>
+          <w:bCs/>
+          <w:sz w:val="28"/>
+          <w:szCs w:val="28"/>
+        </w:rPr>
+      </w:pPr>
+      <w:r>
+        <w:rPr>
+          <w:rFonts w:ascii="Cormorant Garamond" w:eastAsia="CANELA-LIGHT" w:hAnsi="Cormorant Garamond" w:cs="Cormorant Garamond"/>
+          <w:b/>
+          <w:bCs/>
+        </w:rPr>
+        <w:t>Modalités de l'accompagnement</w:t>
+      </w:r>
+    </w:p>
+    <w:p>
+      <w:pPr>
+        <w:rPr>
+          <w:rFonts w:ascii="Cormorant Garamond" w:eastAsia="CANELA-LIGHT" w:hAnsi="Cormorant Garamond" w:cs="Cormorant Garamond"/>
+          <w:b/>
+          <w:bCs/>
+          <w:sz w:val="28"/>
+          <w:szCs w:val="28"/>
+        </w:rPr>
+      </w:pPr>
+    </w:p>
+    <w:p>
+      <w:pPr>
+        <w:jc w:val="both"/>
+        <w:rPr>
+          <w:rFonts w:ascii="Jost" w:eastAsia="Helvetica Neue" w:hAnsi="Jost" w:cs="Helvetica Neue"/>
+          <w:color w:val="000000" w:themeColor="text1"/>
+          <w:sz w:val="16"/>
+          <w:szCs w:val="16"/>
+        </w:rPr>
+      </w:pPr>
+      <w:r>
+        <w:rPr>
+          <w:rFonts w:ascii="Jost" w:eastAsia="Helvetica Neue" w:hAnsi="Jost" w:cs="Helvetica Neue"/>
+          <w:color w:val="000000" w:themeColor="text1"/>
+          <w:sz w:val="16"/>
+          <w:szCs w:val="16"/>
+        </w:rPr>
+        <w:t>L’accompagnement proposé dans le cadre de la présente convention est réalisé en fonction des demandes, besoins et problématiques exprimés par le client et des circonstances propres à sa situation. Les modalités et la fréquence des interventions sont ainsi adaptées au cas par cas, en fonction des sujets identifiés et des besoins d’accompagnement formulés par les signataires.</w:t>
+      </w:r>
+    </w:p>
+    <w:p>
+      <w:pPr>
+        <w:jc w:val="both"/>
+        <w:rPr>
+          <w:rFonts w:ascii="Jost" w:eastAsia="Helvetica Neue" w:hAnsi="Jost" w:cs="Helvetica Neue"/>
+          <w:color w:val="000000" w:themeColor="text1"/>
+          <w:sz w:val="16"/>
+          <w:szCs w:val="16"/>
+        </w:rPr>
+      </w:pPr>
+    </w:p>
+    <w:p>
+      <w:pPr>
+        <w:jc w:val="both"/>
+        <w:rPr>
+          <w:rFonts w:ascii="Jost" w:eastAsia="Helvetica Neue" w:hAnsi="Jost" w:cs="Helvetica Neue"/>
+          <w:color w:val="000000" w:themeColor="text1"/>
+          <w:sz w:val="16"/>
+          <w:szCs w:val="16"/>
+        </w:rPr>
+      </w:pPr>
+      <w:r>
+        <w:rPr>
+          <w:rFonts w:ascii="Jost" w:eastAsia="Helvetica Neue" w:hAnsi="Jost" w:cs="Helvetica Neue"/>
+          <w:color w:val="000000" w:themeColor="text1"/>
+          <w:sz w:val="16"/>
+          <w:szCs w:val="16"/>
+        </w:rPr>
+        <w:t>Dans le cadre de cette convention, les signataires peuvent bénéficier, selon leurs besoins et sous réserve de leur pertinence au regard de leur situation, de l’ensemble des prestations et services proposés par La Financière de Rochechouart et entrant dans le périmètre de son activité.</w:t>
+      </w:r>
+    </w:p>
+    <w:p>
+      <w:pPr>
+        <w:jc w:val="both"/>
+        <w:rPr>
+          <w:rFonts w:ascii="Jost" w:eastAsia="Helvetica Neue" w:hAnsi="Jost" w:cs="Helvetica Neue"/>
+          <w:color w:val="000000" w:themeColor="text1"/>
+          <w:sz w:val="16"/>
+          <w:szCs w:val="16"/>
+        </w:rPr>
+      </w:pPr>
+    </w:p>
+    <w:p>
+      <w:pPr>
+        <w:jc w:val="both"/>
+        <w:rPr>
+          <w:rFonts w:ascii="Jost" w:eastAsia="Helvetica Neue" w:hAnsi="Jost" w:cs="Helvetica Neue"/>
+          <w:color w:val="000000" w:themeColor="text1"/>
+          <w:sz w:val="16"/>
+          <w:szCs w:val="16"/>
+        </w:rPr>
+      </w:pPr>
+    </w:p>
+    <w:p>
+      <w:pPr>
+        <w:pStyle w:val="Paragraphedeliste"/>
+        <w:numPr>
+          <w:ilvl w:val="0"/>
+          <w:numId w:val="14"/>
+        </w:numPr>
+        <w:rPr>
+          <w:rFonts w:ascii="Cormorant Garamond" w:eastAsia="CANELA-LIGHT" w:hAnsi="Cormorant Garamond" w:cs="Cormorant Garamond"/>
+          <w:b/>
+          <w:bCs/>
+        </w:rPr>
+      </w:pPr>
+      <w:r>
+        <w:rPr>
+          <w:rFonts w:ascii="Cormorant Garamond" w:eastAsia="CANELA-LIGHT" w:hAnsi="Cormorant Garamond" w:cs="Cormorant Garamond"/>
+          <w:b/>
+          <w:bCs/>
+        </w:rPr>
+        <w:t>Rémunération spécifique</w:t>
+      </w:r>
+    </w:p>
+    <w:p>
+      <w:pPr>
+        <w:pStyle w:val="Paragraphedeliste"/>
+        <w:rPr>
+          <w:rFonts w:ascii="Jost" w:eastAsia="Helvetica Neue" w:hAnsi="Jost" w:cs="Helvetica Neue"/>
+          <w:color w:val="000000" w:themeColor="text1"/>
+          <w:sz w:val="16"/>
+          <w:szCs w:val="16"/>
+        </w:rPr>
+      </w:pPr>
+    </w:p>
+    <w:p>
+      <w:pPr>
+        <w:spacing w:after="140"/>
+        <w:rPr>
+          <w:rFonts w:ascii="Jost" w:eastAsia="Helvetica Neue" w:hAnsi="Jost" w:cs="Helvetica Neue"/>
+          <w:color w:val="000000" w:themeColor="text1"/>
+          <w:sz w:val="16"/>
+          <w:szCs w:val="16"/>
+        </w:rPr>
+      </w:pPr>
+      <w:r>
+        <w:rPr>
+          <w:rFonts w:ascii="Jost" w:eastAsia="Helvetica Neue" w:hAnsi="Jost" w:cs="Helvetica Neue"/>
+          <w:color w:val="000000" w:themeColor="text1"/>
+          <w:sz w:val="16"/>
+          <w:szCs w:val="16"/>
+        </w:rPr>
+        <w:t>En termes financiers :</w:t>
+      </w:r>
+    </w:p>
+    <w:p>
+      <w:pPr>
+        <w:spacing w:after="140"/>
+        <w:jc w:val="both"/>
+        <w:rPr>
+          <w:rFonts w:ascii="Jost" w:eastAsia="Helvetica Neue" w:hAnsi="Jost" w:cs="Helvetica Neue"/>
+          <w:color w:val="000000" w:themeColor="text1"/>
+          <w:sz w:val="16"/>
+          <w:szCs w:val="16"/>
+        </w:rPr>
+      </w:pPr>
+      <w:r>
+        <w:rPr>
+          <w:rFonts w:ascii="Jost" w:eastAsia="Helvetica Neue" w:hAnsi="Jost" w:cs="Helvetica Neue"/>
+          <w:color w:val="000000" w:themeColor="text1"/>
+          <w:sz w:val="16"/>
+          <w:szCs w:val="16"/>
+        </w:rPr>
+        <w:t>Dans le cadre du présent accompagnement, les modalités de rémunération de La Financière de Rochechouart sont déterminées en fonction de la nature et de l’étendue des prestations effectivement réalisées au bénéfice du client et précisées dans le présent avenant ou dans tout document tarifaire applicable. Les prestations de distribution d’assurance restent soumises aux modalités de rémunération décrites dans le DER et, pour chaque opération, dans la fiche de conseil correspondante.</w:t>
+      </w:r>
+    </w:p>
+    <w:p>
+      <w:pPr>
+        <w:spacing w:after="140"/>
+        <w:jc w:val="both"/>
+        <w:rPr>
+          <w:rFonts w:ascii="Jost" w:eastAsia="Helvetica Neue" w:hAnsi="Jost" w:cs="Helvetica Neue"/>
+          <w:color w:val="000000" w:themeColor="text1"/>
+          <w:sz w:val="16"/>
+          <w:szCs w:val="16"/>
+        </w:rPr>
+      </w:pPr>
+      <w:r>
+        <w:rPr>
+          <w:rFonts w:ascii="Jost" w:eastAsia="Helvetica Neue" w:hAnsi="Jost" w:cs="Helvetica Neue"/>
+          <w:color w:val="000000" w:themeColor="text1"/>
+          <w:sz w:val="16"/>
+          <w:szCs w:val="16"/>
+        </w:rPr>
+        <w:t>Lorsque des solutions relevant des habilitations réglementaires de La Financière de Rochechouart sont adaptées aux besoins, aux objectifs et au profil du client, celui-ci peut accéder aux contrats et solutions distribués par les partenaires du cabinet dans les conditions exposées au DER et, pour chaque opération, dans la fiche de conseil correspondante.</w:t>
+      </w:r>
+    </w:p>
+    <w:p>
+      <w:pPr>
+        <w:spacing w:after="140"/>
+        <w:rPr>
+          <w:rFonts w:ascii="Jost" w:eastAsia="Helvetica Neue" w:hAnsi="Jost" w:cs="Helvetica Neue"/>
+          <w:color w:val="000000" w:themeColor="text1"/>
+          <w:sz w:val="16"/>
+          <w:szCs w:val="16"/>
+        </w:rPr>
+      </w:pPr>
+      <w:r>
+        <w:rPr>
+          <w:rFonts w:ascii="Jost" w:eastAsia="Helvetica Neue" w:hAnsi="Jost" w:cs="Helvetica Neue"/>
+          <w:color w:val="000000" w:themeColor="text1"/>
+          <w:sz w:val="16"/>
+          <w:szCs w:val="16"/>
+        </w:rPr>
+        <w:t>En termes Juridique &amp; fiscal :</w:t>
+      </w:r>
+    </w:p>
+    <w:p>
+      <w:pPr>
+        <w:spacing w:after="140"/>
+        <w:jc w:val="both"/>
+        <w:rPr>
+          <w:rFonts w:ascii="Jost" w:eastAsia="Helvetica Neue" w:hAnsi="Jost" w:cs="Helvetica Neue"/>
+          <w:color w:val="000000" w:themeColor="text1"/>
+          <w:sz w:val="16"/>
+          <w:szCs w:val="16"/>
+        </w:rPr>
+      </w:pPr>
+      <w:r>
+        <w:rPr>
+          <w:rFonts w:ascii="Jost" w:eastAsia="Helvetica Neue" w:hAnsi="Jost" w:cs="Helvetica Neue"/>
+          <w:color w:val="000000" w:themeColor="text1"/>
+          <w:sz w:val="16"/>
+          <w:szCs w:val="16"/>
+        </w:rPr>
+        <w:t xml:space="preserve">Lorsque l’accompagnement nécessite l’intervention de professionnels ou de sociétés partenaires spécialisées, notamment dans les domaines juridique, fiscal, comptable ou autres domaines connexes, et que ces interventions sont sollicitées ou coordonnées par La Financière de Rochechouart, celles-ci peuvent faire l’objet de modalités de rémunération spécifiques. </w:t>
+      </w:r>
+    </w:p>
+    <w:p>
+      <w:pPr>
+        <w:spacing w:after="140"/>
+      </w:pPr>
+    </w:p>
+    <w:p>
+      <w:pPr>
+        <w:pStyle w:val="Paragraphedeliste"/>
+        <w:numPr>
+          <w:ilvl w:val="0"/>
+          <w:numId w:val="14"/>
+        </w:numPr>
+        <w:rPr>
+          <w:rFonts w:ascii="Cormorant Garamond" w:eastAsia="CANELA-LIGHT" w:hAnsi="Cormorant Garamond" w:cs="Cormorant Garamond"/>
+          <w:b/>
+          <w:bCs/>
+        </w:rPr>
+      </w:pPr>
+      <w:r>
+        <w:rPr>
+          <w:rFonts w:ascii="Cormorant Garamond" w:eastAsia="CANELA-LIGHT" w:hAnsi="Cormorant Garamond" w:cs="Cormorant Garamond"/>
+          <w:b/>
+          <w:bCs/>
+        </w:rPr>
+        <w:t>Durée et résiliation</w:t>
+      </w:r>
+    </w:p>
+    <w:p>
+      <w:pPr>
+        <w:rPr>
+          <w:rFonts w:ascii="Cormorant Garamond" w:eastAsia="CANELA-LIGHT" w:hAnsi="Cormorant Garamond" w:cs="Cormorant Garamond"/>
+          <w:b/>
+          <w:bCs/>
+          <w:sz w:val="28"/>
+          <w:szCs w:val="28"/>
+        </w:rPr>
+      </w:pPr>
+    </w:p>
+    <w:p>
+      <w:pPr>
+        <w:spacing w:after="140"/>
+        <w:jc w:val="both"/>
+        <w:rPr>
+          <w:rFonts w:ascii="Jost" w:eastAsia="Helvetica Neue" w:hAnsi="Jost" w:cs="Helvetica Neue"/>
+          <w:color w:val="000000" w:themeColor="text1"/>
+          <w:sz w:val="16"/>
+          <w:szCs w:val="16"/>
+        </w:rPr>
+      </w:pPr>
+      <w:r>
+        <w:rPr>
+          <w:rFonts w:ascii="Jost" w:eastAsia="Helvetica Neue" w:hAnsi="Jost" w:cs="Helvetica Neue"/>
+          <w:color w:val="000000" w:themeColor="text1"/>
+          <w:sz w:val="16"/>
+          <w:szCs w:val="16"/>
+        </w:rPr>
+        <w:t xml:space="preserve">Le présent avenant est conclu pour la même durée que la convention de conseil qu'il complète. Il peut être résilié indépendamment de cette dernière par l'une ou l'autre des parties, par lettre recommandée avec accusé de réception. </w:t>
+      </w:r>
+    </w:p>
+    <w:p>
+      <w:pPr>
+        <w:spacing w:after="140"/>
+        <w:jc w:val="both"/>
+        <w:rPr>
+          <w:rFonts w:ascii="Jost" w:eastAsia="Helvetica Neue" w:hAnsi="Jost" w:cs="Helvetica Neue"/>
+          <w:color w:val="000000" w:themeColor="text1"/>
+          <w:sz w:val="16"/>
+          <w:szCs w:val="16"/>
+        </w:rPr>
+      </w:pPr>
+    </w:p>
+    <w:p>
+      <w:pPr>
+        <w:pStyle w:val="Paragraphedeliste"/>
+        <w:numPr>
+          <w:ilvl w:val="0"/>
+          <w:numId w:val="14"/>
+        </w:numPr>
+        <w:rPr>
+          <w:rFonts w:ascii="Cormorant Garamond" w:eastAsia="CANELA-LIGHT" w:hAnsi="Cormorant Garamond" w:cs="Cormorant Garamond"/>
+          <w:b/>
+          <w:bCs/>
+        </w:rPr>
+      </w:pPr>
+      <w:r>
+        <w:rPr>
+          <w:rFonts w:ascii="Cormorant Garamond" w:eastAsia="CANELA-LIGHT" w:hAnsi="Cormorant Garamond" w:cs="Cormorant Garamond"/>
+          <w:b/>
+          <w:bCs/>
+        </w:rPr>
+        <w:t>Mandats et pouvoirs de représentation</w:t>
+      </w:r>
+    </w:p>
+    <w:p>
+      <w:pPr>
+        <w:rPr>
+          <w:rFonts w:ascii="Cormorant Garamond" w:eastAsia="CANELA-LIGHT" w:hAnsi="Cormorant Garamond" w:cs="Cormorant Garamond"/>
+          <w:b/>
+          <w:bCs/>
+          <w:sz w:val="28"/>
+          <w:szCs w:val="28"/>
+        </w:rPr>
+      </w:pPr>
+    </w:p>
+    <w:p>
+      <w:pPr>
+        <w:jc w:val="both"/>
+        <w:rPr>
+          <w:rFonts w:ascii="Jost" w:eastAsia="Helvetica Neue" w:hAnsi="Jost" w:cs="Helvetica Neue"/>
+          <w:color w:val="000000" w:themeColor="text1"/>
+          <w:sz w:val="16"/>
+          <w:szCs w:val="16"/>
+        </w:rPr>
+      </w:pPr>
+      <w:r>
+        <w:rPr>
+          <w:rFonts w:ascii="Jost" w:eastAsia="Helvetica Neue" w:hAnsi="Jost" w:cs="Helvetica Neue"/>
+          <w:color w:val="000000" w:themeColor="text1"/>
+          <w:sz w:val="16"/>
+          <w:szCs w:val="16"/>
+        </w:rPr>
+        <w:t>À la demande du client, le Gérant Privé en charge de la relation, peut être amené à représenter et à assister la famille / le ou la client(e) auprès de différents tiers, notamment et en particulier auprès des notaires, pour tout besoin ou toute démarche concernant les affaires familiales. Dans ce cadre, son intervention est strictement limitée aux pouvoirs qui lui sont expressément conférés par le client au moyen de procurations appropriées.</w:t>
+      </w:r>
+    </w:p>
+    <w:p>
+      <w:pPr>
+        <w:spacing w:after="140"/>
+        <w:jc w:val="both"/>
+        <w:rPr>
+          <w:rFonts w:ascii="Jost" w:eastAsia="Helvetica Neue" w:hAnsi="Jost" w:cs="Helvetica Neue"/>
+          <w:color w:val="000000" w:themeColor="text1"/>
+          <w:sz w:val="16"/>
+          <w:szCs w:val="16"/>
+        </w:rPr>
+      </w:pPr>
+    </w:p>
+    <w:p>
+      <w:pPr>
+        <w:pStyle w:val="Paragraphedeliste"/>
+        <w:numPr>
+          <w:ilvl w:val="0"/>
+          <w:numId w:val="14"/>
+        </w:numPr>
+        <w:rPr>
+          <w:rFonts w:ascii="Cormorant Garamond" w:eastAsia="CANELA-LIGHT" w:hAnsi="Cormorant Garamond" w:cs="Cormorant Garamond"/>
+          <w:b/>
+          <w:bCs/>
+        </w:rPr>
+      </w:pPr>
+      <w:r>
+        <w:rPr>
+          <w:rFonts w:ascii="Cormorant Garamond" w:eastAsia="CANELA-LIGHT" w:hAnsi="Cormorant Garamond" w:cs="Cormorant Garamond"/>
+          <w:b/>
+          <w:bCs/>
+        </w:rPr>
+        <w:t>Dispositions générales</w:t>
+      </w:r>
+    </w:p>
+    <w:p>
+      <w:pPr>
+        <w:spacing w:before="300" w:after="140"/>
+        <w:rPr>
+          <w:rFonts w:ascii="Jost" w:eastAsia="Helvetica Neue" w:hAnsi="Jost" w:cs="Helvetica Neue"/>
+          <w:color w:val="000000" w:themeColor="text1"/>
+          <w:sz w:val="16"/>
+          <w:szCs w:val="16"/>
+        </w:rPr>
+      </w:pPr>
+      <w:r>
+        <w:rPr>
+          <w:rFonts w:ascii="Jost" w:eastAsia="Helvetica Neue" w:hAnsi="Jost" w:cs="Helvetica Neue"/>
+          <w:color w:val="000000" w:themeColor="text1"/>
+          <w:sz w:val="16"/>
+          <w:szCs w:val="16"/>
+        </w:rPr>
+        <w:t>Pour tout ce qui n’est pas expressément prévu au présent avenant, les Parties restent soumises aux dispositions de la convention de conseil et de la lettre de mission initiales, lesquelles demeurent pleinement applicables.</w:t>
+      </w:r>
+    </w:p>
+    <w:p>
+      <w:pPr>
+        <w:spacing w:before="300" w:after="140"/>
+      </w:pPr>
+    </w:p>
+    <w:p>
+      <w:pPr>
+        <w:spacing w:before="300" w:after="140"/>
+      </w:pPr>
+    </w:p>
+    <w:p>
+      <w:pPr>
+        <w:spacing w:before="300" w:after="140"/>
+      </w:pPr>
+    </w:p>
+    <w:p>
+      <w:pPr>
+        <w:rPr>
+          <w:rFonts w:ascii="Cormorant Garamond" w:eastAsia="CANELA-LIGHT" w:hAnsi="Cormorant Garamond" w:cs="Cormorant Garamond"/>
+          <w:b/>
+          <w:bCs/>
+        </w:rPr>
+      </w:pPr>
+      <w:r>
+        <w:rPr>
+          <w:rFonts w:ascii="Cormorant Garamond" w:eastAsia="CANELA-LIGHT" w:hAnsi="Cormorant Garamond" w:cs="Cormorant Garamond"/>
+          <w:b/>
+          <w:bCs/>
+        </w:rPr>
+        <w:lastRenderedPageBreak/>
+        <w:t>Dates et signatures</w:t>
+      </w:r>
+    </w:p>
+    <w:p>
+      <w:pPr>
+        <w:rPr>
+          <w:rFonts w:ascii="Cormorant Garamond" w:eastAsia="CANELA-LIGHT" w:hAnsi="Cormorant Garamond" w:cs="Cormorant Garamond"/>
+          <w:b/>
+          <w:bCs/>
+          <w:sz w:val="28"/>
+          <w:szCs w:val="28"/>
+        </w:rPr>
+      </w:pPr>
+    </w:p>
+    <w:p>
+      <w:pPr>
+        <w:rPr>
+          <w:rFonts w:ascii="Jost" w:eastAsia="Helvetica Neue" w:hAnsi="Jost" w:cs="Helvetica Neue"/>
+          <w:color w:val="000000" w:themeColor="text1"/>
+          <w:kern w:val="2"/>
+          <w:sz w:val="16"/>
+          <w:szCs w:val="16"/>
+          <w:lang w:eastAsia="en-US"/>
+          <w14:ligatures w14:val="standardContextual"/>
+        </w:rPr>
+      </w:pPr>
+    </w:p>
+    <w:p>
+      <w:pPr>
+        <w:rPr>
+          <w:rFonts w:ascii="Jost" w:eastAsia="Helvetica Neue" w:hAnsi="Jost" w:cs="Helvetica Neue"/>
+          <w:color w:val="000000" w:themeColor="text1"/>
+          <w:kern w:val="2"/>
+          <w:sz w:val="16"/>
+          <w:szCs w:val="16"/>
+          <w:lang w:eastAsia="en-US"/>
+          <w14:ligatures w14:val="standardContextual"/>
+        </w:rPr>
+      </w:pPr>
+      <w:r>
+        <w:rPr>
+          <w:rFonts w:ascii="Jost" w:eastAsia="Helvetica Neue" w:hAnsi="Jost" w:cs="Helvetica Neue"/>
+          <w:color w:val="000000" w:themeColor="text1"/>
+          <w:kern w:val="2"/>
+          <w:sz w:val="16"/>
+          <w:szCs w:val="16"/>
+          <w:lang w:eastAsia="en-US"/>
+          <w14:ligatures w14:val="standardContextual"/>
+        </w:rPr>
+        <w:t xml:space="preserve">Fait à </w:t>
+      </w:r>
+      <w:r>
+        <w:rPr>
+          <w:rFonts w:ascii="Jost" w:eastAsia="Helvetica Neue" w:hAnsi="Jost" w:cs="Helvetica Neue"/>
+          <w:color w:val="000000" w:themeColor="text1"/>
+          <w:kern w:val="2"/>
+          <w:sz w:val="16"/>
+          <w:szCs w:val="16"/>
+          <w:highlight w:val="yellow"/>
+          <w:lang w:eastAsia="en-US"/>
+          <w14:ligatures w14:val="standardContextual"/>
+        </w:rPr>
+        <w:t>«LIEU_SIGN»</w:t>
+      </w:r>
+      <w:r>
+        <w:rPr>
+          <w:rFonts w:ascii="Jost" w:eastAsia="Helvetica Neue" w:hAnsi="Jost" w:cs="Helvetica Neue"/>
+          <w:color w:val="000000" w:themeColor="text1"/>
+          <w:kern w:val="2"/>
+          <w:sz w:val="16"/>
+          <w:szCs w:val="16"/>
+          <w:lang w:eastAsia="en-US"/>
+          <w14:ligatures w14:val="standardContextual"/>
+        </w:rPr>
+        <w:t xml:space="preserve">, le </w:t>
+      </w:r>
+      <w:r>
+        <w:rPr>
+          <w:rFonts w:ascii="Jost" w:eastAsia="Helvetica Neue" w:hAnsi="Jost" w:cs="Helvetica Neue"/>
+          <w:color w:val="000000" w:themeColor="text1"/>
+          <w:kern w:val="2"/>
+          <w:sz w:val="16"/>
+          <w:szCs w:val="16"/>
+          <w:highlight w:val="yellow"/>
+          <w:lang w:eastAsia="en-US"/>
+          <w14:ligatures w14:val="standardContextual"/>
+        </w:rPr>
+        <w:t>«DATE_SIGN»</w:t>
+      </w:r>
+    </w:p>
+    <w:p>
+      <w:pPr>
+        <w:rPr>
+          <w:rFonts w:ascii="Jost" w:eastAsia="Helvetica Neue" w:hAnsi="Jost" w:cs="Helvetica Neue"/>
+          <w:color w:val="000000" w:themeColor="text1"/>
+          <w:kern w:val="2"/>
+          <w:sz w:val="16"/>
+          <w:szCs w:val="16"/>
+          <w:lang w:eastAsia="en-US"/>
+          <w14:ligatures w14:val="standardContextual"/>
+        </w:rPr>
+      </w:pPr>
+    </w:p>
+    <w:p>
+      <w:pPr>
+        <w:rPr>
+          <w:rFonts w:ascii="Cormorant Garamond" w:eastAsia="CANELA-LIGHT" w:hAnsi="Cormorant Garamond" w:cs="Cormorant Garamond"/>
+          <w:b/>
+          <w:bCs/>
+          <w:sz w:val="28"/>
+          <w:szCs w:val="28"/>
+        </w:rPr>
+      </w:pPr>
+    </w:p>
+    <w:tbl>
+      <w:tblPr>
+        <w:tblW w:w="9350" w:type="dxa"/>
+        <w:tblBorders>
+          <w:top w:val="single" w:sz="4" w:space="0" w:color="auto"/>
+          <w:left w:val="single" w:sz="4" w:space="0" w:color="auto"/>
+          <w:bottom w:val="single" w:sz="4" w:space="0" w:color="auto"/>
+          <w:right w:val="single" w:sz="4" w:space="0" w:color="auto"/>
+          <w:insideH w:val="single" w:sz="4" w:space="0" w:color="auto"/>
+          <w:insideV w:val="single" w:sz="4" w:space="0" w:color="auto"/>
+        </w:tblBorders>
+        <w:tblCellMar>
+          <w:left w:w="10" w:type="dxa"/>
+          <w:right w:w="10" w:type="dxa"/>
+        </w:tblCellMar>
+        <w:tblLook w:val="0000" w:firstRow="0" w:lastRow="0" w:firstColumn="0" w:lastColumn="0" w:noHBand="0" w:noVBand="0"/>
+      </w:tblPr>
+      <w:tblGrid>
+        <w:gridCol w:w="4675"/>
+        <w:gridCol w:w="4675"/>
+      </w:tblGrid>
+      <w:tr>
+        <w:trPr>
+          <w:trHeight w:val="2483"/>
+        </w:trPr>
+        <w:tc>
+          <w:tcPr>
+            <w:tcW w:w="4675" w:type="dxa"/>
+            <w:tcMar>
+              <w:top w:w="200" w:type="dxa"/>
+              <w:left w:w="120" w:type="dxa"/>
+              <w:bottom w:w="900" w:type="dxa"/>
+              <w:right w:w="120" w:type="dxa"/>
+            </w:tcMar>
+          </w:tcPr>
+          <w:p>
+            <w:pPr>
+              <w:rPr>
+                <w:rFonts w:ascii="Cormorant Garamond" w:eastAsia="CANELA-LIGHT" w:hAnsi="Cormorant Garamond" w:cs="Cormorant Garamond"/>
+                <w:b/>
+                <w:bCs/>
+              </w:rPr>
+            </w:pPr>
+            <w:r>
+              <w:rPr>
+                <w:rFonts w:ascii="Cormorant Garamond" w:eastAsia="CANELA-LIGHT" w:hAnsi="Cormorant Garamond" w:cs="Cormorant Garamond"/>
+                <w:b/>
+                <w:bCs/>
+              </w:rPr>
+              <w:t>Le client</w:t>
+            </w:r>
+          </w:p>
+          <w:p/>
+          <w:p>
+            <w:r>
+              <w:rPr>
+                <w:rFonts w:ascii="Jost" w:eastAsia="Helvetica Neue" w:hAnsi="Jost" w:cs="Helvetica Neue"/>
+                <w:color w:val="000000" w:themeColor="text1"/>
+                <w:kern w:val="2"/>
+                <w:sz w:val="16"/>
+                <w:szCs w:val="16"/>
+                <w:lang w:eastAsia="en-US"/>
+                <w14:ligatures w14:val="standardContextual"/>
+              </w:rPr>
+              <w:t>Signature précédée de la mention « lu et approuvé, bon pour accord » :</w:t>
+            </w:r>
+          </w:p>
+        </w:tc>
+        <w:tc>
+          <w:tcPr>
+            <w:tcW w:w="4675" w:type="dxa"/>
+            <w:tcMar>
+              <w:top w:w="200" w:type="dxa"/>
+              <w:left w:w="120" w:type="dxa"/>
+              <w:bottom w:w="900" w:type="dxa"/>
+              <w:right w:w="120" w:type="dxa"/>
+            </w:tcMar>
+          </w:tcPr>
+          <w:p>
+            <w:pPr>
+              <w:rPr>
+                <w:rFonts w:ascii="Cormorant Garamond" w:eastAsia="CANELA-LIGHT" w:hAnsi="Cormorant Garamond" w:cs="Cormorant Garamond"/>
+                <w:b/>
+                <w:bCs/>
+              </w:rPr>
+            </w:pPr>
+            <w:r>
+              <w:rPr>
+                <w:rFonts w:ascii="Cormorant Garamond" w:eastAsia="CANELA-LIGHT" w:hAnsi="Cormorant Garamond" w:cs="Cormorant Garamond"/>
+                <w:b/>
+                <w:bCs/>
+              </w:rPr>
+              <w:t>Le conseiller</w:t>
+            </w:r>
+          </w:p>
+          <w:p/>
+          <w:p>
+            <w:r>
+              <w:rPr>
+                <w:rFonts w:ascii="Jost" w:eastAsia="Helvetica Neue" w:hAnsi="Jost" w:cs="Helvetica Neue"/>
+                <w:color w:val="000000" w:themeColor="text1"/>
+                <w:kern w:val="2"/>
+                <w:sz w:val="16"/>
+                <w:szCs w:val="16"/>
+                <w:lang w:eastAsia="en-US"/>
+                <w14:ligatures w14:val="standardContextual"/>
+              </w:rPr>
+              <w:t>Signature :</w:t>
+            </w:r>
+          </w:p>
+        </w:tc>
+      </w:tr>
+    </w:tbl>
+    <w:p>
+      <w:pPr>
+        <w:spacing w:before="300" w:after="140"/>
+      </w:pPr>
+    </w:p>
+    <w:p>
+      <w:pPr>
+        <w:spacing w:after="300" w:line="276" w:lineRule="auto"/>
+      </w:pPr>
+    </w:p>
     <w:sectPr>
       <w:headerReference w:type="even" r:id="rId10"/>
       <w:headerReference w:type="default" r:id="rId11"/>

--- a/assets/docs/lfdr-signature.docx
+++ b/assets/docs/lfdr-signature.docx
@@ -2,6 +2,592 @@
 <file path=word/document.xml><?xml version="1.0" encoding="utf-8"?>
 <w:document xmlns:wpc="http://schemas.microsoft.com/office/word/2010/wordprocessingCanvas" xmlns:cx="http://schemas.microsoft.com/office/drawing/2014/chartex" xmlns:cx1="http://schemas.microsoft.com/office/drawing/2015/9/8/chartex" xmlns:cx2="http://schemas.microsoft.com/office/drawing/2015/10/21/chartex" xmlns:cx3="http://schemas.microsoft.com/office/drawing/2016/5/9/chartex" xmlns:cx4="http://schemas.microsoft.com/office/drawing/2016/5/10/chartex" xmlns:cx5="http://schemas.microsoft.com/office/drawing/2016/5/11/chartex" xmlns:cx6="http://schemas.microsoft.com/office/drawing/2016/5/12/chartex" xmlns:cx7="http://schemas.microsoft.com/office/drawing/2016/5/13/chartex" xmlns:cx8="http://schemas.microsoft.com/office/drawing/2016/5/14/chartex" xmlns:mc="http://schemas.openxmlformats.org/markup-compatibility/2006" xmlns:m="http://schemas.openxmlformats.org/officeDocument/2006/math" xmlns:aink="http://schemas.microsoft.com/office/drawing/2016/ink" xmlns:am3d="http://schemas.microsoft.com/office/drawing/2017/model3d" xmlns:oel="http://schemas.microsoft.com/office/2019/extlst" xmlns:r="http://schemas.openxmlformats.org/officeDocument/2006/relationships" xmlns:wp14="http://schemas.microsoft.com/office/word/2010/wordprocessingDrawing" xmlns:wp="http://schemas.openxmlformats.org/drawingml/2006/wordprocessingDrawing" xmlns:wpg="http://schemas.microsoft.com/office/word/2010/wordprocessingGroup" xmlns:wpi="http://schemas.microsoft.com/office/word/2010/wordprocessingInk" xmlns:wps="http://schemas.microsoft.com/office/word/2010/wordprocessingShape" xmlns:o="urn:schemas-microsoft-com:office:office" xmlns:v="urn:schemas-microsoft-com:vml" xmlns:w10="urn:schemas-microsoft-com:office:word" xmlns:w="http://schemas.openxmlformats.org/wordprocessingml/2006/main" xmlns:w14="http://schemas.microsoft.com/office/word/2010/wordml" xmlns:w15="http://schemas.microsoft.com/office/word/2012/wordml" xmlns:w16cex="http://schemas.microsoft.com/office/word/2018/wordml/cex" xmlns:w16cid="http://schemas.microsoft.com/office/word/2016/wordml/cid" xmlns:w16="http://schemas.microsoft.com/office/word/2018/wordml" xmlns:w16sdtdh="http://schemas.microsoft.com/office/word/2020/wordml/sdtdatahash" xmlns:w16sdtfl="http://schemas.microsoft.com/office/word/2024/wordml/sdtformatlock" xmlns:w16se="http://schemas.microsoft.com/office/word/2015/wordml/symex" xmlns:w16du="http://schemas.microsoft.com/office/word/2023/wordml/word16du" xmlns:wne="http://schemas.microsoft.com/office/word/2006/wordml" mc:Ignorable="w14 w15 w16se w16cid w16 w16cex w16sdtdh w16sdtfl w16du wp14">
   <w:body>
+    <w:p>
+      <w:r>
+        <w:rPr>
+          <w:noProof/>
+        </w:rPr>
+        <mc:AlternateContent>
+          <mc:Choice Requires="wps">
+            <w:drawing>
+              <wp:anchor distT="0" distB="0" distL="114300" distR="114300" simplePos="0" relativeHeight="251656189" behindDoc="1" locked="0" layoutInCell="1" allowOverlap="1" wp14:anchorId="3F70B685" wp14:editId="73CF20DE">
+                <wp:simplePos x="0" y="0"/>
+                <wp:positionH relativeFrom="column">
+                  <wp:posOffset>-915293</wp:posOffset>
+                </wp:positionH>
+                <wp:positionV relativeFrom="paragraph">
+                  <wp:posOffset>-915294</wp:posOffset>
+                </wp:positionV>
+                <wp:extent cx="8229600" cy="11344759"/>
+                <wp:effectExtent l="0" t="0" r="0" b="0"/>
+                <wp:wrapNone/>
+                <wp:docPr id="34" name="Rectangle 33">
+                  <a:extLst xmlns:a="http://schemas.openxmlformats.org/drawingml/2006/main">
+                    <a:ext uri="{FF2B5EF4-FFF2-40B4-BE49-F238E27FC236}">
+                      <a16:creationId xmlns:a16="http://schemas.microsoft.com/office/drawing/2014/main" id="{765847EA-59A5-7678-ED00-35599A4B5A4D}"/>
+                    </a:ext>
+                  </a:extLst>
+                </wp:docPr>
+                <wp:cNvGraphicFramePr/>
+                <a:graphic xmlns:a="http://schemas.openxmlformats.org/drawingml/2006/main">
+                  <a:graphicData uri="http://schemas.microsoft.com/office/word/2010/wordprocessingShape">
+                    <wps:wsp>
+                      <wps:cNvSpPr/>
+                      <wps:spPr>
+                        <a:xfrm>
+                          <a:off x="0" y="0"/>
+                          <a:ext cx="8229600" cy="11344759"/>
+                        </a:xfrm>
+                        <a:prstGeom prst="rect">
+                          <a:avLst/>
+                        </a:prstGeom>
+                        <a:solidFill>
+                          <a:srgbClr val="001B00"/>
+                        </a:solidFill>
+                        <a:ln>
+                          <a:noFill/>
+                        </a:ln>
+                      </wps:spPr>
+                      <wps:style>
+                        <a:lnRef idx="2">
+                          <a:schemeClr val="accent1">
+                            <a:shade val="15000"/>
+                          </a:schemeClr>
+                        </a:lnRef>
+                        <a:fillRef idx="1">
+                          <a:schemeClr val="accent1"/>
+                        </a:fillRef>
+                        <a:effectRef idx="0">
+                          <a:schemeClr val="accent1"/>
+                        </a:effectRef>
+                        <a:fontRef idx="minor">
+                          <a:schemeClr val="lt1"/>
+                        </a:fontRef>
+                      </wps:style>
+                      <wps:bodyPr rtlCol="0" anchor="ctr"/>
+                    </wps:wsp>
+                  </a:graphicData>
+                </a:graphic>
+                <wp14:sizeRelH relativeFrom="margin">
+                  <wp14:pctWidth>0</wp14:pctWidth>
+                </wp14:sizeRelH>
+                <wp14:sizeRelV relativeFrom="margin">
+                  <wp14:pctHeight>0</wp14:pctHeight>
+                </wp14:sizeRelV>
+              </wp:anchor>
+            </w:drawing>
+          </mc:Choice>
+          <mc:Fallback>
+            <w:pict>
+              <v:rect w14:anchorId="53A45F68" id="Rectangle 33" o:spid="_x0000_s1026" style="position:absolute;margin-left:-72.05pt;margin-top:-72.05pt;width:9in;height:893.3pt;z-index:-251660291;visibility:visible;mso-wrap-style:square;mso-width-percent:0;mso-height-percent:0;mso-wrap-distance-left:9pt;mso-wrap-distance-top:0;mso-wrap-distance-right:9pt;mso-wrap-distance-bottom:0;mso-position-horizontal:absolute;mso-position-horizontal-relative:text;mso-position-vertical:absolute;mso-position-vertical-relative:text;mso-width-percent:0;mso-height-percent:0;mso-width-relative:margin;mso-height-relative:margin;v-text-anchor:middle" o:gfxdata="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" fillcolor="#001b00" stroked="f" strokeweight="1.5pt"/>
+            </w:pict>
+          </mc:Fallback>
+        </mc:AlternateContent>
+      </w:r>
+      <w:r>
+        <w:rPr>
+          <w:noProof/>
+        </w:rPr>
+        <w:drawing>
+          <wp:anchor distT="0" distB="0" distL="114300" distR="114300" simplePos="0" relativeHeight="251671551" behindDoc="0" locked="0" layoutInCell="1" allowOverlap="1" wp14:anchorId="75ED774E" wp14:editId="55BD6A6E">
+            <wp:simplePos x="0" y="0"/>
+            <wp:positionH relativeFrom="column">
+              <wp:posOffset>-1594485</wp:posOffset>
+            </wp:positionH>
+            <wp:positionV relativeFrom="paragraph">
+              <wp:posOffset>5824764</wp:posOffset>
+            </wp:positionV>
+            <wp:extent cx="10573352" cy="5286676"/>
+            <wp:effectExtent l="0" t="0" r="6350" b="0"/>
+            <wp:wrapNone/>
+            <wp:docPr id="536803045" name="Image 6"/>
+            <wp:cNvGraphicFramePr>
+              <a:graphicFrameLocks xmlns:a="http://schemas.openxmlformats.org/drawingml/2006/main" noChangeAspect="1"/>
+            </wp:cNvGraphicFramePr>
+            <a:graphic xmlns:a="http://schemas.openxmlformats.org/drawingml/2006/main">
+              <a:graphicData uri="http://schemas.openxmlformats.org/drawingml/2006/picture">
+                <pic:pic xmlns:pic="http://schemas.openxmlformats.org/drawingml/2006/picture">
+                  <pic:nvPicPr>
+                    <pic:cNvPr id="536803045" name="Image 536803045"/>
+                    <pic:cNvPicPr/>
+                  </pic:nvPicPr>
+                  <pic:blipFill>
+                    <a:blip r:embed="rId19">
+                      <a:alphaModFix amt="35000"/>
+                      <a:extLst>
+                        <a:ext uri="{28A0092B-C50C-407E-A947-70E740481C1C}">
+                          <a14:useLocalDpi xmlns:a14="http://schemas.microsoft.com/office/drawing/2010/main" val="0"/>
+                        </a:ext>
+                      </a:extLst>
+                    </a:blip>
+                    <a:stretch>
+                      <a:fillRect/>
+                    </a:stretch>
+                  </pic:blipFill>
+                  <pic:spPr>
+                    <a:xfrm>
+                      <a:off x="0" y="0"/>
+                      <a:ext cx="10573352" cy="5286676"/>
+                    </a:xfrm>
+                    <a:prstGeom prst="rect">
+                      <a:avLst/>
+                    </a:prstGeom>
+                  </pic:spPr>
+                </pic:pic>
+              </a:graphicData>
+            </a:graphic>
+            <wp14:sizeRelH relativeFrom="page">
+              <wp14:pctWidth>0</wp14:pctWidth>
+            </wp14:sizeRelH>
+            <wp14:sizeRelV relativeFrom="page">
+              <wp14:pctHeight>0</wp14:pctHeight>
+            </wp14:sizeRelV>
+          </wp:anchor>
+        </w:drawing>
+      </w:r>
+      <w:r>
+        <w:rPr>
+          <w:noProof/>
+        </w:rPr>
+        <mc:AlternateContent>
+          <mc:Choice Requires="wps">
+            <w:drawing>
+              <wp:anchor distT="0" distB="0" distL="114300" distR="114300" simplePos="0" relativeHeight="251668479" behindDoc="0" locked="0" layoutInCell="1" allowOverlap="1" wp14:anchorId="6F5B099E" wp14:editId="4FED2D8C">
+                <wp:simplePos x="0" y="0"/>
+                <wp:positionH relativeFrom="column">
+                  <wp:posOffset>-92710</wp:posOffset>
+                </wp:positionH>
+                <wp:positionV relativeFrom="paragraph">
+                  <wp:posOffset>4400550</wp:posOffset>
+                </wp:positionV>
+                <wp:extent cx="5951220" cy="566758"/>
+                <wp:effectExtent l="0" t="0" r="0" b="0"/>
+                <wp:wrapNone/>
+                <wp:docPr id="7" name="Zone de texte 1">
+                  <a:extLst xmlns:a="http://schemas.openxmlformats.org/drawingml/2006/main">
+                    <a:ext uri="{FF2B5EF4-FFF2-40B4-BE49-F238E27FC236}">
+                      <a16:creationId xmlns:a16="http://schemas.microsoft.com/office/drawing/2014/main" id="{40CB6D14-3425-383E-3FB0-E649DD95AB47}"/>
+                    </a:ext>
+                  </a:extLst>
+                </wp:docPr>
+                <wp:cNvGraphicFramePr/>
+                <a:graphic xmlns:a="http://schemas.openxmlformats.org/drawingml/2006/main">
+                  <a:graphicData uri="http://schemas.microsoft.com/office/word/2010/wordprocessingShape">
+                    <wps:wsp>
+                      <wps:cNvSpPr txBox="1"/>
+                      <wps:spPr>
+                        <a:xfrm>
+                          <a:off x="0" y="0"/>
+                          <a:ext cx="5951220" cy="566758"/>
+                        </a:xfrm>
+                        <a:prstGeom prst="rect">
+                          <a:avLst/>
+                        </a:prstGeom>
+                        <a:noFill/>
+                        <a:ln w="6350">
+                          <a:noFill/>
+                        </a:ln>
+                      </wps:spPr>
+                      <wps:txbx>
+                        <w:txbxContent>
+                          <w:p>
+                            <w:pPr>
+                              <w:spacing w:line="276" w:lineRule="auto"/>
+                              <w:jc w:val="center"/>
+                              <w:rPr>
+                                <w:rFonts w:ascii="Didot" w:eastAsia="Aptos" w:hAnsi="Didot"/>
+                                <w:b/>
+                                <w:bCs/>
+                                <w:color w:val="FEF9DF"/>
+                                <w:spacing w:val="-30"/>
+                                <w:sz w:val="56"/>
+                                <w:szCs w:val="56"/>
+                                <w14:ligatures w14:val="none"/>
+                              </w:rPr>
+                            </w:pPr>
+                            <w:r>
+                              <w:rPr>
+                                <w:rFonts w:ascii="Didot" w:eastAsia="Aptos" w:hAnsi="Didot" w:hint="cs"/>
+                                <w:b/>
+                                <w:bCs/>
+                                <w:color w:val="FEF9DF"/>
+                                <w:spacing w:val="-30"/>
+                                <w:sz w:val="56"/>
+                                <w:szCs w:val="56"/>
+                              </w:rPr>
+                              <w:t>Convention de Conseil</w:t>
+                            </w:r>
+                          </w:p>
+                        </w:txbxContent>
+                      </wps:txbx>
+                      <wps:bodyPr rot="0" spcFirstLastPara="0" vert="horz" wrap="square" lIns="91440" tIns="45720" rIns="91440" bIns="45720" numCol="1" spcCol="0" rtlCol="0" fromWordArt="0" anchor="t" anchorCtr="0" forceAA="0" compatLnSpc="1">
+                        <a:prstTxWarp prst="textNoShape">
+                          <a:avLst/>
+                        </a:prstTxWarp>
+                        <a:spAutoFit/>
+                      </wps:bodyPr>
+                    </wps:wsp>
+                  </a:graphicData>
+                </a:graphic>
+              </wp:anchor>
+            </w:drawing>
+          </mc:Choice>
+          <mc:Fallback>
+            <w:pict>
+              <v:shapetype w14:anchorId="6F5B099E" id="_x0000_t202" coordsize="21600,21600" o:spt="202" path="m,l,21600r21600,l21600,xe">
+                <v:stroke joinstyle="miter"/>
+                <v:path gradientshapeok="t" o:connecttype="rect"/>
+              </v:shapetype>
+              <v:shape id="Zone de texte 1" o:spid="_x0000_s1026" type="#_x0000_t202" style="position:absolute;margin-left:-7.3pt;margin-top:346.5pt;width:468.6pt;height:44.65pt;z-index:251668479;visibility:visible;mso-wrap-style:square;mso-wrap-distance-left:9pt;mso-wrap-distance-top:0;mso-wrap-distance-right:9pt;mso-wrap-distance-bottom:0;mso-position-horizontal:absolute;mso-position-horizontal-relative:text;mso-position-vertical:absolute;mso-position-vertical-relative:text;v-text-anchor:top" o:gfxdata="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" filled="f" stroked="f" strokeweight=".5pt">
+                <v:textbox style="mso-fit-shape-to-text:t">
+                  <w:txbxContent>
+                    <w:p>
+                      <w:pPr>
+                        <w:spacing w:line="276" w:lineRule="auto"/>
+                        <w:jc w:val="center"/>
+                        <w:rPr>
+                          <w:rFonts w:ascii="Didot" w:eastAsia="Aptos" w:hAnsi="Didot"/>
+                          <w:b/>
+                          <w:bCs/>
+                          <w:color w:val="FEF9DF"/>
+                          <w:spacing w:val="-30"/>
+                          <w:sz w:val="56"/>
+                          <w:szCs w:val="56"/>
+                          <w14:ligatures w14:val="none"/>
+                        </w:rPr>
+                      </w:pPr>
+                      <w:r>
+                        <w:rPr>
+                          <w:rFonts w:ascii="Didot" w:eastAsia="Aptos" w:hAnsi="Didot" w:hint="cs"/>
+                          <w:b/>
+                          <w:bCs/>
+                          <w:color w:val="FEF9DF"/>
+                          <w:spacing w:val="-30"/>
+                          <w:sz w:val="56"/>
+                          <w:szCs w:val="56"/>
+                        </w:rPr>
+                        <w:t>Convention de Conseil</w:t>
+                      </w:r>
+                    </w:p>
+                  </w:txbxContent>
+                </v:textbox>
+              </v:shape>
+            </w:pict>
+          </mc:Fallback>
+        </mc:AlternateContent>
+      </w:r>
+      <w:r>
+        <w:rPr>
+          <w:noProof/>
+        </w:rPr>
+        <mc:AlternateContent>
+          <mc:Choice Requires="wps">
+            <w:drawing>
+              <wp:anchor distT="0" distB="0" distL="114300" distR="114300" simplePos="0" relativeHeight="251670527" behindDoc="0" locked="0" layoutInCell="1" allowOverlap="1" wp14:anchorId="44B218F0" wp14:editId="15620E87">
+                <wp:simplePos x="0" y="0"/>
+                <wp:positionH relativeFrom="column">
+                  <wp:posOffset>1443355</wp:posOffset>
+                </wp:positionH>
+                <wp:positionV relativeFrom="paragraph">
+                  <wp:posOffset>2853711</wp:posOffset>
+                </wp:positionV>
+                <wp:extent cx="2883535" cy="469265"/>
+                <wp:effectExtent l="0" t="0" r="0" b="0"/>
+                <wp:wrapNone/>
+                <wp:docPr id="10" name="Zone de texte 1">
+                  <a:extLst xmlns:a="http://schemas.openxmlformats.org/drawingml/2006/main">
+                    <a:ext uri="{FF2B5EF4-FFF2-40B4-BE49-F238E27FC236}">
+                      <a16:creationId xmlns:a16="http://schemas.microsoft.com/office/drawing/2014/main" id="{011D16B1-E9A6-1F02-7EFA-3FC46AE352B3}"/>
+                    </a:ext>
+                  </a:extLst>
+                </wp:docPr>
+                <wp:cNvGraphicFramePr/>
+                <a:graphic xmlns:a="http://schemas.openxmlformats.org/drawingml/2006/main">
+                  <a:graphicData uri="http://schemas.microsoft.com/office/word/2010/wordprocessingShape">
+                    <wps:wsp>
+                      <wps:cNvSpPr txBox="1"/>
+                      <wps:spPr>
+                        <a:xfrm>
+                          <a:off x="0" y="0"/>
+                          <a:ext cx="2883535" cy="469265"/>
+                        </a:xfrm>
+                        <a:prstGeom prst="rect">
+                          <a:avLst/>
+                        </a:prstGeom>
+                        <a:noFill/>
+                        <a:ln w="6350">
+                          <a:noFill/>
+                        </a:ln>
+                      </wps:spPr>
+                      <wps:txbx>
+                        <w:txbxContent>
+                          <w:p>
+                            <w:pPr>
+                              <w:spacing w:line="276" w:lineRule="auto"/>
+                              <w:jc w:val="center"/>
+                              <w:rPr>
+                                <w:rFonts w:ascii="Didot" w:eastAsia="Aptos" w:hAnsi="Didot"/>
+                                <w:color w:val="FEF9DF"/>
+                                <w:spacing w:val="-26"/>
+                                <w:sz w:val="28"/>
+                                <w:szCs w:val="28"/>
+                                <w14:ligatures w14:val="none"/>
+                              </w:rPr>
+                            </w:pPr>
+                            <w:r>
+                              <w:rPr>
+                                <w:rFonts w:ascii="Didot" w:eastAsia="Aptos" w:hAnsi="Didot" w:hint="cs"/>
+                                <w:color w:val="FEF9DF"/>
+                                <w:spacing w:val="-26"/>
+                                <w:sz w:val="28"/>
+                                <w:szCs w:val="28"/>
+                              </w:rPr>
+                              <w:t xml:space="preserve">Gestion Privée </w:t>
+                            </w:r>
+                            <w:r>
+                              <w:rPr>
+                                <w:rFonts w:ascii="Didot" w:eastAsia="Aptos" w:hAnsi="Didot"/>
+                                <w:color w:val="FEF9DF"/>
+                                <w:spacing w:val="-26"/>
+                                <w:sz w:val="28"/>
+                                <w:szCs w:val="28"/>
+                              </w:rPr>
+                              <w:t xml:space="preserve">&amp; </w:t>
+                            </w:r>
+                            <w:r>
+                              <w:rPr>
+                                <w:rFonts w:ascii="Didot" w:eastAsia="Aptos" w:hAnsi="Didot" w:hint="cs"/>
+                                <w:color w:val="FEF9DF"/>
+                                <w:spacing w:val="-26"/>
+                                <w:sz w:val="28"/>
+                                <w:szCs w:val="28"/>
+                              </w:rPr>
+                              <w:t>Family Office</w:t>
+                            </w:r>
+                          </w:p>
+                        </w:txbxContent>
+                      </wps:txbx>
+                      <wps:bodyPr rot="0" spcFirstLastPara="0" vert="horz" wrap="square" lIns="91440" tIns="45720" rIns="91440" bIns="45720" numCol="1" spcCol="0" rtlCol="0" fromWordArt="0" anchor="t" anchorCtr="0" forceAA="0" compatLnSpc="1">
+                        <a:prstTxWarp prst="textNoShape">
+                          <a:avLst/>
+                        </a:prstTxWarp>
+                        <a:noAutofit/>
+                      </wps:bodyPr>
+                    </wps:wsp>
+                  </a:graphicData>
+                </a:graphic>
+              </wp:anchor>
+            </w:drawing>
+          </mc:Choice>
+          <mc:Fallback xmlns="">
+            <w:pict>
+              <v:shapetype w14:anchorId="44B218F0" id="_x0000_t202" coordsize="21600,21600" o:spt="202" path="m,l,21600r21600,l21600,xe">
+                <v:stroke joinstyle="miter"/>
+                <v:path gradientshapeok="t" o:connecttype="rect"/>
+              </v:shapetype>
+              <v:shape id="_x0000_s1027" type="#_x0000_t202" style="position:absolute;margin-left:113.65pt;margin-top:224.7pt;width:227.05pt;height:36.95pt;z-index:251670527;visibility:visible;mso-wrap-style:square;mso-wrap-distance-left:9pt;mso-wrap-distance-top:0;mso-wrap-distance-right:9pt;mso-wrap-distance-bottom:0;mso-position-horizontal:absolute;mso-position-horizontal-relative:text;mso-position-vertical:absolute;mso-position-vertical-relative:text;v-text-anchor:top" o:gfxdata="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" filled="f" stroked="f" strokeweight=".5pt">
+                <v:textbox>
+                  <w:txbxContent>
+                    <w:p>
+                      <w:pPr>
+                        <w:spacing w:line="276" w:lineRule="auto"/>
+                        <w:jc w:val="center"/>
+                        <w:rPr>
+                          <w:rFonts w:ascii="Didot" w:eastAsia="Aptos" w:hAnsi="Didot"/>
+                          <w:color w:val="FEF9DF"/>
+                          <w:spacing w:val="-26"/>
+                          <w:sz w:val="28"/>
+                          <w:szCs w:val="28"/>
+                          <w14:ligatures w14:val="none"/>
+                        </w:rPr>
+                      </w:pPr>
+                      <w:r>
+                        <w:rPr>
+                          <w:rFonts w:ascii="Didot" w:eastAsia="Aptos" w:hAnsi="Didot" w:hint="cs"/>
+                          <w:color w:val="FEF9DF"/>
+                          <w:spacing w:val="-26"/>
+                          <w:sz w:val="28"/>
+                          <w:szCs w:val="28"/>
+                        </w:rPr>
+                        <w:t xml:space="preserve">Gestion Privée </w:t>
+                      </w:r>
+                      <w:r>
+                        <w:rPr>
+                          <w:rFonts w:ascii="Didot" w:eastAsia="Aptos" w:hAnsi="Didot"/>
+                          <w:color w:val="FEF9DF"/>
+                          <w:spacing w:val="-26"/>
+                          <w:sz w:val="28"/>
+                          <w:szCs w:val="28"/>
+                        </w:rPr>
+                        <w:t xml:space="preserve">&amp; </w:t>
+                      </w:r>
+                      <w:r>
+                        <w:rPr>
+                          <w:rFonts w:ascii="Didot" w:eastAsia="Aptos" w:hAnsi="Didot" w:hint="cs"/>
+                          <w:color w:val="FEF9DF"/>
+                          <w:spacing w:val="-26"/>
+                          <w:sz w:val="28"/>
+                          <w:szCs w:val="28"/>
+                        </w:rPr>
+                        <w:t>Family Office</w:t>
+                      </w:r>
+                    </w:p>
+                  </w:txbxContent>
+                </v:textbox>
+              </v:shape>
+            </w:pict>
+          </mc:Fallback>
+        </mc:AlternateContent>
+      </w:r>
+      <w:r>
+        <w:rPr>
+          <w:noProof/>
+        </w:rPr>
+        <mc:AlternateContent>
+          <mc:Choice Requires="wps">
+            <w:drawing>
+              <wp:anchor distT="0" distB="0" distL="114300" distR="114300" simplePos="0" relativeHeight="251661311" behindDoc="0" locked="0" layoutInCell="1" allowOverlap="1" wp14:anchorId="01CE566C" wp14:editId="0C205595">
+                <wp:simplePos x="0" y="0"/>
+                <wp:positionH relativeFrom="column">
+                  <wp:posOffset>2042160</wp:posOffset>
+                </wp:positionH>
+                <wp:positionV relativeFrom="paragraph">
+                  <wp:posOffset>3859153</wp:posOffset>
+                </wp:positionV>
+                <wp:extent cx="1637030" cy="0"/>
+                <wp:effectExtent l="0" t="0" r="13970" b="12700"/>
+                <wp:wrapNone/>
+                <wp:docPr id="12" name="Shape 8">
+                  <a:extLst xmlns:a="http://schemas.openxmlformats.org/drawingml/2006/main">
+                    <a:ext uri="{FF2B5EF4-FFF2-40B4-BE49-F238E27FC236}">
+                      <a16:creationId xmlns:a16="http://schemas.microsoft.com/office/drawing/2014/main" id="{202C3E74-1A2C-EFA9-35F5-8EA4FD48DCCA}"/>
+                    </a:ext>
+                  </a:extLst>
+                </wp:docPr>
+                <wp:cNvGraphicFramePr/>
+                <a:graphic xmlns:a="http://schemas.openxmlformats.org/drawingml/2006/main">
+                  <a:graphicData uri="http://schemas.microsoft.com/office/word/2010/wordprocessingShape">
+                    <wps:wsp>
+                      <wps:cNvCnPr/>
+                      <wps:spPr>
+                        <a:xfrm>
+                          <a:off x="0" y="0"/>
+                          <a:ext cx="1637030" cy="0"/>
+                        </a:xfrm>
+                        <a:prstGeom prst="line">
+                          <a:avLst/>
+                        </a:prstGeom>
+                        <a:noFill/>
+                        <a:ln w="12700">
+                          <a:solidFill>
+                            <a:srgbClr val="A9853F"/>
+                          </a:solidFill>
+                          <a:prstDash val="solid"/>
+                        </a:ln>
+                      </wps:spPr>
+                      <wps:bodyPr/>
+                    </wps:wsp>
+                  </a:graphicData>
+                </a:graphic>
+                <wp14:sizeRelH relativeFrom="margin">
+                  <wp14:pctWidth>0</wp14:pctWidth>
+                </wp14:sizeRelH>
+              </wp:anchor>
+            </w:drawing>
+          </mc:Choice>
+          <mc:Fallback xmlns="">
+            <w:pict>
+              <v:line w14:anchorId="2768AD6B" id="Shape 8" o:spid="_x0000_s1026" style="position:absolute;z-index:251661311;visibility:visible;mso-wrap-style:square;mso-width-percent:0;mso-wrap-distance-left:9pt;mso-wrap-distance-top:0;mso-wrap-distance-right:9pt;mso-wrap-distance-bottom:0;mso-position-horizontal:absolute;mso-position-horizontal-relative:text;mso-position-vertical:absolute;mso-position-vertical-relative:text;mso-width-percent:0;mso-width-relative:margin" from="160.8pt,303.85pt" to="289.7pt,303.85pt" o:gfxdata="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" strokecolor="#a9853f" strokeweight="1pt"/>
+            </w:pict>
+          </mc:Fallback>
+        </mc:AlternateContent>
+      </w:r>
+      <w:r>
+        <w:rPr>
+          <w:noProof/>
+        </w:rPr>
+        <w:drawing>
+          <wp:anchor distT="0" distB="0" distL="114300" distR="114300" simplePos="0" relativeHeight="251665407" behindDoc="1" locked="0" layoutInCell="1" allowOverlap="1" wp14:anchorId="0B78F8AF" wp14:editId="017C1770">
+            <wp:simplePos x="0" y="0"/>
+            <wp:positionH relativeFrom="column">
+              <wp:posOffset>983576</wp:posOffset>
+            </wp:positionH>
+            <wp:positionV relativeFrom="paragraph">
+              <wp:posOffset>1275715</wp:posOffset>
+            </wp:positionV>
+            <wp:extent cx="4187727" cy="1408176"/>
+            <wp:effectExtent l="0" t="0" r="0" b="0"/>
+            <wp:wrapNone/>
+            <wp:docPr id="22" name="Image 21">
+              <a:extLst xmlns:a="http://schemas.openxmlformats.org/drawingml/2006/main">
+                <a:ext uri="{FF2B5EF4-FFF2-40B4-BE49-F238E27FC236}">
+                  <a16:creationId xmlns:a16="http://schemas.microsoft.com/office/drawing/2014/main" id="{CBBF8332-12CD-9FD5-3BC1-6A11ABF0010A}"/>
+                </a:ext>
+              </a:extLst>
+            </wp:docPr>
+            <wp:cNvGraphicFramePr>
+              <a:graphicFrameLocks xmlns:a="http://schemas.openxmlformats.org/drawingml/2006/main" noChangeAspect="1"/>
+            </wp:cNvGraphicFramePr>
+            <a:graphic xmlns:a="http://schemas.openxmlformats.org/drawingml/2006/main">
+              <a:graphicData uri="http://schemas.openxmlformats.org/drawingml/2006/picture">
+                <pic:pic xmlns:pic="http://schemas.openxmlformats.org/drawingml/2006/picture">
+                  <pic:nvPicPr>
+                    <pic:cNvPr id="22" name="Image 21">
+                      <a:extLst>
+                        <a:ext uri="{FF2B5EF4-FFF2-40B4-BE49-F238E27FC236}">
+                          <a16:creationId xmlns:a16="http://schemas.microsoft.com/office/drawing/2014/main" id="{CBBF8332-12CD-9FD5-3BC1-6A11ABF0010A}"/>
+                        </a:ext>
+                      </a:extLst>
+                    </pic:cNvPr>
+                    <pic:cNvPicPr>
+                      <a:picLocks noChangeAspect="1"/>
+                    </pic:cNvPicPr>
+                  </pic:nvPicPr>
+                  <pic:blipFill>
+                    <a:blip r:embed="rId18" cstate="print">
+                      <a:extLst>
+                        <a:ext uri="{28A0092B-C50C-407E-A947-70E740481C1C}">
+                          <a14:useLocalDpi xmlns:a14="http://schemas.microsoft.com/office/drawing/2010/main" val="0"/>
+                        </a:ext>
+                      </a:extLst>
+                    </a:blip>
+                    <a:stretch>
+                      <a:fillRect/>
+                    </a:stretch>
+                  </pic:blipFill>
+                  <pic:spPr>
+                    <a:xfrm>
+                      <a:off x="0" y="0"/>
+                      <a:ext cx="4187727" cy="1408176"/>
+                    </a:xfrm>
+                    <a:prstGeom prst="rect">
+                      <a:avLst/>
+                    </a:prstGeom>
+                  </pic:spPr>
+                </pic:pic>
+              </a:graphicData>
+            </a:graphic>
+            <wp14:sizeRelH relativeFrom="page">
+              <wp14:pctWidth>0</wp14:pctWidth>
+            </wp14:sizeRelH>
+            <wp14:sizeRelV relativeFrom="page">
+              <wp14:pctHeight>0</wp14:pctHeight>
+            </wp14:sizeRelV>
+          </wp:anchor>
+        </w:drawing>
+      </w:r>
+    </w:p>
+    <w:p>
+      <w:pPr>
+        <w:sectPr>
+          <w:type w:val="nextPage"/>
+          <w:pgSz w:w="11906" w:h="16838"/>
+          <w:pgMar w:top="1417" w:right="1417" w:bottom="1417" w:left="1417" w:header="708" w:footer="708" w:gutter="0"/>
+          <w:cols w:space="708"/>
+          <w:docGrid w:linePitch="360"/>
+        </w:sectPr>
+      </w:pPr>
+    </w:p>
     <w:p>
       <w:pPr>
         <w:pBdr>
@@ -20025,17 +20611,534 @@
         <w:spacing w:after="300" w:line="276" w:lineRule="auto"/>
       </w:pPr>
     </w:p>
+    <w:p>
+      <w:pPr>
+        <w:sectPr>
+          <w:headerReference w:type="even" r:id="rId10"/>
+          <w:headerReference w:type="default" r:id="rId11"/>
+          <w:footerReference w:type="even" r:id="rId12"/>
+          <w:footerReference w:type="default" r:id="rId13"/>
+          <w:headerReference w:type="first" r:id="rId14"/>
+          <w:footerReference w:type="first" r:id="rId15"/>
+          <w:type w:val="nextPage"/>
+          <w:pgSz w:w="11906" w:h="16838"/>
+          <w:pgMar w:top="1417" w:right="1417" w:bottom="1417" w:left="1417" w:header="708" w:footer="708" w:gutter="0"/>
+          <w:pgNumType w:start="1"/>
+          <w:cols w:space="720"/>
+        </w:sectPr>
+      </w:pPr>
+    </w:p>
+    <w:p>
+      <w:r>
+        <w:rPr>
+          <w:noProof/>
+        </w:rPr>
+        <mc:AlternateContent>
+          <mc:Choice Requires="wps">
+            <w:drawing>
+              <wp:anchor distT="0" distB="0" distL="114300" distR="114300" simplePos="0" relativeHeight="251658239" behindDoc="1" locked="0" layoutInCell="1" allowOverlap="1" wp14:anchorId="0CB0C7EB" wp14:editId="4A228C3B">
+                <wp:simplePos x="0" y="0"/>
+                <wp:positionH relativeFrom="column">
+                  <wp:posOffset>-950595</wp:posOffset>
+                </wp:positionH>
+                <wp:positionV relativeFrom="paragraph">
+                  <wp:posOffset>-1057941</wp:posOffset>
+                </wp:positionV>
+                <wp:extent cx="8781903" cy="10906125"/>
+                <wp:effectExtent l="0" t="0" r="0" b="3175"/>
+                <wp:wrapNone/>
+                <wp:docPr id="34" name="Rectangle 33">
+                  <a:extLst xmlns:a="http://schemas.openxmlformats.org/drawingml/2006/main">
+                    <a:ext uri="{FF2B5EF4-FFF2-40B4-BE49-F238E27FC236}">
+                      <a16:creationId xmlns:a16="http://schemas.microsoft.com/office/drawing/2014/main" id="{765847EA-59A5-7678-ED00-35599A4B5A4D}"/>
+                    </a:ext>
+                  </a:extLst>
+                </wp:docPr>
+                <wp:cNvGraphicFramePr/>
+                <a:graphic xmlns:a="http://schemas.openxmlformats.org/drawingml/2006/main">
+                  <a:graphicData uri="http://schemas.microsoft.com/office/word/2010/wordprocessingShape">
+                    <wps:wsp>
+                      <wps:cNvSpPr/>
+                      <wps:spPr>
+                        <a:xfrm>
+                          <a:off x="0" y="0"/>
+                          <a:ext cx="8781903" cy="10906125"/>
+                        </a:xfrm>
+                        <a:prstGeom prst="rect">
+                          <a:avLst/>
+                        </a:prstGeom>
+                        <a:solidFill>
+                          <a:srgbClr val="001B00"/>
+                        </a:solidFill>
+                        <a:ln>
+                          <a:noFill/>
+                        </a:ln>
+                      </wps:spPr>
+                      <wps:style>
+                        <a:lnRef idx="2">
+                          <a:schemeClr val="accent1">
+                            <a:shade val="15000"/>
+                          </a:schemeClr>
+                        </a:lnRef>
+                        <a:fillRef idx="1">
+                          <a:schemeClr val="accent1"/>
+                        </a:fillRef>
+                        <a:effectRef idx="0">
+                          <a:schemeClr val="accent1"/>
+                        </a:effectRef>
+                        <a:fontRef idx="minor">
+                          <a:schemeClr val="lt1"/>
+                        </a:fontRef>
+                      </wps:style>
+                      <wps:txbx>
+                        <w:txbxContent>
+                          <w:p>
+                            <w:pPr>
+                              <w:jc w:val="center"/>
+                            </w:pPr>
+                          </w:p>
+                          <w:p/>
+                          <w:p/>
+                        </w:txbxContent>
+                      </wps:txbx>
+                      <wps:bodyPr rtlCol="0" anchor="ctr"/>
+                    </wps:wsp>
+                  </a:graphicData>
+                </a:graphic>
+                <wp14:sizeRelH relativeFrom="margin">
+                  <wp14:pctWidth>0</wp14:pctWidth>
+                </wp14:sizeRelH>
+                <wp14:sizeRelV relativeFrom="margin">
+                  <wp14:pctHeight>0</wp14:pctHeight>
+                </wp14:sizeRelV>
+              </wp:anchor>
+            </w:drawing>
+          </mc:Choice>
+          <mc:Fallback>
+            <w:pict>
+              <v:rect w14:anchorId="0CB0C7EB" id="Rectangle 33" o:spid="_x0000_s1026" style="position:absolute;margin-left:-74.85pt;margin-top:-83.3pt;width:691.5pt;height:858.75pt;z-index:-251658241;visibility:visible;mso-wrap-style:square;mso-width-percent:0;mso-height-percent:0;mso-wrap-distance-left:9pt;mso-wrap-distance-top:0;mso-wrap-distance-right:9pt;mso-wrap-distance-bottom:0;mso-position-horizontal:absolute;mso-position-horizontal-relative:text;mso-position-vertical:absolute;mso-position-vertical-relative:text;mso-width-percent:0;mso-height-percent:0;mso-width-relative:margin;mso-height-relative:margin;v-text-anchor:middle" o:gfxdata="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" fillcolor="#001b00" stroked="f" strokeweight="1.5pt">
+                <v:textbox>
+                  <w:txbxContent>
+                    <w:p>
+                      <w:pPr>
+                        <w:jc w:val="center"/>
+                      </w:pPr>
+                    </w:p>
+                    <w:p/>
+                    <w:p/>
+                  </w:txbxContent>
+                </v:textbox>
+              </v:rect>
+            </w:pict>
+          </mc:Fallback>
+        </mc:AlternateContent>
+      </w:r>
+      <w:r>
+        <w:rPr>
+          <w:noProof/>
+        </w:rPr>
+        <w:drawing>
+          <wp:anchor distT="0" distB="0" distL="114300" distR="114300" simplePos="0" relativeHeight="251663360" behindDoc="0" locked="0" layoutInCell="1" allowOverlap="1" wp14:anchorId="365B440E" wp14:editId="2D0266A4">
+            <wp:simplePos x="0" y="0"/>
+            <wp:positionH relativeFrom="column">
+              <wp:posOffset>-2323465</wp:posOffset>
+            </wp:positionH>
+            <wp:positionV relativeFrom="paragraph">
+              <wp:posOffset>-3930269</wp:posOffset>
+            </wp:positionV>
+            <wp:extent cx="10573352" cy="5286676"/>
+            <wp:effectExtent l="0" t="0" r="6350" b="0"/>
+            <wp:wrapNone/>
+            <wp:docPr id="536803045" name="Image 6"/>
+            <wp:cNvGraphicFramePr>
+              <a:graphicFrameLocks xmlns:a="http://schemas.openxmlformats.org/drawingml/2006/main" noChangeAspect="1"/>
+            </wp:cNvGraphicFramePr>
+            <a:graphic xmlns:a="http://schemas.openxmlformats.org/drawingml/2006/main">
+              <a:graphicData uri="http://schemas.openxmlformats.org/drawingml/2006/picture">
+                <pic:pic xmlns:pic="http://schemas.openxmlformats.org/drawingml/2006/picture">
+                  <pic:nvPicPr>
+                    <pic:cNvPr id="536803045" name="Image 536803045"/>
+                    <pic:cNvPicPr/>
+                  </pic:nvPicPr>
+                  <pic:blipFill>
+                    <a:blip r:embed="rId21">
+                      <a:alphaModFix amt="35000"/>
+                      <a:extLst>
+                        <a:ext uri="{28A0092B-C50C-407E-A947-70E740481C1C}">
+                          <a14:useLocalDpi xmlns:a14="http://schemas.microsoft.com/office/drawing/2010/main" val="0"/>
+                        </a:ext>
+                      </a:extLst>
+                    </a:blip>
+                    <a:stretch>
+                      <a:fillRect/>
+                    </a:stretch>
+                  </pic:blipFill>
+                  <pic:spPr>
+                    <a:xfrm>
+                      <a:off x="0" y="0"/>
+                      <a:ext cx="10573352" cy="5286676"/>
+                    </a:xfrm>
+                    <a:prstGeom prst="rect">
+                      <a:avLst/>
+                    </a:prstGeom>
+                  </pic:spPr>
+                </pic:pic>
+              </a:graphicData>
+            </a:graphic>
+            <wp14:sizeRelH relativeFrom="page">
+              <wp14:pctWidth>0</wp14:pctWidth>
+            </wp14:sizeRelH>
+            <wp14:sizeRelV relativeFrom="page">
+              <wp14:pctHeight>0</wp14:pctHeight>
+            </wp14:sizeRelV>
+          </wp:anchor>
+        </w:drawing>
+      </w:r>
+    </w:p>
+    <w:p/>
+    <w:p/>
+    <w:p/>
+    <w:p/>
+    <w:p/>
+    <w:p/>
+    <w:p/>
+    <w:p>
+      <w:r>
+        <w:rPr>
+          <w:noProof/>
+        </w:rPr>
+        <w:drawing>
+          <wp:anchor distT="0" distB="0" distL="114300" distR="114300" simplePos="0" relativeHeight="251659264" behindDoc="1" locked="0" layoutInCell="1" allowOverlap="1" wp14:anchorId="4AC2347B" wp14:editId="2C18F6BC">
+            <wp:simplePos x="0" y="0"/>
+            <wp:positionH relativeFrom="column">
+              <wp:posOffset>1993788</wp:posOffset>
+            </wp:positionH>
+            <wp:positionV relativeFrom="paragraph">
+              <wp:posOffset>238760</wp:posOffset>
+            </wp:positionV>
+            <wp:extent cx="1766806" cy="594111"/>
+            <wp:effectExtent l="0" t="0" r="0" b="0"/>
+            <wp:wrapNone/>
+            <wp:docPr id="22" name="Image 21">
+              <a:extLst xmlns:a="http://schemas.openxmlformats.org/drawingml/2006/main">
+                <a:ext uri="{FF2B5EF4-FFF2-40B4-BE49-F238E27FC236}">
+                  <a16:creationId xmlns:a16="http://schemas.microsoft.com/office/drawing/2014/main" id="{CBBF8332-12CD-9FD5-3BC1-6A11ABF0010A}"/>
+                </a:ext>
+              </a:extLst>
+            </wp:docPr>
+            <wp:cNvGraphicFramePr>
+              <a:graphicFrameLocks xmlns:a="http://schemas.openxmlformats.org/drawingml/2006/main" noChangeAspect="1"/>
+            </wp:cNvGraphicFramePr>
+            <a:graphic xmlns:a="http://schemas.openxmlformats.org/drawingml/2006/main">
+              <a:graphicData uri="http://schemas.openxmlformats.org/drawingml/2006/picture">
+                <pic:pic xmlns:pic="http://schemas.openxmlformats.org/drawingml/2006/picture">
+                  <pic:nvPicPr>
+                    <pic:cNvPr id="22" name="Image 21">
+                      <a:extLst>
+                        <a:ext uri="{FF2B5EF4-FFF2-40B4-BE49-F238E27FC236}">
+                          <a16:creationId xmlns:a16="http://schemas.microsoft.com/office/drawing/2014/main" id="{CBBF8332-12CD-9FD5-3BC1-6A11ABF0010A}"/>
+                        </a:ext>
+                      </a:extLst>
+                    </pic:cNvPr>
+                    <pic:cNvPicPr>
+                      <a:picLocks noChangeAspect="1"/>
+                    </pic:cNvPicPr>
+                  </pic:nvPicPr>
+                  <pic:blipFill>
+                    <a:blip r:embed="rId20" cstate="print">
+                      <a:extLst>
+                        <a:ext uri="{28A0092B-C50C-407E-A947-70E740481C1C}">
+                          <a14:useLocalDpi xmlns:a14="http://schemas.microsoft.com/office/drawing/2010/main" val="0"/>
+                        </a:ext>
+                      </a:extLst>
+                    </a:blip>
+                    <a:stretch>
+                      <a:fillRect/>
+                    </a:stretch>
+                  </pic:blipFill>
+                  <pic:spPr>
+                    <a:xfrm>
+                      <a:off x="0" y="0"/>
+                      <a:ext cx="1766806" cy="594111"/>
+                    </a:xfrm>
+                    <a:prstGeom prst="rect">
+                      <a:avLst/>
+                    </a:prstGeom>
+                  </pic:spPr>
+                </pic:pic>
+              </a:graphicData>
+            </a:graphic>
+            <wp14:sizeRelH relativeFrom="page">
+              <wp14:pctWidth>0</wp14:pctWidth>
+            </wp14:sizeRelH>
+            <wp14:sizeRelV relativeFrom="page">
+              <wp14:pctHeight>0</wp14:pctHeight>
+            </wp14:sizeRelV>
+          </wp:anchor>
+        </w:drawing>
+      </w:r>
+    </w:p>
+    <w:p/>
+    <w:p/>
+    <w:p>
+      <w:r>
+        <w:rPr>
+          <w:noProof/>
+        </w:rPr>
+        <mc:AlternateContent>
+          <mc:Choice Requires="wps">
+            <w:drawing>
+              <wp:anchor distT="0" distB="0" distL="114300" distR="114300" simplePos="0" relativeHeight="251661312" behindDoc="0" locked="0" layoutInCell="1" allowOverlap="1" wp14:anchorId="1B602F24" wp14:editId="56825F45">
+                <wp:simplePos x="0" y="0"/>
+                <wp:positionH relativeFrom="column">
+                  <wp:posOffset>1982470</wp:posOffset>
+                </wp:positionH>
+                <wp:positionV relativeFrom="paragraph">
+                  <wp:posOffset>186335</wp:posOffset>
+                </wp:positionV>
+                <wp:extent cx="1637030" cy="0"/>
+                <wp:effectExtent l="0" t="0" r="13970" b="12700"/>
+                <wp:wrapNone/>
+                <wp:docPr id="12" name="Shape 8">
+                  <a:extLst xmlns:a="http://schemas.openxmlformats.org/drawingml/2006/main">
+                    <a:ext uri="{FF2B5EF4-FFF2-40B4-BE49-F238E27FC236}">
+                      <a16:creationId xmlns:a16="http://schemas.microsoft.com/office/drawing/2014/main" id="{202C3E74-1A2C-EFA9-35F5-8EA4FD48DCCA}"/>
+                    </a:ext>
+                  </a:extLst>
+                </wp:docPr>
+                <wp:cNvGraphicFramePr/>
+                <a:graphic xmlns:a="http://schemas.openxmlformats.org/drawingml/2006/main">
+                  <a:graphicData uri="http://schemas.microsoft.com/office/word/2010/wordprocessingShape">
+                    <wps:wsp>
+                      <wps:cNvCnPr/>
+                      <wps:spPr>
+                        <a:xfrm>
+                          <a:off x="0" y="0"/>
+                          <a:ext cx="1637030" cy="0"/>
+                        </a:xfrm>
+                        <a:prstGeom prst="line">
+                          <a:avLst/>
+                        </a:prstGeom>
+                        <a:noFill/>
+                        <a:ln w="12700">
+                          <a:solidFill>
+                            <a:srgbClr val="A9853F"/>
+                          </a:solidFill>
+                          <a:prstDash val="solid"/>
+                        </a:ln>
+                      </wps:spPr>
+                      <wps:bodyPr/>
+                    </wps:wsp>
+                  </a:graphicData>
+                </a:graphic>
+                <wp14:sizeRelH relativeFrom="margin">
+                  <wp14:pctWidth>0</wp14:pctWidth>
+                </wp14:sizeRelH>
+              </wp:anchor>
+            </w:drawing>
+          </mc:Choice>
+          <mc:Fallback>
+            <w:pict>
+              <v:line w14:anchorId="0C96FB1E" id="Shape 8" o:spid="_x0000_s1026" style="position:absolute;z-index:251661312;visibility:visible;mso-wrap-style:square;mso-width-percent:0;mso-wrap-distance-left:9pt;mso-wrap-distance-top:0;mso-wrap-distance-right:9pt;mso-wrap-distance-bottom:0;mso-position-horizontal:absolute;mso-position-horizontal-relative:text;mso-position-vertical:absolute;mso-position-vertical-relative:text;mso-width-percent:0;mso-width-relative:margin" from="156.1pt,14.65pt" to="285pt,14.65pt" o:gfxdata="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" strokecolor="#a9853f" strokeweight="1pt"/>
+            </w:pict>
+          </mc:Fallback>
+        </mc:AlternateContent>
+      </w:r>
+    </w:p>
+    <w:p>
+      <w:pPr>
+        <w:jc w:val="center"/>
+      </w:pPr>
+    </w:p>
+    <w:p>
+      <w:pPr>
+        <w:jc w:val="center"/>
+        <w:rPr>
+          <w:rFonts w:ascii="Jost Light" w:hAnsi="Jost Light"/>
+          <w:color w:val="FFFFFF" w:themeColor="background1"/>
+          <w:sz w:val="20"/>
+          <w:szCs w:val="20"/>
+        </w:rPr>
+      </w:pPr>
+      <w:r>
+        <w:rPr>
+          <w:rFonts w:ascii="Jost Light" w:hAnsi="Jost Light"/>
+          <w:color w:val="FFFFFF" w:themeColor="background1"/>
+          <w:sz w:val="20"/>
+          <w:szCs w:val="20"/>
+        </w:rPr>
+        <w:t>lafinancierederochechouart.com</w:t>
+      </w:r>
+    </w:p>
+    <w:p>
+      <w:pPr>
+        <w:jc w:val="center"/>
+        <w:rPr>
+          <w:rFonts w:ascii="Jost Light" w:hAnsi="Jost Light"/>
+          <w:color w:val="FFFFFF" w:themeColor="background1"/>
+          <w:sz w:val="20"/>
+          <w:szCs w:val="20"/>
+        </w:rPr>
+      </w:pPr>
+      <w:r>
+        <w:rPr>
+          <w:rFonts w:ascii="Jost Light" w:hAnsi="Jost Light"/>
+          <w:color w:val="FFFFFF" w:themeColor="background1"/>
+          <w:sz w:val="20"/>
+          <w:szCs w:val="20"/>
+        </w:rPr>
+        <w:t>58 rue de Monceau,</w:t>
+      </w:r>
+    </w:p>
+    <w:p>
+      <w:pPr>
+        <w:jc w:val="center"/>
+        <w:rPr>
+          <w:rFonts w:ascii="Jost Light" w:hAnsi="Jost Light"/>
+          <w:color w:val="FFFFFF" w:themeColor="background1"/>
+          <w:sz w:val="20"/>
+          <w:szCs w:val="20"/>
+        </w:rPr>
+      </w:pPr>
+      <w:r>
+        <w:rPr>
+          <w:rFonts w:ascii="Jost Light" w:hAnsi="Jost Light"/>
+          <w:color w:val="FFFFFF" w:themeColor="background1"/>
+          <w:sz w:val="20"/>
+          <w:szCs w:val="20"/>
+        </w:rPr>
+        <w:t>75008 Paris</w:t>
+      </w:r>
+    </w:p>
+    <w:p>
+      <w:pPr>
+        <w:rPr>
+          <w:rFonts w:ascii="Jost Light" w:hAnsi="Jost Light"/>
+          <w:sz w:val="20"/>
+          <w:szCs w:val="20"/>
+        </w:rPr>
+      </w:pPr>
+    </w:p>
+    <w:p>
+      <w:pPr>
+        <w:rPr>
+          <w:rFonts w:ascii="Jost Light" w:hAnsi="Jost Light"/>
+          <w:sz w:val="20"/>
+          <w:szCs w:val="20"/>
+        </w:rPr>
+      </w:pPr>
+    </w:p>
+    <w:p>
+      <w:pPr>
+        <w:rPr>
+          <w:rFonts w:ascii="Jost Light" w:hAnsi="Jost Light"/>
+          <w:sz w:val="20"/>
+          <w:szCs w:val="20"/>
+        </w:rPr>
+      </w:pPr>
+    </w:p>
+    <w:p>
+      <w:pPr>
+        <w:rPr>
+          <w:rFonts w:ascii="Jost Light" w:hAnsi="Jost Light"/>
+          <w:sz w:val="20"/>
+          <w:szCs w:val="20"/>
+        </w:rPr>
+      </w:pPr>
+    </w:p>
+    <w:p>
+      <w:pPr>
+        <w:jc w:val="center"/>
+        <w:rPr>
+          <w:rFonts w:ascii="Jost Light" w:hAnsi="Jost Light"/>
+          <w:sz w:val="20"/>
+          <w:szCs w:val="20"/>
+        </w:rPr>
+      </w:pPr>
+    </w:p>
+    <w:p>
+      <w:pPr>
+        <w:rPr>
+          <w:rFonts w:ascii="Jost Light" w:hAnsi="Jost Light"/>
+          <w:sz w:val="20"/>
+          <w:szCs w:val="20"/>
+        </w:rPr>
+      </w:pPr>
+    </w:p>
+    <w:p>
+      <w:pPr>
+        <w:rPr>
+          <w:rFonts w:ascii="Jost Light" w:hAnsi="Jost Light"/>
+          <w:sz w:val="20"/>
+          <w:szCs w:val="20"/>
+        </w:rPr>
+      </w:pPr>
+    </w:p>
+    <w:p>
+      <w:pPr>
+        <w:rPr>
+          <w:rFonts w:ascii="Jost Light" w:hAnsi="Jost Light"/>
+          <w:sz w:val="20"/>
+          <w:szCs w:val="20"/>
+        </w:rPr>
+      </w:pPr>
+    </w:p>
+    <w:p>
+      <w:pPr>
+        <w:rPr>
+          <w:rFonts w:ascii="Jost Light" w:hAnsi="Jost Light"/>
+          <w:color w:val="000000" w:themeColor="text1"/>
+          <w:sz w:val="20"/>
+          <w:szCs w:val="20"/>
+        </w:rPr>
+      </w:pPr>
+    </w:p>
+    <w:p>
+      <w:pPr>
+        <w:rPr>
+          <w:rFonts w:ascii="Jost Light" w:hAnsi="Jost Light"/>
+          <w:color w:val="000000" w:themeColor="text1"/>
+          <w:sz w:val="20"/>
+          <w:szCs w:val="20"/>
+        </w:rPr>
+      </w:pPr>
+    </w:p>
+    <w:p>
+      <w:pPr>
+        <w:rPr>
+          <w:rFonts w:ascii="Jost Light" w:hAnsi="Jost Light"/>
+          <w:color w:val="000000" w:themeColor="text1"/>
+          <w:sz w:val="20"/>
+          <w:szCs w:val="20"/>
+        </w:rPr>
+      </w:pPr>
+    </w:p>
+    <w:p>
+      <w:pPr>
+        <w:tabs>
+          <w:tab w:val="left" w:pos="2758"/>
+        </w:tabs>
+        <w:jc w:val="center"/>
+        <w:rPr>
+          <w:rFonts w:ascii="Jost" w:hAnsi="Jost" w:cs="Cormorant Garamond"/>
+          <w:color w:val="FDF9F2"/>
+        </w:rPr>
+      </w:pPr>
+      <w:r>
+        <w:rPr>
+          <w:rFonts w:ascii="Jost" w:hAnsi="Jost" w:cs="Cormorant Garamond"/>
+          <w:color w:val="FDF9F2"/>
+        </w:rPr>
+        <w:t>Gestion Privée – Family Office – Placement de trésorerie</w:t>
+      </w:r>
+    </w:p>
     <w:sectPr>
-      <w:headerReference w:type="even" r:id="rId10"/>
-      <w:headerReference w:type="default" r:id="rId11"/>
-      <w:footerReference w:type="even" r:id="rId12"/>
-      <w:footerReference w:type="default" r:id="rId13"/>
-      <w:headerReference w:type="first" r:id="rId14"/>
-      <w:footerReference w:type="first" r:id="rId15"/>
+      <w:headerReference w:type="default" r:id="rId22"/>
+      <w:footerReference w:type="default" r:id="rId23"/>
       <w:pgSz w:w="11906" w:h="16838"/>
       <w:pgMar w:top="1417" w:right="1417" w:bottom="1417" w:left="1417" w:header="708" w:footer="708" w:gutter="0"/>
-      <w:pgNumType w:start="1"/>
-      <w:cols w:space="720"/>
+      <w:cols w:space="708"/>
+      <w:docGrid w:linePitch="360"/>
     </w:sectPr>
   </w:body>
 </w:document>
@@ -20178,6 +21281,16 @@
 </w:ftr>
 </file>
 
+<file path=word/footerBlank.xml><?xml version="1.0" encoding="utf-8"?>
+<w:ftr xmlns:w="http://schemas.openxmlformats.org/wordprocessingml/2006/main">
+  <w:p>
+    <w:pPr>
+      <w:pStyle w:val="Pieddepage"/>
+    </w:pPr>
+  </w:p>
+</w:ftr>
+</file>
+
 <file path=word/footnotes.xml><?xml version="1.0" encoding="utf-8"?>
 <w:footnotes xmlns:wpc="http://schemas.microsoft.com/office/word/2010/wordprocessingCanvas" xmlns:cx="http://schemas.microsoft.com/office/drawing/2014/chartex" xmlns:cx1="http://schemas.microsoft.com/office/drawing/2015/9/8/chartex" xmlns:cx2="http://schemas.microsoft.com/office/drawing/2015/10/21/chartex" xmlns:cx3="http://schemas.microsoft.com/office/drawing/2016/5/9/chartex" xmlns:cx4="http://schemas.microsoft.com/office/drawing/2016/5/10/chartex" xmlns:cx5="http://schemas.microsoft.com/office/drawing/2016/5/11/chartex" xmlns:cx6="http://schemas.microsoft.com/office/drawing/2016/5/12/chartex" xmlns:cx7="http://schemas.microsoft.com/office/drawing/2016/5/13/chartex" xmlns:cx8="http://schemas.microsoft.com/office/drawing/2016/5/14/chartex" xmlns:mc="http://schemas.openxmlformats.org/markup-compatibility/2006" xmlns:m="http://schemas.openxmlformats.org/officeDocument/2006/math" xmlns:aink="http://schemas.microsoft.com/office/drawing/2016/ink" xmlns:am3d="http://schemas.microsoft.com/office/drawing/2017/model3d" xmlns:oel="http://schemas.microsoft.com/office/2019/extlst" xmlns:r="http://schemas.openxmlformats.org/officeDocument/2006/relationships" xmlns:wp14="http://schemas.microsoft.com/office/word/2010/wordprocessingDrawing" xmlns:wp="http://schemas.openxmlformats.org/drawingml/2006/wordprocessingDrawing" xmlns:wpg="http://schemas.microsoft.com/office/word/2010/wordprocessingGroup" xmlns:wpi="http://schemas.microsoft.com/office/word/2010/wordprocessingInk" xmlns:wps="http://schemas.microsoft.com/office/word/2010/wordprocessingShape" xmlns:o="urn:schemas-microsoft-com:office:office" xmlns:v="urn:schemas-microsoft-com:vml" xmlns:w10="urn:schemas-microsoft-com:office:word" xmlns:w="http://schemas.openxmlformats.org/wordprocessingml/2006/main" xmlns:w14="http://schemas.microsoft.com/office/word/2010/wordml" xmlns:w15="http://schemas.microsoft.com/office/word/2012/wordml" xmlns:w16cex="http://schemas.microsoft.com/office/word/2018/wordml/cex" xmlns:w16cid="http://schemas.microsoft.com/office/word/2016/wordml/cid" xmlns:w16="http://schemas.microsoft.com/office/word/2018/wordml" xmlns:w16sdtdh="http://schemas.microsoft.com/office/word/2020/wordml/sdtdatahash" xmlns:w16sdtfl="http://schemas.microsoft.com/office/word/2024/wordml/sdtformatlock" xmlns:w16se="http://schemas.microsoft.com/office/word/2015/wordml/symex" xmlns:w16du="http://schemas.microsoft.com/office/word/2023/wordml/word16du" xmlns:wne="http://schemas.microsoft.com/office/word/2006/wordml" mc:Ignorable="w14 w15 w16se w16cid w16 w16cex w16sdtdh w16sdtfl w16du wp14">
   <w:footnote w:type="separator" w:id="-1">
@@ -20281,6 +21394,16 @@
 
 <file path=word/header3.xml><?xml version="1.0" encoding="utf-8"?>
 <w:hdr xmlns:wpc="http://schemas.microsoft.com/office/word/2010/wordprocessingCanvas" xmlns:cx="http://schemas.microsoft.com/office/drawing/2014/chartex" xmlns:cx1="http://schemas.microsoft.com/office/drawing/2015/9/8/chartex" xmlns:cx2="http://schemas.microsoft.com/office/drawing/2015/10/21/chartex" xmlns:cx3="http://schemas.microsoft.com/office/drawing/2016/5/9/chartex" xmlns:cx4="http://schemas.microsoft.com/office/drawing/2016/5/10/chartex" xmlns:cx5="http://schemas.microsoft.com/office/drawing/2016/5/11/chartex" xmlns:cx6="http://schemas.microsoft.com/office/drawing/2016/5/12/chartex" xmlns:cx7="http://schemas.microsoft.com/office/drawing/2016/5/13/chartex" xmlns:cx8="http://schemas.microsoft.com/office/drawing/2016/5/14/chartex" xmlns:mc="http://schemas.openxmlformats.org/markup-compatibility/2006" xmlns:m="http://schemas.openxmlformats.org/officeDocument/2006/math" xmlns:aink="http://schemas.microsoft.com/office/drawing/2016/ink" xmlns:am3d="http://schemas.microsoft.com/office/drawing/2017/model3d" xmlns:oel="http://schemas.microsoft.com/office/2019/extlst" xmlns:r="http://schemas.openxmlformats.org/officeDocument/2006/relationships" xmlns:wp14="http://schemas.microsoft.com/office/word/2010/wordprocessingDrawing" xmlns:wp="http://schemas.openxmlformats.org/drawingml/2006/wordprocessingDrawing" xmlns:wpg="http://schemas.microsoft.com/office/word/2010/wordprocessingGroup" xmlns:wpi="http://schemas.microsoft.com/office/word/2010/wordprocessingInk" xmlns:wps="http://schemas.microsoft.com/office/word/2010/wordprocessingShape" xmlns:o="urn:schemas-microsoft-com:office:office" xmlns:v="urn:schemas-microsoft-com:vml" xmlns:w10="urn:schemas-microsoft-com:office:word" xmlns:w="http://schemas.openxmlformats.org/wordprocessingml/2006/main" xmlns:w14="http://schemas.microsoft.com/office/word/2010/wordml" xmlns:w15="http://schemas.microsoft.com/office/word/2012/wordml" xmlns:w16cex="http://schemas.microsoft.com/office/word/2018/wordml/cex" xmlns:w16cid="http://schemas.microsoft.com/office/word/2016/wordml/cid" xmlns:w16="http://schemas.microsoft.com/office/word/2018/wordml" xmlns:w16sdtdh="http://schemas.microsoft.com/office/word/2020/wordml/sdtdatahash" xmlns:w16sdtfl="http://schemas.microsoft.com/office/word/2024/wordml/sdtformatlock" xmlns:w16se="http://schemas.microsoft.com/office/word/2015/wordml/symex" xmlns:w16du="http://schemas.microsoft.com/office/word/2023/wordml/word16du" xmlns:wne="http://schemas.microsoft.com/office/word/2006/wordml" mc:Ignorable="w14 w15 w16se w16cid w16 w16cex w16sdtdh w16sdtfl w16du wp14">
+  <w:p>
+    <w:pPr>
+      <w:pStyle w:val="En-tte"/>
+    </w:pPr>
+  </w:p>
+</w:hdr>
+</file>
+
+<file path=word/headerBlank.xml><?xml version="1.0" encoding="utf-8"?>
+<w:hdr xmlns:w="http://schemas.openxmlformats.org/wordprocessingml/2006/main">
   <w:p>
     <w:pPr>
       <w:pStyle w:val="En-tte"/>
